--- a/downloads/student/ai-5-week-29.docx
+++ b/downloads/student/ai-5-week-29.docx
@@ -1182,6 +1182,16 @@
       </w:r>
     </w:p>
     <w:p>
+      <w:r>
+        <w:t>Read the labelled picture: What is C’s positive-class probability and chosen-label confidence? Point to the relevant step in the picture, then write the changed result and the rule or evidence that supports it.</w:t>
+      </w:r>
+    </w:p>
+    <w:p>
+      <w:r>
+        <w:t>Change one thing: Raise the acceptance cutoff to 0.85. Predict the result before checking the explanation. What remains the same?</w:t>
+      </w:r>
+    </w:p>
+    <w:p>
       <w:pPr>
         <w:pStyle w:val="Heading1"/>
       </w:pPr>
@@ -2321,6 +2331,187 @@
         <w:t>Attempt the independent case before hints. Record whether you worked alone, used a hint or followed a model. After feedback, fix the first unsupported step and explain why it changed. A later check uses a changed case, not a copied answer.</w:t>
       </w:r>
     </w:p>
+    <w:p>
+      <w:pPr>
+        <w:pStyle w:val="Heading1"/>
+      </w:pPr>
+      <w:r>
+        <w:t>15. Your lesson route</w:t>
+      </w:r>
+    </w:p>
+    <w:p>
+      <w:r>
+        <w:t>Start with this question: Keep positive-class probability separate from confidence in the chosen label.</w:t>
+      </w:r>
+    </w:p>
+    <w:tbl>
+      <w:tblPr>
+        <w:tblStyle w:val="LightShading-Accent1"/>
+        <w:tblW w:type="auto" w:w="0"/>
+        <w:tblLook w:firstColumn="1" w:firstRow="1" w:lastColumn="0" w:lastRow="0" w:noHBand="0" w:noVBand="1" w:val="04A0"/>
+      </w:tblPr>
+      <w:tblGrid>
+        <w:gridCol w:w="5112"/>
+        <w:gridCol w:w="5112"/>
+      </w:tblGrid>
+      <w:tr>
+        <w:trPr>
+          <w:tblHeader/>
+        </w:trPr>
+        <w:tc>
+          <w:tcPr>
+            <w:tcW w:type="dxa" w:w="5112"/>
+          </w:tcPr>
+          <w:p>
+            <w:r>
+              <w:t>By the end, I can</w:t>
+            </w:r>
+          </w:p>
+        </w:tc>
+        <w:tc>
+          <w:tcPr>
+            <w:tcW w:type="dxa" w:w="5112"/>
+          </w:tcPr>
+          <w:p>
+            <w:r>
+              <w:t>How I will show it</w:t>
+            </w:r>
+          </w:p>
+        </w:tc>
+      </w:tr>
+      <w:tr>
+        <w:tc>
+          <w:tcPr>
+            <w:tcW w:type="dxa" w:w="5112"/>
+          </w:tcPr>
+          <w:p>
+            <w:r>
+              <w:t>Distinguish a predicted class, confidence score and observed correctness</w:t>
+            </w:r>
+          </w:p>
+        </w:tc>
+        <w:tc>
+          <w:tcPr>
+            <w:tcW w:type="dxa" w:w="5112"/>
+          </w:tcPr>
+          <w:p>
+            <w:r>
+              <w:t>Explain the deciding step, show a trace or test, and state one limit.</w:t>
+            </w:r>
+          </w:p>
+        </w:tc>
+      </w:tr>
+      <w:tr>
+        <w:tc>
+          <w:tcPr>
+            <w:tcW w:type="dxa" w:w="5112"/>
+          </w:tcPr>
+          <w:p>
+            <w:r>
+              <w:t>Calculate accuracy and coverage for a review policy</w:t>
+            </w:r>
+          </w:p>
+        </w:tc>
+        <w:tc>
+          <w:tcPr>
+            <w:tcW w:type="dxa" w:w="5112"/>
+          </w:tcPr>
+          <w:p>
+            <w:r>
+              <w:t>Explain the deciding step, show a trace or test, and state one limit.</w:t>
+            </w:r>
+          </w:p>
+        </w:tc>
+      </w:tr>
+      <w:tr>
+        <w:tc>
+          <w:tcPr>
+            <w:tcW w:type="dxa" w:w="5112"/>
+          </w:tcPr>
+          <w:p>
+            <w:r>
+              <w:t>Investigate failure patterns without claiming an untested cause</w:t>
+            </w:r>
+          </w:p>
+        </w:tc>
+        <w:tc>
+          <w:tcPr>
+            <w:tcW w:type="dxa" w:w="5112"/>
+          </w:tcPr>
+          <w:p>
+            <w:r>
+              <w:t>Explain the deciding step, show a trace or test, and state one limit.</w:t>
+            </w:r>
+          </w:p>
+        </w:tc>
+      </w:tr>
+    </w:tbl>
+    <w:p>
+      <w:r>
+        <w:t>Remember → watch and explain → try with help → investigate → try independently → keep project evidence. Your teacher may spread this lesson across several classes.</w:t>
+      </w:r>
+    </w:p>
+    <w:p>
+      <w:r>
+        <w:t>Keep your first prediction. Compare it with what the evidence shows and explain any change.</w:t>
+      </w:r>
+    </w:p>
+    <w:p>
+      <w:pPr>
+        <w:pStyle w:val="Heading1"/>
+      </w:pPr>
+      <w:r>
+        <w:t>16. Finish and return</w:t>
+      </w:r>
+    </w:p>
+    <w:p>
+      <w:r>
+        <w:t>Close your notes. Explain this goal in your own words: Distinguish a predicted class, confidence score and observed correctness</w:t>
+      </w:r>
+    </w:p>
+    <w:p>
+      <w:pPr>
+        <w:pStyle w:val="Heading3"/>
+      </w:pPr>
+      <w:r>
+        <w:t>My deciding step, evidence and one remaining question</w:t>
+      </w:r>
+    </w:p>
+    <w:p>
+      <w:r>
+        <w:t>________________________________________________________________</w:t>
+      </w:r>
+    </w:p>
+    <w:p>
+      <w:r>
+        <w:t>________________________________________________________________</w:t>
+      </w:r>
+    </w:p>
+    <w:p>
+      <w:r>
+        <w:t>________________________________________________________________</w:t>
+      </w:r>
+    </w:p>
+    <w:p>
+      <w:r>
+        <w:t>________________________________________________________________</w:t>
+      </w:r>
+    </w:p>
+    <w:p>
+      <w:r>
+        <w:t>________________________________________________________________</w:t>
+      </w:r>
+    </w:p>
+    <w:p>
+      <w:r>
+        <w:t>If you are unsure, return to the worked picture and explain one arrow. If you are ready, change an input or assumption and justify your prediction.</w:t>
+      </w:r>
+    </w:p>
+    <w:p>
+      <w:r>
+        <w:t>Save your workbook evidence. At the next review, try a different case before opening your old answer.</w:t>
+      </w:r>
+    </w:p>
     <w:sectPr>
       <w:pgSz w:w="12240" w:h="15840"/>
       <w:pgMar w:top="936" w:right="1008" w:bottom="936" w:left="1008" w:header="720" w:footer="720" w:gutter="0"/>

--- a/downloads/student/ai-5-week-29.docx
+++ b/downloads/student/ai-5-week-29.docx
@@ -2512,6 +2512,215 @@
         <w:t>Save your workbook evidence. At the next review, try a different case before opening your old answer.</w:t>
       </w:r>
     </w:p>
+    <w:p>
+      <w:pPr>
+        <w:pStyle w:val="Heading1"/>
+      </w:pPr>
+      <w:r>
+        <w:t>17. Supported practice, repair and portfolio</w:t>
+      </w:r>
+    </w:p>
+    <w:p>
+      <w:r>
+        <w:t>Use this supported practice once, in the browser or on paper. Keep the reserved independent assessment for a separate first attempt before teacher feedback.</w:t>
+      </w:r>
+    </w:p>
+    <w:p>
+      <w:r>
+        <w:t>Keep positive-class probability separate from confidence in the chosen label.</w:t>
+      </w:r>
+    </w:p>
+    <w:p>
+      <w:pPr>
+        <w:pStyle w:val="Heading3"/>
+      </w:pPr>
+      <w:r>
+        <w:t>Practice 1: explain the deciding evidence</w:t>
+      </w:r>
+    </w:p>
+    <w:p>
+      <w:r>
+        <w:t>Which labelled step matches this detail? Accept confidence&gt;=0.8: A and C; accuracy 1/2 and coverage 2/3.</w:t>
+      </w:r>
+    </w:p>
+    <w:p>
+      <w:r>
+        <w:t>1. Selected-label confidence</w:t>
+      </w:r>
+    </w:p>
+    <w:p>
+      <w:r>
+        <w:t>2. Selective review</w:t>
+      </w:r>
+    </w:p>
+    <w:p>
+      <w:r>
+        <w:t>3. Predictions</w:t>
+      </w:r>
+    </w:p>
+    <w:p>
+      <w:pPr>
+        <w:pStyle w:val="Heading3"/>
+      </w:pPr>
+      <w:r>
+        <w:t>My selected conclusion, deciding fact and explanation</w:t>
+      </w:r>
+    </w:p>
+    <w:p>
+      <w:r>
+        <w:t>________________________________________________________________</w:t>
+      </w:r>
+    </w:p>
+    <w:p>
+      <w:r>
+        <w:t>________________________________________________________________</w:t>
+      </w:r>
+    </w:p>
+    <w:p>
+      <w:r>
+        <w:t>________________________________________________________________</w:t>
+      </w:r>
+    </w:p>
+    <w:p>
+      <w:r>
+        <w:t>________________________________________________________________</w:t>
+      </w:r>
+    </w:p>
+    <w:p>
+      <w:r>
+        <w:t>________________________________________________________________</w:t>
+      </w:r>
+    </w:p>
+    <w:p>
+      <w:r>
+        <w:t>Hint if needed: Read the steps in the pictorial case. Match the supplied detail to the stage that performs or records it.</w:t>
+      </w:r>
+    </w:p>
+    <w:p>
+      <w:r>
+        <w:t>After your attempt, compare with the supported explanation: Selective review Accept confidence&gt;=0.8: A and C; accuracy 1/2 and coverage 2/3. Positive-class probability and confidence in the chosen label differ when the predicted class is zero. For C, a class-one probability of 0.2 gives class-zero confidence 0.8 under this toy rule. Selective accuracy counts only accepted cases; coverage counts how many were accepted. A stricter cutoff can retain a confidently wrong case and lower accuracy on this supplied set.</w:t>
+      </w:r>
+    </w:p>
+    <w:p>
+      <w:pPr>
+        <w:pStyle w:val="Heading3"/>
+      </w:pPr>
+      <w:r>
+        <w:t>Practice 2: explain the deciding evidence</w:t>
+      </w:r>
+    </w:p>
+    <w:p>
+      <w:r>
+        <w:t>Changed-case practice: Raise the acceptance cutoff to 0.85. Which conclusion is supported by the supplied facts?</w:t>
+      </w:r>
+    </w:p>
+    <w:p>
+      <w:r>
+        <w:t>1. This one example guarantees correct results for every future input.</w:t>
+      </w:r>
+    </w:p>
+    <w:p>
+      <w:r>
+        <w:t>2. We can decide the result without examining the changed input or the procedure.</w:t>
+      </w:r>
+    </w:p>
+    <w:p>
+      <w:r>
+        <w:t>3. Only A is accepted: accuracy 0/1, coverage 1/3.</w:t>
+      </w:r>
+    </w:p>
+    <w:p>
+      <w:pPr>
+        <w:pStyle w:val="Heading3"/>
+      </w:pPr>
+      <w:r>
+        <w:t>My selected conclusion, deciding fact and explanation</w:t>
+      </w:r>
+    </w:p>
+    <w:p>
+      <w:r>
+        <w:t>________________________________________________________________</w:t>
+      </w:r>
+    </w:p>
+    <w:p>
+      <w:r>
+        <w:t>________________________________________________________________</w:t>
+      </w:r>
+    </w:p>
+    <w:p>
+      <w:r>
+        <w:t>________________________________________________________________</w:t>
+      </w:r>
+    </w:p>
+    <w:p>
+      <w:r>
+        <w:t>________________________________________________________________</w:t>
+      </w:r>
+    </w:p>
+    <w:p>
+      <w:r>
+        <w:t>________________________________________________________________</w:t>
+      </w:r>
+    </w:p>
+    <w:p>
+      <w:r>
+        <w:t>Hint if needed: Use the changed condition and the deciding step in the pictorial trace. The answer must say what follows from those facts.</w:t>
+      </w:r>
+    </w:p>
+    <w:p>
+      <w:r>
+        <w:t>After your attempt, compare with the supported explanation: Only A is accepted: accuracy 0/1, coverage 1/3. The most confident supplied case is wrong; a stricter cutoff is not guaranteed to improve this set’s accuracy.</w:t>
+      </w:r>
+    </w:p>
+    <w:p>
+      <w:pPr>
+        <w:pStyle w:val="Heading3"/>
+      </w:pPr>
+      <w:r>
+        <w:t>Repair a missing building block</w:t>
+      </w:r>
+    </w:p>
+    <w:p>
+      <w:r>
+        <w:t>Review Transfer learning (ai-5/28). Goal: Trace a reused feature extractor and a newly fitted output head. Short practice: Which part was trained for the new task? Point to the relevant step in the picture, then write the changed result and the rule or evidence that supports it.. Return to this week and explain what you changed.</w:t>
+      </w:r>
+    </w:p>
+    <w:p>
+      <w:r>
+        <w:t>Review Embeddings and neighbourhoods (ai-5/26). Goal: Look up a vector using a token ID and preserve sequence shape. Short practice: What would justify claiming nearby vectors mean related topics? Point to the relevant step in the picture, then write the changed result and the rule or evidence that supports it.. Return to this week and explain what you changed.</w:t>
+      </w:r>
+    </w:p>
+    <w:p>
+      <w:r>
+        <w:t>Review Training a small image model (ai-5/23). Goal: Trace a complete image model with fixed features and one trained weight. Short practice: Does lower training loss alone establish that four updates generalise better? Point to the relevant step in the picture, then write the changed result and the rule or evidence that supports it.. Return to this week and explain what you changed.</w:t>
+      </w:r>
+    </w:p>
+    <w:p>
+      <w:pPr>
+        <w:pStyle w:val="Heading3"/>
+      </w:pPr>
+      <w:r>
+        <w:t>Predict, run and debug</w:t>
+      </w:r>
+    </w:p>
+    <w:p>
+      <w:r>
+        <w:t>The browser lab lets you edit the supported Python examples already included in this lesson. Predict first, run, inspect the actual output or error, change one input, then run again. Keep code, predictions, actual results and a reasoned revision together. On paper, label your result as a trace rather than an execution.</w:t>
+      </w:r>
+    </w:p>
+    <w:p>
+      <w:pPr>
+        <w:pStyle w:val="Heading3"/>
+      </w:pPr>
+      <w:r>
+        <w:t>Keep your completed work</w:t>
+      </w:r>
+    </w:p>
+    <w:p>
+      <w:r>
+        <w:t>Use Download completed work in the hosted lesson to export your answers, reflections, practice feedback and code-run evidence. Open the HTML copy to read or print it. Drafts stay in this browser when storage is available; clear drafts on a shared device.</w:t>
+      </w:r>
+    </w:p>
     <w:sectPr>
       <w:pgSz w:w="12240" w:h="15840"/>
       <w:pgMar w:top="936" w:right="1008" w:bottom="936" w:left="1008" w:header="720" w:footer="720" w:gutter="0"/>

--- a/downloads/student/ai-5-week-29.docx
+++ b/downloads/student/ai-5-week-29.docx
@@ -42,6 +42,11 @@
       </w:r>
     </w:p>
     <w:p>
+      <w:r>
+        <w:t>Start with the target: Distinguish a predicted class, confidence score and observed correctness. Try the recall before opening notes.</w:t>
+      </w:r>
+    </w:p>
+    <w:p>
       <w:pPr>
         <w:pStyle w:val="Heading3"/>
       </w:pPr>
@@ -50,17 +55,59 @@
       </w:r>
     </w:p>
     <w:p>
-      <w:r>
-        <w:t>I can distinguish a predicted class, confidence score and observed correctness.</w:t>
-      </w:r>
-    </w:p>
-    <w:p>
-      <w:r>
-        <w:t>I can calculate accuracy and coverage for a review policy.</w:t>
-      </w:r>
-    </w:p>
-    <w:p>
-      <w:r>
+      <w:pPr>
+        <w:spacing w:line="336" w:lineRule="auto" w:after="180"/>
+      </w:pPr>
+      <w:r>
+        <w:rPr>
+          <w:b w:val="0"/>
+        </w:rPr>
+        <w:t xml:space="preserve">I can distinguish a predicted class, </w:t>
+      </w:r>
+      <w:r>
+        <w:rPr>
+          <w:b/>
+        </w:rPr>
+        <w:t>confidence score</w:t>
+      </w:r>
+      <w:r>
+        <w:rPr>
+          <w:b w:val="0"/>
+        </w:rPr>
+        <w:t xml:space="preserve"> and observed correctness.</w:t>
+      </w:r>
+    </w:p>
+    <w:p>
+      <w:pPr>
+        <w:spacing w:line="336" w:lineRule="auto" w:after="180"/>
+      </w:pPr>
+      <w:r>
+        <w:rPr>
+          <w:b w:val="0"/>
+        </w:rPr>
+        <w:t xml:space="preserve">I can calculate accuracy and </w:t>
+      </w:r>
+      <w:r>
+        <w:rPr>
+          <w:b/>
+        </w:rPr>
+        <w:t>coverage</w:t>
+      </w:r>
+      <w:r>
+        <w:rPr>
+          <w:b w:val="0"/>
+        </w:rPr>
+        <w:t xml:space="preserve"> for a review policy.</w:t>
+      </w:r>
+    </w:p>
+    <w:p>
+      <w:pPr>
+        <w:spacing w:line="336" w:lineRule="auto" w:after="180"/>
+      </w:pPr>
+      <w:r>
+        <w:rPr>
+          <w:b w:val="0"/>
+        </w:rPr>
         <w:t>I can investigate failure patterns without claiming an untested cause.</w:t>
       </w:r>
     </w:p>
@@ -73,47 +120,149 @@
       </w:r>
     </w:p>
     <w:p>
-      <w:r>
+      <w:pPr>
+        <w:spacing w:line="336" w:lineRule="auto" w:after="180"/>
+      </w:pPr>
+      <w:r>
+        <w:rPr>
+          <w:b w:val="0"/>
+        </w:rPr>
         <w:t>Close your notes first. A rough first answer helps us choose the right starting point; it is not a score for your ability.</w:t>
       </w:r>
     </w:p>
     <w:p>
-      <w:r>
+      <w:pPr>
+        <w:spacing w:line="336" w:lineRule="auto" w:after="180"/>
+      </w:pPr>
+      <w:r>
+        <w:rPr>
+          <w:b w:val="0"/>
+        </w:rPr>
         <w:t>Without opening the old lesson, explain one key idea from Transfer learning. Give an example and a mistake that the idea helps you avoid.</w:t>
       </w:r>
     </w:p>
     <w:p>
-      <w:r>
+      <w:pPr>
+        <w:spacing w:line="336" w:lineRule="auto" w:after="180"/>
+      </w:pPr>
+      <w:r>
+        <w:rPr>
+          <w:b w:val="0"/>
+        </w:rPr>
         <w:t>Without opening the old lesson, explain one key idea from Embeddings and neighbourhoods. Give an example and a mistake that the idea helps you avoid.</w:t>
       </w:r>
     </w:p>
     <w:p>
-      <w:r>
-        <w:t>Without opening the old lesson, explain one key idea from Training a small image model. Give an example and a mistake that the idea helps you avoid.</w:t>
-      </w:r>
-    </w:p>
-    <w:p>
-      <w:r>
-        <w:t>After trying, check the relevant lesson or ask your teacher. Change the part of your explanation that the evidence shows was wrong.</w:t>
-      </w:r>
-    </w:p>
-    <w:p>
-      <w:r>
+      <w:pPr>
+        <w:spacing w:line="336" w:lineRule="auto" w:after="180"/>
+      </w:pPr>
+      <w:r>
+        <w:rPr>
+          <w:b w:val="0"/>
+        </w:rPr>
+        <w:t xml:space="preserve">Without opening the old lesson, explain one key idea from </w:t>
+      </w:r>
+      <w:r>
+        <w:rPr>
+          <w:b/>
+        </w:rPr>
+        <w:t>Training</w:t>
+      </w:r>
+      <w:r>
+        <w:rPr>
+          <w:b w:val="0"/>
+        </w:rPr>
+        <w:t xml:space="preserve"> a small image model. Give an example and a mistake that the idea helps you avoid.</w:t>
+      </w:r>
+    </w:p>
+    <w:p>
+      <w:pPr>
+        <w:spacing w:line="336" w:lineRule="auto" w:after="180"/>
+      </w:pPr>
+      <w:r>
+        <w:rPr>
+          <w:b w:val="0"/>
+        </w:rPr>
+        <w:t xml:space="preserve">After trying, check the relevant lesson or ask your teacher. Change the part of your explanation that the </w:t>
+      </w:r>
+      <w:r>
+        <w:rPr>
+          <w:b/>
+        </w:rPr>
+        <w:t>evidence</w:t>
+      </w:r>
+      <w:r>
+        <w:rPr>
+          <w:b w:val="0"/>
+        </w:rPr>
+        <w:t xml:space="preserve"> shows was wrong.</w:t>
+      </w:r>
+    </w:p>
+    <w:p>
+      <w:pPr>
+        <w:spacing w:line="336" w:lineRule="auto" w:after="180"/>
+      </w:pPr>
+      <w:r>
+        <w:rPr>
+          <w:b w:val="0"/>
+        </w:rPr>
         <w:t>This week you will practise:</w:t>
       </w:r>
     </w:p>
     <w:p>
-      <w:r>
-        <w:t>Distinguish a predicted class, confidence score and observed correctness</w:t>
-      </w:r>
-    </w:p>
-    <w:p>
-      <w:r>
-        <w:t>Calculate accuracy and coverage for a review policy</w:t>
-      </w:r>
-    </w:p>
-    <w:p>
-      <w:r>
+      <w:pPr>
+        <w:spacing w:line="336" w:lineRule="auto" w:after="180"/>
+      </w:pPr>
+      <w:r>
+        <w:rPr>
+          <w:b w:val="0"/>
+        </w:rPr>
+        <w:t xml:space="preserve">Distinguish a predicted class, </w:t>
+      </w:r>
+      <w:r>
+        <w:rPr>
+          <w:b/>
+        </w:rPr>
+        <w:t>confidence score</w:t>
+      </w:r>
+      <w:r>
+        <w:rPr>
+          <w:b w:val="0"/>
+        </w:rPr>
+        <w:t xml:space="preserve"> and observed correctness</w:t>
+      </w:r>
+    </w:p>
+    <w:p>
+      <w:pPr>
+        <w:spacing w:line="336" w:lineRule="auto" w:after="180"/>
+      </w:pPr>
+      <w:r>
+        <w:rPr>
+          <w:b w:val="0"/>
+        </w:rPr>
+        <w:t xml:space="preserve">Calculate accuracy and </w:t>
+      </w:r>
+      <w:r>
+        <w:rPr>
+          <w:b/>
+        </w:rPr>
+        <w:t>coverage</w:t>
+      </w:r>
+      <w:r>
+        <w:rPr>
+          <w:b w:val="0"/>
+        </w:rPr>
+        <w:t xml:space="preserve"> for a review policy</w:t>
+      </w:r>
+    </w:p>
+    <w:p>
+      <w:pPr>
+        <w:spacing w:line="336" w:lineRule="auto" w:after="180"/>
+      </w:pPr>
+      <w:r>
+        <w:rPr>
+          <w:b w:val="0"/>
+        </w:rPr>
         <w:t>Investigate failure patterns without claiming an untested cause</w:t>
       </w:r>
     </w:p>
@@ -126,7 +275,14 @@
       </w:r>
     </w:p>
     <w:p>
-      <w:r>
+      <w:pPr>
+        <w:spacing w:line="336" w:lineRule="auto" w:after="180"/>
+        <w:shd w:fill="F5F1FB"/>
+      </w:pPr>
+      <w:r>
+        <w:rPr>
+          <w:b w:val="0"/>
+        </w:rPr>
         <w:t>Last week a model was correct on two constructed validation examples. Why did that not prove it would work reliably on new examples?</w:t>
       </w:r>
     </w:p>
@@ -162,7 +318,13 @@
       </w:r>
     </w:p>
     <w:p>
-      <w:r>
+      <w:pPr>
+        <w:spacing w:line="336" w:lineRule="auto" w:after="180"/>
+      </w:pPr>
+      <w:r>
+        <w:rPr>
+          <w:b w:val="0"/>
+        </w:rPr>
         <w:t>By the end, I can explain uncertainty and failure analysis using a traced example and a stated limitation.</w:t>
       </w:r>
     </w:p>
@@ -176,7 +338,41 @@
     </w:p>
     <w:p>
       <w:r>
-        <w:t>A model can be confidently wrong. Use these supplied outputs for a fictional image classifier: class 1 means a triangle is present; class 0 means it is absent. The values p1 are probability estimates for class 1, invented for this exercise rather than produced by a trained model. Predict 1 when p1 &gt;= 0.5 and 0 otherwise. The selected-class confidence is max(p1, 1 - p1).</w:t>
+        <w:t>Investigate the supplied Uncertainty and failure analysis case. Separate observations, given facts and assumptions before choosing an explanation.</w:t>
+      </w:r>
+    </w:p>
+    <w:p>
+      <w:pPr>
+        <w:spacing w:line="336" w:lineRule="auto" w:after="180"/>
+      </w:pPr>
+      <w:r>
+        <w:rPr>
+          <w:b w:val="0"/>
+        </w:rPr>
+        <w:t xml:space="preserve">A model can be confidently wrong. Use these supplied </w:t>
+      </w:r>
+      <w:r>
+        <w:rPr>
+          <w:b/>
+        </w:rPr>
+        <w:t>output</w:t>
+      </w:r>
+      <w:r>
+        <w:rPr>
+          <w:b w:val="0"/>
+        </w:rPr>
+        <w:t>s for a fictional image classifier: class 1 means a triangle is present; class 0 means it is absent.</w:t>
+      </w:r>
+    </w:p>
+    <w:p>
+      <w:pPr>
+        <w:spacing w:line="336" w:lineRule="auto" w:after="180"/>
+      </w:pPr>
+      <w:r>
+        <w:rPr>
+          <w:b w:val="0"/>
+        </w:rPr>
+        <w:t>The values p1 are probability estimates for class 1, invented for this exercise rather than produced by a trained model. Predict 1 when p1 &gt;= 0.5 and 0 otherwise. The selected-class confidence is max(p1, 1 - p1).</w:t>
       </w:r>
     </w:p>
     <w:tbl>
@@ -419,13 +615,71 @@
       </w:tr>
     </w:tbl>
     <w:p>
-      <w:r>
-        <w:t>A predicts 1 with confidence 0.95 and is correct. F predicts 0 with confidence 0.90 and is wrong: p1 = 0.10 is not low confidence in the selected class. Reference labels are supplied for this exercise; real investigations must check their quality too.</w:t>
-      </w:r>
-    </w:p>
-    <w:p>
-      <w:r>
-        <w:t>A score alone cannot establish reliability. Calibration asks whether, across many comparable cases, predictions assigned a probability such as 0.90 are correct about 90 percent of the time. One correct or incorrect case cannot answer that question.</w:t>
+      <w:pPr>
+        <w:spacing w:line="336" w:lineRule="auto" w:after="180"/>
+      </w:pPr>
+      <w:r>
+        <w:rPr>
+          <w:b w:val="0"/>
+        </w:rPr>
+        <w:t>A predicts 1 with confidence 0.95 and is correct. F predicts 0 with confidence 0.90 and is wrong: p1 = 0.10 is not low confidence in the selected class.</w:t>
+      </w:r>
+    </w:p>
+    <w:p>
+      <w:pPr>
+        <w:spacing w:line="336" w:lineRule="auto" w:after="180"/>
+      </w:pPr>
+      <w:r>
+        <w:rPr>
+          <w:b w:val="0"/>
+        </w:rPr>
+        <w:t>Reference labels are supplied for this exercise; real investigations must check their quality too.</w:t>
+      </w:r>
+    </w:p>
+    <w:p>
+      <w:pPr>
+        <w:spacing w:line="336" w:lineRule="auto" w:after="180"/>
+      </w:pPr>
+      <w:r>
+        <w:rPr>
+          <w:b w:val="0"/>
+        </w:rPr>
+        <w:t xml:space="preserve">A score alone cannot establish reliability. </w:t>
+      </w:r>
+      <w:r>
+        <w:rPr>
+          <w:b/>
+        </w:rPr>
+        <w:t>Calibration</w:t>
+      </w:r>
+      <w:r>
+        <w:rPr>
+          <w:b w:val="0"/>
+        </w:rPr>
+        <w:t xml:space="preserve"> asks whether, across many comparable cases, </w:t>
+      </w:r>
+      <w:r>
+        <w:rPr>
+          <w:b/>
+        </w:rPr>
+        <w:t>prediction</w:t>
+      </w:r>
+      <w:r>
+        <w:rPr>
+          <w:b w:val="0"/>
+        </w:rPr>
+        <w:t>s assigned a probability such as 0.90 are correct about 90 percent of the time.</w:t>
+      </w:r>
+    </w:p>
+    <w:p>
+      <w:pPr>
+        <w:spacing w:line="336" w:lineRule="auto" w:after="180"/>
+      </w:pPr>
+      <w:r>
+        <w:rPr>
+          <w:b w:val="0"/>
+        </w:rPr>
+        <w:t>One correct or incorrect case cannot answer that question.</w:t>
       </w:r>
     </w:p>
     <w:p>
@@ -461,7 +715,41 @@
     </w:p>
     <w:p>
       <w:r>
-        <w:t>The predictions for A through F are 1, 1, 1, 1, 0, 0. A, C and E are correct, so overall accuracy is 3 / 6 = 50 percent. There are two false positives (B and D), one false negative (F), two true positives and one true negative. Different errors can matter differently; a single accuracy number hides that distinction.</w:t>
+        <w:t>Follow the mechanism for Uncertainty and failure analysis. Connect each labelled input, deciding step and result.</w:t>
+      </w:r>
+    </w:p>
+    <w:p>
+      <w:pPr>
+        <w:spacing w:line="336" w:lineRule="auto" w:after="180"/>
+      </w:pPr>
+      <w:r>
+        <w:rPr>
+          <w:b w:val="0"/>
+        </w:rPr>
+        <w:t xml:space="preserve">The </w:t>
+      </w:r>
+      <w:r>
+        <w:rPr>
+          <w:b/>
+        </w:rPr>
+        <w:t>prediction</w:t>
+      </w:r>
+      <w:r>
+        <w:rPr>
+          <w:b w:val="0"/>
+        </w:rPr>
+        <w:t>s for A through F are 1, 1, 1, 1, 0, 0. A, C and E are correct, so overall accuracy is 3 / 6 = 50 percent.</w:t>
+      </w:r>
+    </w:p>
+    <w:p>
+      <w:pPr>
+        <w:spacing w:line="336" w:lineRule="auto" w:after="180"/>
+      </w:pPr>
+      <w:r>
+        <w:rPr>
+          <w:b w:val="0"/>
+        </w:rPr>
+        <w:t>There are two false positives (B and D), one false negative (F), two true positives and one true negative. Different errors can matter differently; a single accuracy number hides that distinction.</w:t>
       </w:r>
     </w:p>
     <w:p>
@@ -510,8 +798,37 @@
       </w:r>
     </w:p>
     <w:p>
-      <w:r>
-        <w:t>The function returns overall accuracy, coverage and accuracy among accepted cases. It assumes numeric scores and binary labels. None means no cases were accepted, so accepted-case accuracy is undefined, not zero or perfect. Keep counts with proportions and declare the comparison at the boundary.</w:t>
+      <w:pPr>
+        <w:spacing w:line="336" w:lineRule="auto" w:after="180"/>
+      </w:pPr>
+      <w:r>
+        <w:rPr>
+          <w:b w:val="0"/>
+        </w:rPr>
+        <w:t xml:space="preserve">The function returns overall accuracy, </w:t>
+      </w:r>
+      <w:r>
+        <w:rPr>
+          <w:b/>
+        </w:rPr>
+        <w:t>coverage</w:t>
+      </w:r>
+      <w:r>
+        <w:rPr>
+          <w:b w:val="0"/>
+        </w:rPr>
+        <w:t xml:space="preserve"> and accuracy among accepted cases. It assumes numeric scores and binary labels. None means no cases were accepted, so accepted-case accuracy is undefined, not zero or perfect.</w:t>
+      </w:r>
+    </w:p>
+    <w:p>
+      <w:pPr>
+        <w:spacing w:line="336" w:lineRule="auto" w:after="180"/>
+      </w:pPr>
+      <w:r>
+        <w:rPr>
+          <w:b w:val="0"/>
+        </w:rPr>
+        <w:t>Keep counts with proportions and declare the comparison at the boundary.</w:t>
       </w:r>
     </w:p>
     <w:p>
@@ -523,8 +840,26 @@
       </w:r>
     </w:p>
     <w:p>
-      <w:r>
-        <w:t>Point to the input, the deciding step and the result in this week’s visual. Explain the same step in ordinary words. A picture helps when you can say what each part represents.</w:t>
+      <w:pPr>
+        <w:spacing w:line="336" w:lineRule="auto" w:after="180"/>
+      </w:pPr>
+      <w:r>
+        <w:rPr>
+          <w:b w:val="0"/>
+        </w:rPr>
+        <w:t xml:space="preserve">Point to the </w:t>
+      </w:r>
+      <w:r>
+        <w:rPr>
+          <w:b/>
+        </w:rPr>
+        <w:t>input</w:t>
+      </w:r>
+      <w:r>
+        <w:rPr>
+          <w:b w:val="0"/>
+        </w:rPr>
+        <w:t>, the deciding step and the result in this week’s visual. Explain the same step in ordinary words. A picture helps when you can say what each part represents.</w:t>
       </w:r>
     </w:p>
     <w:p>
@@ -536,6 +871,11 @@
       </w:r>
     </w:p>
     <w:p>
+      <w:r>
+        <w:t>Compare the supplied cases for Uncertainty and failure analysis. Identify the detail that changes the conclusion.</w:t>
+      </w:r>
+    </w:p>
+    <w:p>
       <w:pPr>
         <w:pStyle w:val="Heading3"/>
       </w:pPr>
@@ -544,7 +884,14 @@
       </w:r>
     </w:p>
     <w:p>
-      <w:r>
+      <w:pPr>
+        <w:spacing w:line="336" w:lineRule="auto" w:after="180"/>
+        <w:shd w:fill="F5F1FB"/>
+      </w:pPr>
+      <w:r>
+        <w:rPr>
+          <w:b w:val="0"/>
+        </w:rPr>
         <w:t>For all six cases, list false positives and false negatives, count true positives and true negatives, and calculate overall accuracy. Why might a single accuracy hide useful information?</w:t>
       </w:r>
     </w:p>
@@ -590,17 +937,80 @@
       </w:r>
     </w:p>
     <w:p>
-      <w:r>
+      <w:pPr>
+        <w:pStyle w:val="Heading3"/>
+      </w:pPr>
+      <w:r>
+        <w:t>Change one thing</w:t>
+      </w:r>
+    </w:p>
+    <w:p>
+      <w:pPr>
+        <w:spacing w:line="336" w:lineRule="auto" w:after="180"/>
+        <w:shd w:fill="F5F1FB"/>
+      </w:pPr>
+      <w:r>
+        <w:rPr>
+          <w:b w:val="0"/>
+        </w:rPr>
         <w:t>Change: Raise the acceptance cutoff to 0.85.</w:t>
       </w:r>
     </w:p>
     <w:p>
-      <w:r>
-        <w:t>Prediction: Only A is accepted: accuracy 0/1, coverage 1/3.</w:t>
-      </w:r>
-    </w:p>
-    <w:p>
-      <w:r>
+      <w:pPr>
+        <w:pStyle w:val="Heading3"/>
+      </w:pPr>
+      <w:r>
+        <w:t>Predicted result</w:t>
+      </w:r>
+    </w:p>
+    <w:p>
+      <w:pPr>
+        <w:spacing w:line="336" w:lineRule="auto" w:after="180"/>
+        <w:shd w:fill="F1F6FC"/>
+      </w:pPr>
+      <w:r>
+        <w:rPr>
+          <w:b/>
+        </w:rPr>
+        <w:t>Prediction</w:t>
+      </w:r>
+      <w:r>
+        <w:rPr>
+          <w:b w:val="0"/>
+        </w:rPr>
+        <w:t xml:space="preserve">: Only A is accepted: accuracy 0/1, </w:t>
+      </w:r>
+      <w:r>
+        <w:rPr>
+          <w:b/>
+        </w:rPr>
+        <w:t>coverage</w:t>
+      </w:r>
+      <w:r>
+        <w:rPr>
+          <w:b w:val="0"/>
+        </w:rPr>
+        <w:t xml:space="preserve"> 1/3.</w:t>
+      </w:r>
+    </w:p>
+    <w:p>
+      <w:pPr>
+        <w:pStyle w:val="Heading3"/>
+      </w:pPr>
+      <w:r>
+        <w:t>Why the result follows</w:t>
+      </w:r>
+    </w:p>
+    <w:p>
+      <w:pPr>
+        <w:spacing w:line="336" w:lineRule="auto" w:after="180"/>
+        <w:shd w:fill="F1F6FC"/>
+      </w:pPr>
+      <w:r>
+        <w:rPr>
+          <w:b w:val="0"/>
+        </w:rPr>
         <w:t>Reason: The most confident supplied case is wrong; a stricter cutoff is not guaranteed to improve this set’s accuracy.</w:t>
       </w:r>
     </w:p>
@@ -610,6 +1020,11 @@
       </w:pPr>
       <w:r>
         <w:t>05. Words that unlock the idea</w:t>
+      </w:r>
+    </w:p>
+    <w:p>
+      <w:r>
+        <w:t>Use the vocabulary of Uncertainty and failure analysis to explain a concrete decision, rather than only memorising definitions.</w:t>
       </w:r>
     </w:p>
     <w:tbl>
@@ -768,6 +1183,11 @@
       </w:r>
     </w:p>
     <w:p>
+      <w:r>
+        <w:t>Follow the worked trace for Uncertainty and failure analysis, predict a step, then compare with its explanation.</w:t>
+      </w:r>
+    </w:p>
+    <w:p>
       <w:pPr>
         <w:pStyle w:val="Heading3"/>
       </w:pPr>
@@ -892,15 +1312,54 @@
       </w:r>
     </w:p>
     <w:p>
-      <w:r>
-        <w:t>Deferred cases are not automatically repaired. A review workflow needs an assigned reviewer, suitable evidence, a decision record and an outcome check. Report review workload and the final system’s results separately; we have no reviewer outcomes here. Do not erase deferred cases from the report or count them as correct.</w:t>
-      </w:r>
-    </w:p>
-    <w:p>
       <w:pPr>
         <w:pStyle w:val="Heading3"/>
       </w:pPr>
       <w:r>
+        <w:t>Worked explanation · Uncertainty and failure analysis</w:t>
+      </w:r>
+    </w:p>
+    <w:p>
+      <w:pPr>
+        <w:spacing w:line="336" w:lineRule="auto" w:after="180"/>
+        <w:shd w:fill="F1F6FC"/>
+      </w:pPr>
+      <w:r>
+        <w:rPr>
+          <w:b w:val="0"/>
+        </w:rPr>
+        <w:t xml:space="preserve">Deferred cases are not automatically repaired. A review workflow needs an assigned reviewer, suitable </w:t>
+      </w:r>
+      <w:r>
+        <w:rPr>
+          <w:b/>
+        </w:rPr>
+        <w:t>evidence</w:t>
+      </w:r>
+      <w:r>
+        <w:rPr>
+          <w:b w:val="0"/>
+        </w:rPr>
+        <w:t>, a decision record and an outcome check.</w:t>
+      </w:r>
+    </w:p>
+    <w:p>
+      <w:pPr>
+        <w:spacing w:line="336" w:lineRule="auto" w:after="180"/>
+        <w:shd w:fill="F1F6FC"/>
+      </w:pPr>
+      <w:r>
+        <w:rPr>
+          <w:b w:val="0"/>
+        </w:rPr>
+        <w:t>Report review workload and the final system’s results separately; we have no reviewer outcomes here. Do not erase deferred cases from the report or count them as correct.</w:t>
+      </w:r>
+    </w:p>
+    <w:p>
+      <w:pPr>
+        <w:pStyle w:val="Heading3"/>
+      </w:pPr>
+      <w:r>
         <w:t>Raise the cutoff to 0.95 for the same six cases. Which cases are accepted, what are coverage and accepted-case accuracy, and why does that result not guarantee perfect future predictions?</w:t>
       </w:r>
     </w:p>
@@ -933,7 +1392,13 @@
       </w:r>
     </w:p>
     <w:p>
-      <w:r>
+      <w:pPr>
+        <w:spacing w:line="336" w:lineRule="auto" w:after="180"/>
+      </w:pPr>
+      <w:r>
+        <w:rPr>
+          <w:b w:val="0"/>
+        </w:rPr>
         <w:t>Cover the result before checking it. Say what is given, choose the procedure, and follow one step at a time. Then uncover the result and explain your first mismatch. Ask why a step is allowed, not only what number it produces.</w:t>
       </w:r>
     </w:p>
@@ -946,7 +1411,13 @@
       </w:r>
     </w:p>
     <w:p>
-      <w:r>
+      <w:pPr>
+        <w:spacing w:line="336" w:lineRule="auto" w:after="180"/>
+      </w:pPr>
+      <w:r>
+        <w:rPr>
+          <w:b w:val="0"/>
+        </w:rPr>
         <w:t>Keep positive-class probability separate from confidence in the chosen label.</w:t>
       </w:r>
     </w:p>
@@ -959,13 +1430,55 @@
       </w:r>
     </w:p>
     <w:p>
-      <w:r>
+      <w:pPr>
+        <w:pStyle w:val="Heading3"/>
+      </w:pPr>
+      <w:r>
+        <w:t>Supplied facts</w:t>
+      </w:r>
+    </w:p>
+    <w:p>
+      <w:pPr>
+        <w:spacing w:line="336" w:lineRule="auto" w:after="180"/>
+        <w:shd w:fill="F1F6FC"/>
+      </w:pPr>
+      <w:r>
+        <w:rPr>
+          <w:b w:val="0"/>
+        </w:rPr>
         <w:t>Supplied p(class 1): A: 0.9 reference 0; B: 0.6 reference 1; C: 0.2 reference 0. Predict class 1 at p&gt;=0.5; confidence=max(p, 1-p).</w:t>
       </w:r>
     </w:p>
     <w:p>
-      <w:r>
-        <w:t>All inputs and outcomes in this worked example are invented classroom data; no real model run is claimed.</w:t>
+      <w:pPr>
+        <w:pStyle w:val="Heading3"/>
+      </w:pPr>
+      <w:r>
+        <w:t>Supplied facts</w:t>
+      </w:r>
+    </w:p>
+    <w:p>
+      <w:pPr>
+        <w:spacing w:line="336" w:lineRule="auto" w:after="180"/>
+        <w:shd w:fill="F1F6FC"/>
+      </w:pPr>
+      <w:r>
+        <w:rPr>
+          <w:b w:val="0"/>
+        </w:rPr>
+        <w:t xml:space="preserve">All </w:t>
+      </w:r>
+      <w:r>
+        <w:rPr>
+          <w:b/>
+        </w:rPr>
+        <w:t>input</w:t>
+      </w:r>
+      <w:r>
+        <w:rPr>
+          <w:b w:val="0"/>
+        </w:rPr>
+        <w:t>s and outcomes in this worked example are invented classroom data; no real model run is claimed.</w:t>
       </w:r>
     </w:p>
     <w:p>
@@ -1164,30 +1677,138 @@
       </w:r>
     </w:p>
     <w:p>
-      <w:r>
-        <w:t>Positive-class probability and confidence in the chosen label differ when the predicted class is zero. For C, a class-one probability of 0.2 gives class-zero confidence 0.8 under this toy rule. Selective accuracy counts only accepted cases; coverage counts how many were accepted. A stricter cutoff can retain a confidently wrong case and lower accuracy on this supplied set.</w:t>
-      </w:r>
-    </w:p>
-    <w:p>
       <w:pPr>
         <w:pStyle w:val="Heading3"/>
       </w:pPr>
       <w:r>
+        <w:t>Why the result follows</w:t>
+      </w:r>
+    </w:p>
+    <w:p>
+      <w:pPr>
+        <w:spacing w:line="336" w:lineRule="auto" w:after="180"/>
+        <w:shd w:fill="F1F6FC"/>
+      </w:pPr>
+      <w:r>
+        <w:rPr>
+          <w:b w:val="0"/>
+        </w:rPr>
+        <w:t>Positive-class probability and confidence in the chosen label differ when the predicted class is zero. For C, a class-one probability of 0.2 gives class-zero confidence 0.8 under this toy rule.</w:t>
+      </w:r>
+    </w:p>
+    <w:p>
+      <w:pPr>
+        <w:spacing w:line="336" w:lineRule="auto" w:after="180"/>
+        <w:shd w:fill="F1F6FC"/>
+      </w:pPr>
+      <w:r>
+        <w:rPr>
+          <w:b w:val="0"/>
+        </w:rPr>
+        <w:t xml:space="preserve">Selective accuracy counts only accepted cases; </w:t>
+      </w:r>
+      <w:r>
+        <w:rPr>
+          <w:b/>
+        </w:rPr>
+        <w:t>coverage</w:t>
+      </w:r>
+      <w:r>
+        <w:rPr>
+          <w:b w:val="0"/>
+        </w:rPr>
+        <w:t xml:space="preserve"> counts how many were accepted. A stricter cutoff can retain a confidently wrong case and lower accuracy on this supplied set.</w:t>
+      </w:r>
+    </w:p>
+    <w:p>
+      <w:pPr>
+        <w:pStyle w:val="Heading3"/>
+      </w:pPr>
+      <w:r>
         <w:t>What this example does not establish</w:t>
       </w:r>
     </w:p>
     <w:p>
-      <w:r>
-        <w:t>Supplied scores are not proven calibrated. Review policies need representative held-out evidence and clear handling of rejected cases.</w:t>
-      </w:r>
-    </w:p>
-    <w:p>
-      <w:r>
-        <w:t>Read the labelled picture: What is C’s positive-class probability and chosen-label confidence? Point to the relevant step in the picture, then write the changed result and the rule or evidence that supports it.</w:t>
-      </w:r>
-    </w:p>
-    <w:p>
-      <w:r>
+      <w:pPr>
+        <w:pStyle w:val="Heading3"/>
+      </w:pPr>
+      <w:r>
+        <w:t>Keep the stated limit</w:t>
+      </w:r>
+    </w:p>
+    <w:p>
+      <w:pPr>
+        <w:spacing w:line="336" w:lineRule="auto" w:after="180"/>
+        <w:shd w:fill="FFF5E6"/>
+      </w:pPr>
+      <w:r>
+        <w:rPr>
+          <w:b w:val="0"/>
+        </w:rPr>
+        <w:t xml:space="preserve">Supplied scores are not proven calibrated. Review policies need representative held-out </w:t>
+      </w:r>
+      <w:r>
+        <w:rPr>
+          <w:b/>
+        </w:rPr>
+        <w:t>evidence</w:t>
+      </w:r>
+      <w:r>
+        <w:rPr>
+          <w:b w:val="0"/>
+        </w:rPr>
+        <w:t xml:space="preserve"> and clear handling of rejected cases.</w:t>
+      </w:r>
+    </w:p>
+    <w:p>
+      <w:pPr>
+        <w:pStyle w:val="Heading3"/>
+      </w:pPr>
+      <w:r>
+        <w:t>Keep the stated limit</w:t>
+      </w:r>
+    </w:p>
+    <w:p>
+      <w:pPr>
+        <w:spacing w:line="336" w:lineRule="auto" w:after="180"/>
+        <w:shd w:fill="FFF5E6"/>
+      </w:pPr>
+      <w:r>
+        <w:rPr>
+          <w:b w:val="0"/>
+        </w:rPr>
+        <w:t xml:space="preserve">Read the labelled picture: What is C’s positive-class probability and chosen-label confidence? Point to the relevant step in the picture, then write the changed result and the rule or </w:t>
+      </w:r>
+      <w:r>
+        <w:rPr>
+          <w:b/>
+        </w:rPr>
+        <w:t>evidence</w:t>
+      </w:r>
+      <w:r>
+        <w:rPr>
+          <w:b w:val="0"/>
+        </w:rPr>
+        <w:t xml:space="preserve"> that supports it.</w:t>
+      </w:r>
+    </w:p>
+    <w:p>
+      <w:pPr>
+        <w:pStyle w:val="Heading3"/>
+      </w:pPr>
+      <w:r>
+        <w:t>Keep the stated limit</w:t>
+      </w:r>
+    </w:p>
+    <w:p>
+      <w:pPr>
+        <w:spacing w:line="336" w:lineRule="auto" w:after="180"/>
+        <w:shd w:fill="FFF5E6"/>
+      </w:pPr>
+      <w:r>
+        <w:rPr>
+          <w:b w:val="0"/>
+        </w:rPr>
         <w:t>Change one thing: Raise the acceptance cutoff to 0.85. Predict the result before checking the explanation. What remains the same?</w:t>
       </w:r>
     </w:p>
@@ -1201,17 +1822,7 @@
     </w:p>
     <w:p>
       <w:r>
-        <w:t>All three clear images are correct; all three blurred images are wrong in this constructed set. Blur is a candidate explanation, not an established cause: other differences, reference-label errors or preprocessing bugs could be involved. Record case ID, input conditions, model and preprocessing version, score, prediction and checked reference label.</w:t>
-      </w:r>
-    </w:p>
-    <w:p>
-      <w:r>
-        <w:t>First inspect B, D and F and check input order, resizing and label quality. Then plan new examples that vary blur while keeping the underlying image and label fixed. Keep related versions of the same source image in one data split; compare both versions within the reserved group. Do not repair cases and report scores on those same cases as independent evidence.</w:t>
-      </w:r>
-    </w:p>
-    <w:p>
-      <w:r>
-        <w:t>Uncertainty can arise from ambiguous inputs, limited training evidence or unfamiliar conditions. A single confidence score does not identify the cause and may stay high on unfamiliar inputs. Collect evidence before selecting a remedy.</w:t>
+        <w:t>Find the unsupported step in the Uncertainty and failure analysis claim and explain a repair using the supplied evidence.</w:t>
       </w:r>
     </w:p>
     <w:p>
@@ -1219,12 +1830,285 @@
         <w:pStyle w:val="Heading3"/>
       </w:pPr>
       <w:r>
+        <w:t>Check the claim against the facts</w:t>
+      </w:r>
+    </w:p>
+    <w:p>
+      <w:pPr>
+        <w:spacing w:line="336" w:lineRule="auto" w:after="180"/>
+        <w:shd w:fill="FFF5E6"/>
+      </w:pPr>
+      <w:r>
+        <w:rPr>
+          <w:b w:val="0"/>
+        </w:rPr>
+        <w:t>All three clear images are correct; all three blurred images are wrong in this constructed set.</w:t>
+      </w:r>
+    </w:p>
+    <w:p>
+      <w:pPr>
+        <w:spacing w:line="336" w:lineRule="auto" w:after="180"/>
+        <w:shd w:fill="FFF5E6"/>
+      </w:pPr>
+      <w:r>
+        <w:rPr>
+          <w:b w:val="0"/>
+        </w:rPr>
+        <w:t>Blur is a candidate explanation, not an established cause: other differences, reference-label errors or pre</w:t>
+      </w:r>
+      <w:r>
+        <w:rPr>
+          <w:b/>
+        </w:rPr>
+        <w:t>process</w:t>
+      </w:r>
+      <w:r>
+        <w:rPr>
+          <w:b w:val="0"/>
+        </w:rPr>
+        <w:t>ing bugs could be involved.</w:t>
+      </w:r>
+    </w:p>
+    <w:p>
+      <w:pPr>
+        <w:spacing w:line="336" w:lineRule="auto" w:after="180"/>
+        <w:shd w:fill="FFF5E6"/>
+      </w:pPr>
+      <w:r>
+        <w:rPr>
+          <w:b w:val="0"/>
+        </w:rPr>
+        <w:t xml:space="preserve">Record case ID, </w:t>
+      </w:r>
+      <w:r>
+        <w:rPr>
+          <w:b/>
+        </w:rPr>
+        <w:t>input</w:t>
+      </w:r>
+      <w:r>
+        <w:rPr>
+          <w:b w:val="0"/>
+        </w:rPr>
+        <w:t xml:space="preserve"> conditions, model and pre</w:t>
+      </w:r>
+      <w:r>
+        <w:rPr>
+          <w:b/>
+        </w:rPr>
+        <w:t>process</w:t>
+      </w:r>
+      <w:r>
+        <w:rPr>
+          <w:b w:val="0"/>
+        </w:rPr>
+        <w:t xml:space="preserve">ing version, score, </w:t>
+      </w:r>
+      <w:r>
+        <w:rPr>
+          <w:b/>
+        </w:rPr>
+        <w:t>prediction</w:t>
+      </w:r>
+      <w:r>
+        <w:rPr>
+          <w:b w:val="0"/>
+        </w:rPr>
+        <w:t xml:space="preserve"> and checked reference label.</w:t>
+      </w:r>
+    </w:p>
+    <w:p>
+      <w:pPr>
+        <w:pStyle w:val="Heading3"/>
+      </w:pPr>
+      <w:r>
+        <w:t>Check the claim against the facts</w:t>
+      </w:r>
+    </w:p>
+    <w:p>
+      <w:pPr>
+        <w:spacing w:line="336" w:lineRule="auto" w:after="180"/>
+        <w:shd w:fill="FFF5E6"/>
+      </w:pPr>
+      <w:r>
+        <w:rPr>
+          <w:b w:val="0"/>
+        </w:rPr>
+        <w:t xml:space="preserve">First inspect B, D and F and check </w:t>
+      </w:r>
+      <w:r>
+        <w:rPr>
+          <w:b/>
+        </w:rPr>
+        <w:t>input</w:t>
+      </w:r>
+      <w:r>
+        <w:rPr>
+          <w:b w:val="0"/>
+        </w:rPr>
+        <w:t xml:space="preserve"> order, resizing and label quality. Then plan new examples that vary blur while keeping the underlying image and label fixed.</w:t>
+      </w:r>
+    </w:p>
+    <w:p>
+      <w:pPr>
+        <w:spacing w:line="336" w:lineRule="auto" w:after="180"/>
+        <w:shd w:fill="FFF5E6"/>
+      </w:pPr>
+      <w:r>
+        <w:rPr>
+          <w:b w:val="0"/>
+        </w:rPr>
+        <w:t xml:space="preserve">Keep related versions of the same source image in one data split; compare both versions within the reserved group. Do not repair cases and report scores on those same cases as independent </w:t>
+      </w:r>
+      <w:r>
+        <w:rPr>
+          <w:b/>
+        </w:rPr>
+        <w:t>evidence</w:t>
+      </w:r>
+      <w:r>
+        <w:rPr>
+          <w:b w:val="0"/>
+        </w:rPr>
+        <w:t>.</w:t>
+      </w:r>
+    </w:p>
+    <w:p>
+      <w:pPr>
+        <w:spacing w:line="336" w:lineRule="auto" w:after="180"/>
+      </w:pPr>
+      <w:r>
+        <w:rPr>
+          <w:b w:val="0"/>
+        </w:rPr>
+        <w:t xml:space="preserve">Uncertainty can arise from ambiguous </w:t>
+      </w:r>
+      <w:r>
+        <w:rPr>
+          <w:b/>
+        </w:rPr>
+        <w:t>input</w:t>
+      </w:r>
+      <w:r>
+        <w:rPr>
+          <w:b w:val="0"/>
+        </w:rPr>
+        <w:t xml:space="preserve">s, limited </w:t>
+      </w:r>
+      <w:r>
+        <w:rPr>
+          <w:b/>
+        </w:rPr>
+        <w:t>training</w:t>
+      </w:r>
+      <w:r>
+        <w:rPr>
+          <w:b w:val="0"/>
+        </w:rPr>
+        <w:t xml:space="preserve"> </w:t>
+      </w:r>
+      <w:r>
+        <w:rPr>
+          <w:b/>
+        </w:rPr>
+        <w:t>evidence</w:t>
+      </w:r>
+      <w:r>
+        <w:rPr>
+          <w:b w:val="0"/>
+        </w:rPr>
+        <w:t xml:space="preserve"> or unfamiliar conditions. A single </w:t>
+      </w:r>
+      <w:r>
+        <w:rPr>
+          <w:b/>
+        </w:rPr>
+        <w:t>confidence score</w:t>
+      </w:r>
+      <w:r>
+        <w:rPr>
+          <w:b w:val="0"/>
+        </w:rPr>
+        <w:t xml:space="preserve"> does not identify the cause and may stay high on unfamiliar </w:t>
+      </w:r>
+      <w:r>
+        <w:rPr>
+          <w:b/>
+        </w:rPr>
+        <w:t>input</w:t>
+      </w:r>
+      <w:r>
+        <w:rPr>
+          <w:b w:val="0"/>
+        </w:rPr>
+        <w:t>s.</w:t>
+      </w:r>
+    </w:p>
+    <w:p>
+      <w:pPr>
+        <w:spacing w:line="336" w:lineRule="auto" w:after="180"/>
+      </w:pPr>
+      <w:r>
+        <w:rPr>
+          <w:b w:val="0"/>
+        </w:rPr>
+        <w:t xml:space="preserve">Collect </w:t>
+      </w:r>
+      <w:r>
+        <w:rPr>
+          <w:b/>
+        </w:rPr>
+        <w:t>evidence</w:t>
+      </w:r>
+      <w:r>
+        <w:rPr>
+          <w:b w:val="0"/>
+        </w:rPr>
+        <w:t xml:space="preserve"> before selecting a remedy.</w:t>
+      </w:r>
+    </w:p>
+    <w:p>
+      <w:pPr>
+        <w:pStyle w:val="Heading3"/>
+      </w:pPr>
+      <w:r>
         <w:t>Locate the earliest unsupported step</w:t>
       </w:r>
     </w:p>
     <w:p>
-      <w:r>
-        <w:t>At cutoff 0.80, list accepted and deferred cases, coverage and accepted-case accuracy. Can you calculate final accuracy after human review from the supplied data? What does the report function return for accepted-case accuracy at cutoff 0.99?</w:t>
+      <w:pPr>
+        <w:spacing w:line="336" w:lineRule="auto" w:after="180"/>
+        <w:shd w:fill="F5F1FB"/>
+      </w:pPr>
+      <w:r>
+        <w:rPr>
+          <w:b w:val="0"/>
+        </w:rPr>
+        <w:t xml:space="preserve">At cutoff 0.80, list accepted and deferred cases, </w:t>
+      </w:r>
+      <w:r>
+        <w:rPr>
+          <w:b/>
+        </w:rPr>
+        <w:t>coverage</w:t>
+      </w:r>
+      <w:r>
+        <w:rPr>
+          <w:b w:val="0"/>
+        </w:rPr>
+        <w:t xml:space="preserve"> and accepted-case accuracy. Can you calculate final accuracy after human review from the supplied data?</w:t>
+      </w:r>
+    </w:p>
+    <w:p>
+      <w:pPr>
+        <w:spacing w:line="336" w:lineRule="auto" w:after="180"/>
+        <w:shd w:fill="F5F1FB"/>
+      </w:pPr>
+      <w:r>
+        <w:rPr>
+          <w:b w:val="0"/>
+        </w:rPr>
+        <w:t>What does the report function return for accepted-case accuracy at cutoff 0.99?</w:t>
       </w:r>
     </w:p>
     <w:p>
@@ -1275,6 +2159,17 @@
     </w:p>
     <w:p>
       <w:r>
+        <w:t>Practise Uncertainty and failure analysis with support, then explain the deciding step in your own words.</w:t>
+      </w:r>
+    </w:p>
+    <w:p>
+      <w:pPr>
+        <w:spacing w:line="336" w:lineRule="auto" w:after="180"/>
+      </w:pPr>
+      <w:r>
+        <w:rPr>
+          <w:b w:val="0"/>
+        </w:rPr>
         <w:t>For B, E and F, give the predicted class, selected-class confidence and correctness. Explain why p1 = 0.10 does not mean F has low confidence in its predicted class.</w:t>
       </w:r>
     </w:p>
@@ -1343,8 +2238,26 @@
       </w:r>
     </w:p>
     <w:p>
-      <w:r>
-        <w:t>Use workbook W2 for the connected example “Uncertainty and failure analysis”. First fill the input and rule boxes. Try the middle steps before asking for a hint. After a hint, try the next step yourself.</w:t>
+      <w:pPr>
+        <w:spacing w:line="336" w:lineRule="auto" w:after="180"/>
+      </w:pPr>
+      <w:r>
+        <w:rPr>
+          <w:b w:val="0"/>
+        </w:rPr>
+        <w:t xml:space="preserve">Use workbook W2 for the connected example “Uncertainty and failure analysis”. First fill the </w:t>
+      </w:r>
+      <w:r>
+        <w:rPr>
+          <w:b/>
+        </w:rPr>
+        <w:t>input</w:t>
+      </w:r>
+      <w:r>
+        <w:rPr>
+          <w:b w:val="0"/>
+        </w:rPr>
+        <w:t xml:space="preserve"> and rule boxes. Try the middle steps before asking for a hint. After a hint, try the next step yourself.</w:t>
       </w:r>
     </w:p>
     <w:tbl>
@@ -1427,7 +2340,13 @@
       </w:tr>
     </w:tbl>
     <w:p>
-      <w:r>
+      <w:pPr>
+        <w:spacing w:line="336" w:lineRule="auto" w:after="180"/>
+      </w:pPr>
+      <w:r>
+        <w:rPr>
+          <w:b w:val="0"/>
+        </w:rPr>
         <w:t>Explain your trace to a partner. Your partner points to one step to check. Swap roles on the next case. Each person writes their own explanation.</w:t>
       </w:r>
     </w:p>
@@ -1440,12 +2359,35 @@
       </w:r>
     </w:p>
     <w:p>
-      <w:r>
-        <w:t>Use the worked case for Uncertainty and failure analysis. Proposed explanation: “A low p1 always means low confidence”. Decide whether this explanation is supported. Point to the step or supplied fact that decides; explain your repair if needed.</w:t>
-      </w:r>
-    </w:p>
-    <w:p>
-      <w:r>
+      <w:pPr>
+        <w:spacing w:line="336" w:lineRule="auto" w:after="180"/>
+      </w:pPr>
+      <w:r>
+        <w:rPr>
+          <w:b w:val="0"/>
+        </w:rPr>
+        <w:t>Use the worked case for Uncertainty and failure analysis. Proposed explanation: “A low p1 always means low confidence”. Decide whether this explanation is supported.</w:t>
+      </w:r>
+    </w:p>
+    <w:p>
+      <w:pPr>
+        <w:spacing w:line="336" w:lineRule="auto" w:after="180"/>
+      </w:pPr>
+      <w:r>
+        <w:rPr>
+          <w:b w:val="0"/>
+        </w:rPr>
+        <w:t>Point to the step or supplied fact that decides; explain your repair if needed.</w:t>
+      </w:r>
+    </w:p>
+    <w:p>
+      <w:pPr>
+        <w:spacing w:line="336" w:lineRule="auto" w:after="180"/>
+      </w:pPr>
+      <w:r>
+        <w:rPr>
+          <w:b w:val="0"/>
+        </w:rPr>
         <w:t>Answer on your own before discussion. If you are unsure, say which step you need help with.</w:t>
       </w:r>
     </w:p>
@@ -1458,8 +2400,26 @@
       </w:r>
     </w:p>
     <w:p>
-      <w:r>
-        <w:t>What is C’s positive-class probability and chosen-label confidence? Point to the relevant step in the picture, then write the changed result and the rule or evidence that supports it.</w:t>
+      <w:pPr>
+        <w:spacing w:line="336" w:lineRule="auto" w:after="180"/>
+      </w:pPr>
+      <w:r>
+        <w:rPr>
+          <w:b w:val="0"/>
+        </w:rPr>
+        <w:t xml:space="preserve">What is C’s positive-class probability and chosen-label confidence? Point to the relevant step in the picture, then write the changed result and the rule or </w:t>
+      </w:r>
+      <w:r>
+        <w:rPr>
+          <w:b/>
+        </w:rPr>
+        <w:t>evidence</w:t>
+      </w:r>
+      <w:r>
+        <w:rPr>
+          <w:b w:val="0"/>
+        </w:rPr>
+        <w:t xml:space="preserve"> that supports it.</w:t>
       </w:r>
     </w:p>
     <w:p>
@@ -1491,7 +2451,13 @@
       </w:r>
     </w:p>
     <w:p>
-      <w:r>
+      <w:pPr>
+        <w:spacing w:line="336" w:lineRule="auto" w:after="180"/>
+      </w:pPr>
+      <w:r>
+        <w:rPr>
+          <w:b w:val="0"/>
+        </w:rPr>
         <w:t>This is supported practice. Keep the separately named independent case for an attempt before feedback.</w:t>
       </w:r>
     </w:p>
@@ -1504,6 +2470,11 @@
       </w:r>
     </w:p>
     <w:p>
+      <w:r>
+        <w:t>Investigate Uncertainty and failure analysis. Record the prediction, actual observation or labelled paper trace, explanation and next test separately.</w:t>
+      </w:r>
+    </w:p>
+    <w:p>
       <w:pPr>
         <w:pStyle w:val="Heading3"/>
       </w:pPr>
@@ -1512,7 +2483,14 @@
       </w:r>
     </w:p>
     <w:p>
-      <w:r>
+      <w:pPr>
+        <w:spacing w:line="336" w:lineRule="auto" w:after="180"/>
+        <w:shd w:fill="F5F1FB"/>
+      </w:pPr>
+      <w:r>
+        <w:rPr>
+          <w:b w:val="0"/>
+        </w:rPr>
         <w:t>For all six cases, list false positives and false negatives, count true positives and true negatives, and calculate overall accuracy. Why might a single accuracy hide useful information?</w:t>
       </w:r>
     </w:p>
@@ -1698,7 +2676,13 @@
       </w:tr>
     </w:tbl>
     <w:p>
-      <w:r>
+      <w:pPr>
+        <w:spacing w:line="336" w:lineRule="auto" w:after="180"/>
+      </w:pPr>
+      <w:r>
+        <w:rPr>
+          <w:b w:val="0"/>
+        </w:rPr>
         <w:t>On paper, trace the supplied procedure. If code is provided, predict before running it in a local practice file. Never write an expected answer as though it were an observed run.</w:t>
       </w:r>
     </w:p>
@@ -1711,7 +2695,13 @@
       </w:r>
     </w:p>
     <w:p>
-      <w:r>
+      <w:pPr>
+        <w:spacing w:line="336" w:lineRule="auto" w:after="180"/>
+      </w:pPr>
+      <w:r>
+        <w:rPr>
+          <w:b w:val="0"/>
+        </w:rPr>
         <w:t>Before trying: what do I expect, and why? While trying: which step could first go wrong? Afterwards: what did I actually observe, and what should change? Keep “not run” if you only traced the procedure.</w:t>
       </w:r>
     </w:p>
@@ -1724,6 +2714,11 @@
       </w:r>
     </w:p>
     <w:p>
+      <w:r>
+        <w:t>Move from recall to tracing, diagnosis and transfer in Uncertainty and failure analysis. Explain why each step is justified.</w:t>
+      </w:r>
+    </w:p>
+    <w:p>
       <w:pPr>
         <w:pStyle w:val="Heading3"/>
       </w:pPr>
@@ -1732,18 +2727,84 @@
       </w:r>
     </w:p>
     <w:p>
-      <w:r>
+      <w:pPr>
+        <w:spacing w:line="336" w:lineRule="auto" w:after="180"/>
+      </w:pPr>
+      <w:r>
+        <w:rPr>
+          <w:b w:val="0"/>
+        </w:rPr>
         <w:t>For B, E and F, give the predicted class, selected-class confidence and correctness. Explain why p1 = 0.10 does not mean F has low confidence in its predicted class.</w:t>
       </w:r>
     </w:p>
     <w:p>
-      <w:r>
-        <w:t>At cutoff 0.80, list accepted and deferred cases, coverage and accepted-case accuracy. Can you calculate final accuracy after human review from the supplied data? What does the report function return for accepted-case accuracy at cutoff 0.99?</w:t>
-      </w:r>
-    </w:p>
-    <w:p>
-      <w:r>
-        <w:t>All three blurred cases are wrong. A team claims blur caused the errors and plans to put clear images in training and their blurred copies in final evaluation. Identify the unsupported claim and the split problem; propose a better investigation.</w:t>
+      <w:pPr>
+        <w:spacing w:line="336" w:lineRule="auto" w:after="180"/>
+        <w:shd w:fill="F5F1FB"/>
+      </w:pPr>
+      <w:r>
+        <w:rPr>
+          <w:b w:val="0"/>
+        </w:rPr>
+        <w:t xml:space="preserve">At cutoff 0.80, list accepted and deferred cases, </w:t>
+      </w:r>
+      <w:r>
+        <w:rPr>
+          <w:b/>
+        </w:rPr>
+        <w:t>coverage</w:t>
+      </w:r>
+      <w:r>
+        <w:rPr>
+          <w:b w:val="0"/>
+        </w:rPr>
+        <w:t xml:space="preserve"> and accepted-case accuracy. Can you calculate final accuracy after human review from the supplied data?</w:t>
+      </w:r>
+    </w:p>
+    <w:p>
+      <w:pPr>
+        <w:spacing w:line="336" w:lineRule="auto" w:after="180"/>
+        <w:shd w:fill="F5F1FB"/>
+      </w:pPr>
+      <w:r>
+        <w:rPr>
+          <w:b w:val="0"/>
+        </w:rPr>
+        <w:t>What does the report function return for accepted-case accuracy at cutoff 0.99?</w:t>
+      </w:r>
+    </w:p>
+    <w:p>
+      <w:pPr>
+        <w:spacing w:line="336" w:lineRule="auto" w:after="180"/>
+      </w:pPr>
+      <w:r>
+        <w:rPr>
+          <w:b w:val="0"/>
+        </w:rPr>
+        <w:t xml:space="preserve">All three blurred cases are wrong. A team claims blur caused the errors and plans to put clear images in </w:t>
+      </w:r>
+      <w:r>
+        <w:rPr>
+          <w:b/>
+        </w:rPr>
+        <w:t>training</w:t>
+      </w:r>
+      <w:r>
+        <w:rPr>
+          <w:b w:val="0"/>
+        </w:rPr>
+        <w:t xml:space="preserve"> and their blurred copies in final evaluation.</w:t>
+      </w:r>
+    </w:p>
+    <w:p>
+      <w:pPr>
+        <w:spacing w:line="336" w:lineRule="auto" w:after="180"/>
+      </w:pPr>
+      <w:r>
+        <w:rPr>
+          <w:b w:val="0"/>
+        </w:rPr>
+        <w:t>Identify the unsupported claim and the split problem; propose a better investigation.</w:t>
       </w:r>
     </w:p>
     <w:p>
@@ -1789,7 +2850,77 @@
     </w:p>
     <w:p>
       <w:r>
-        <w:t>Add a labelled uncertainty and failure analysis evidence sheet to Image-pattern Network Investigation. Show how you can distinguish a predicted class, confidence score and observed correctness. Use the supplied fictional case and keep its inputs, intermediate steps, calculation or prediction, and limitation. Connect this record to last week’s record; a matching answer without a trace is insufficient.</w:t>
+        <w:t>Apply this week’s idea to Image-pattern Network Investigation. Keep an annotated decision and the evidence supporting it.</w:t>
+      </w:r>
+    </w:p>
+    <w:p>
+      <w:pPr>
+        <w:spacing w:line="336" w:lineRule="auto" w:after="180"/>
+      </w:pPr>
+      <w:r>
+        <w:rPr>
+          <w:b w:val="0"/>
+        </w:rPr>
+        <w:t xml:space="preserve">Add a labelled uncertainty and failure analysis </w:t>
+      </w:r>
+      <w:r>
+        <w:rPr>
+          <w:b/>
+        </w:rPr>
+        <w:t>evidence</w:t>
+      </w:r>
+      <w:r>
+        <w:rPr>
+          <w:b w:val="0"/>
+        </w:rPr>
+        <w:t xml:space="preserve"> sheet to Image-pattern Network Investigation. Show how you can distinguish a predicted class, </w:t>
+      </w:r>
+      <w:r>
+        <w:rPr>
+          <w:b/>
+        </w:rPr>
+        <w:t>confidence score</w:t>
+      </w:r>
+      <w:r>
+        <w:rPr>
+          <w:b w:val="0"/>
+        </w:rPr>
+        <w:t xml:space="preserve"> and observed correctness.</w:t>
+      </w:r>
+    </w:p>
+    <w:p>
+      <w:pPr>
+        <w:spacing w:line="336" w:lineRule="auto" w:after="180"/>
+      </w:pPr>
+      <w:r>
+        <w:rPr>
+          <w:b w:val="0"/>
+        </w:rPr>
+        <w:t xml:space="preserve">Use the supplied fictional case and keep its </w:t>
+      </w:r>
+      <w:r>
+        <w:rPr>
+          <w:b/>
+        </w:rPr>
+        <w:t>input</w:t>
+      </w:r>
+      <w:r>
+        <w:rPr>
+          <w:b w:val="0"/>
+        </w:rPr>
+        <w:t xml:space="preserve">s, intermediate steps, calculation or </w:t>
+      </w:r>
+      <w:r>
+        <w:rPr>
+          <w:b/>
+        </w:rPr>
+        <w:t>prediction</w:t>
+      </w:r>
+      <w:r>
+        <w:rPr>
+          <w:b w:val="0"/>
+        </w:rPr>
+        <w:t>, and limitation. Connect this record to last week’s record; a matching answer without a trace is insufficient.</w:t>
       </w:r>
     </w:p>
     <w:tbl>
@@ -1917,8 +3048,37 @@
       </w:r>
     </w:p>
     <w:p>
-      <w:r>
-        <w:t>For your Image-pattern Network Investigation, save the input, procedure, observed result and limitation of this check. Label this worked example as practice; use a different, previously unreviewed case when checking independent understanding.</w:t>
+      <w:pPr>
+        <w:spacing w:line="336" w:lineRule="auto" w:after="180"/>
+      </w:pPr>
+      <w:r>
+        <w:rPr>
+          <w:b w:val="0"/>
+        </w:rPr>
+        <w:t xml:space="preserve">For your Image-pattern Network Investigation, save the </w:t>
+      </w:r>
+      <w:r>
+        <w:rPr>
+          <w:b/>
+        </w:rPr>
+        <w:t>input</w:t>
+      </w:r>
+      <w:r>
+        <w:rPr>
+          <w:b w:val="0"/>
+        </w:rPr>
+        <w:t>, procedure, observed result and limitation of this check.</w:t>
+      </w:r>
+    </w:p>
+    <w:p>
+      <w:pPr>
+        <w:spacing w:line="336" w:lineRule="auto" w:after="180"/>
+      </w:pPr>
+      <w:r>
+        <w:rPr>
+          <w:b w:val="0"/>
+        </w:rPr>
+        <w:t>Label this worked example as practice; use a different, previously unreviewed case when checking independent understanding.</w:t>
       </w:r>
     </w:p>
     <w:p>
@@ -1931,7 +3091,65 @@
     </w:p>
     <w:p>
       <w:r>
-        <w:t>Choose review thresholds and model changes using training and validation evidence, before final evaluation. Report total cases, overall errors, accepted errors, coverage, deferred workload and subgroup results. For tiny groups, give counts and avoid strong claims about future rates. Higher cutoffs do not guarantee higher observed accuracy or safe decisions.</w:t>
+        <w:t>Use a genuinely new case for independent evidence. Previously discussed examples remain practice; use the separately named independent case before feedback.</w:t>
+      </w:r>
+    </w:p>
+    <w:p>
+      <w:pPr>
+        <w:spacing w:line="336" w:lineRule="auto" w:after="180"/>
+      </w:pPr>
+      <w:r>
+        <w:rPr>
+          <w:b w:val="0"/>
+        </w:rPr>
+        <w:t xml:space="preserve">Choose review thresholds and model changes using </w:t>
+      </w:r>
+      <w:r>
+        <w:rPr>
+          <w:b/>
+        </w:rPr>
+        <w:t>training</w:t>
+      </w:r>
+      <w:r>
+        <w:rPr>
+          <w:b w:val="0"/>
+        </w:rPr>
+        <w:t xml:space="preserve"> and validation </w:t>
+      </w:r>
+      <w:r>
+        <w:rPr>
+          <w:b/>
+        </w:rPr>
+        <w:t>evidence</w:t>
+      </w:r>
+      <w:r>
+        <w:rPr>
+          <w:b w:val="0"/>
+        </w:rPr>
+        <w:t xml:space="preserve">, before final evaluation. Report total cases, overall errors, accepted errors, </w:t>
+      </w:r>
+      <w:r>
+        <w:rPr>
+          <w:b/>
+        </w:rPr>
+        <w:t>coverage</w:t>
+      </w:r>
+      <w:r>
+        <w:rPr>
+          <w:b w:val="0"/>
+        </w:rPr>
+        <w:t>, deferred workload and subgroup results.</w:t>
+      </w:r>
+    </w:p>
+    <w:p>
+      <w:pPr>
+        <w:spacing w:line="336" w:lineRule="auto" w:after="180"/>
+      </w:pPr>
+      <w:r>
+        <w:rPr>
+          <w:b w:val="0"/>
+        </w:rPr>
+        <w:t>For tiny groups, give counts and avoid strong claims about future rates. Higher cutoffs do not guarantee higher observed accuracy or safe decisions.</w:t>
       </w:r>
     </w:p>
     <w:p>
@@ -1963,13 +3181,60 @@
       </w:r>
     </w:p>
     <w:p>
-      <w:r>
-        <w:t>Keep a baseline and record unsuccessful changes too. Next week examines dataset shift: performance can change when the inputs or relationships encountered in use differ from those seen during development.</w:t>
-      </w:r>
-    </w:p>
-    <w:p>
-      <w:r>
-        <w:t>All three blurred cases are wrong. A team claims blur caused the errors and plans to put clear images in training and their blurred copies in final evaluation. Identify the unsupported claim and the split problem; propose a better investigation.</w:t>
+      <w:pPr>
+        <w:spacing w:line="336" w:lineRule="auto" w:after="180"/>
+      </w:pPr>
+      <w:r>
+        <w:rPr>
+          <w:b w:val="0"/>
+        </w:rPr>
+        <w:t xml:space="preserve">Keep a baseline and record unsuccessful changes too. Next week examines dataset shift: performance can change when the </w:t>
+      </w:r>
+      <w:r>
+        <w:rPr>
+          <w:b/>
+        </w:rPr>
+        <w:t>input</w:t>
+      </w:r>
+      <w:r>
+        <w:rPr>
+          <w:b w:val="0"/>
+        </w:rPr>
+        <w:t>s or relationships encountered in use differ from those seen during development.</w:t>
+      </w:r>
+    </w:p>
+    <w:p>
+      <w:pPr>
+        <w:spacing w:line="336" w:lineRule="auto" w:after="180"/>
+      </w:pPr>
+      <w:r>
+        <w:rPr>
+          <w:b w:val="0"/>
+        </w:rPr>
+        <w:t xml:space="preserve">All three blurred cases are wrong. A team claims blur caused the errors and plans to put clear images in </w:t>
+      </w:r>
+      <w:r>
+        <w:rPr>
+          <w:b/>
+        </w:rPr>
+        <w:t>training</w:t>
+      </w:r>
+      <w:r>
+        <w:rPr>
+          <w:b w:val="0"/>
+        </w:rPr>
+        <w:t xml:space="preserve"> and their blurred copies in final evaluation.</w:t>
+      </w:r>
+    </w:p>
+    <w:p>
+      <w:pPr>
+        <w:spacing w:line="336" w:lineRule="auto" w:after="180"/>
+      </w:pPr>
+      <w:r>
+        <w:rPr>
+          <w:b w:val="0"/>
+        </w:rPr>
+        <w:t>Identify the unsupported claim and the split problem; propose a better investigation.</w:t>
       </w:r>
     </w:p>
     <w:p>
@@ -2006,6 +3271,11 @@
       </w:pPr>
       <w:r>
         <w:t>13. Study a complete case</w:t>
+      </w:r>
+    </w:p>
+    <w:p>
+      <w:r>
+        <w:t>Revisit the complete Uncertainty and failure analysis case for supported practice. Repeated examples do not become fresh assessments.</w:t>
       </w:r>
     </w:p>
     <w:p>
@@ -2141,8 +3411,26 @@
       </w:r>
     </w:p>
     <w:p>
-      <w:r>
-        <w:t>Follow the input through the stated procedure to its result. Cover the result first, predict it, then explain every intermediate step. The text/table accompanies the figure so the example can be read without colour.</w:t>
+      <w:pPr>
+        <w:spacing w:line="336" w:lineRule="auto" w:after="180"/>
+      </w:pPr>
+      <w:r>
+        <w:rPr>
+          <w:b w:val="0"/>
+        </w:rPr>
+        <w:t xml:space="preserve">Follow the </w:t>
+      </w:r>
+      <w:r>
+        <w:rPr>
+          <w:b/>
+        </w:rPr>
+        <w:t>input</w:t>
+      </w:r>
+      <w:r>
+        <w:rPr>
+          <w:b w:val="0"/>
+        </w:rPr>
+        <w:t xml:space="preserve"> through the stated procedure to its result. Cover the result first, predict it, then explain every intermediate step. The text/table accompanies the figure so the example can be read without colour.</w:t>
       </w:r>
     </w:p>
     <w:p>
@@ -2192,6 +3480,11 @@
       </w:r>
     </w:p>
     <w:p>
+      <w:r>
+        <w:t>Attempt the reserved new case before feedback. Record support; the earlier examples below remain additional practice.</w:t>
+      </w:r>
+    </w:p>
+    <w:p>
       <w:pPr>
         <w:pStyle w:val="Heading3"/>
       </w:pPr>
@@ -2200,8 +3493,49 @@
       </w:r>
     </w:p>
     <w:p>
-      <w:r>
-        <w:t>Four new cases have (p1, reference label): K (0.85, 0), L (0.70, 1), M (0.30, 0), N (0.05, 0). Give predictions and confidences, overall accuracy, and accepted cases at cutoff 0.80. Calculate coverage and accepted-case accuracy. Does this policy improve accuracy on the accepted subset here?</w:t>
+      <w:pPr>
+        <w:spacing w:line="336" w:lineRule="auto" w:after="180"/>
+      </w:pPr>
+      <w:r>
+        <w:rPr>
+          <w:b w:val="0"/>
+        </w:rPr>
+        <w:t xml:space="preserve">Four new cases have (p1, reference label): K (0.85, 0), L (0.70, 1), M (0.30, 0), N (0.05, 0). Give </w:t>
+      </w:r>
+      <w:r>
+        <w:rPr>
+          <w:b/>
+        </w:rPr>
+        <w:t>prediction</w:t>
+      </w:r>
+      <w:r>
+        <w:rPr>
+          <w:b w:val="0"/>
+        </w:rPr>
+        <w:t>s and confidences, overall accuracy, and accepted cases at cutoff 0.80.</w:t>
+      </w:r>
+    </w:p>
+    <w:p>
+      <w:pPr>
+        <w:spacing w:line="336" w:lineRule="auto" w:after="180"/>
+      </w:pPr>
+      <w:r>
+        <w:rPr>
+          <w:b w:val="0"/>
+        </w:rPr>
+        <w:t xml:space="preserve">Calculate </w:t>
+      </w:r>
+      <w:r>
+        <w:rPr>
+          <w:b/>
+        </w:rPr>
+        <w:t>coverage</w:t>
+      </w:r>
+      <w:r>
+        <w:rPr>
+          <w:b w:val="0"/>
+        </w:rPr>
+        <w:t xml:space="preserve"> and accepted-case accuracy. Does this policy improve accuracy on the accepted subset here?</w:t>
       </w:r>
     </w:p>
     <w:p>
@@ -2248,7 +3582,13 @@
       </w:r>
     </w:p>
     <w:p>
-      <w:r>
+      <w:pPr>
+        <w:spacing w:line="336" w:lineRule="auto" w:after="180"/>
+      </w:pPr>
+      <w:r>
+        <w:rPr>
+          <w:b w:val="0"/>
+        </w:rPr>
         <w:t>Attempt this case before feedback. Record any help. Earlier examples below are further practice; a case already practised with feedback cannot establish fresh transfer.</w:t>
       </w:r>
     </w:p>
@@ -2261,8 +3601,49 @@
       </w:r>
     </w:p>
     <w:p>
-      <w:r>
-        <w:t>Four new cases have (p1, reference label): K (0.85, 0), L (0.70, 1), M (0.30, 0), N (0.05, 0). Give predictions and confidences, overall accuracy, and accepted cases at cutoff 0.80. Calculate coverage and accepted-case accuracy. Does this policy improve accuracy on the accepted subset here?</w:t>
+      <w:pPr>
+        <w:spacing w:line="336" w:lineRule="auto" w:after="180"/>
+      </w:pPr>
+      <w:r>
+        <w:rPr>
+          <w:b w:val="0"/>
+        </w:rPr>
+        <w:t xml:space="preserve">Four new cases have (p1, reference label): K (0.85, 0), L (0.70, 1), M (0.30, 0), N (0.05, 0). Give </w:t>
+      </w:r>
+      <w:r>
+        <w:rPr>
+          <w:b/>
+        </w:rPr>
+        <w:t>prediction</w:t>
+      </w:r>
+      <w:r>
+        <w:rPr>
+          <w:b w:val="0"/>
+        </w:rPr>
+        <w:t>s and confidences, overall accuracy, and accepted cases at cutoff 0.80.</w:t>
+      </w:r>
+    </w:p>
+    <w:p>
+      <w:pPr>
+        <w:spacing w:line="336" w:lineRule="auto" w:after="180"/>
+      </w:pPr>
+      <w:r>
+        <w:rPr>
+          <w:b w:val="0"/>
+        </w:rPr>
+        <w:t xml:space="preserve">Calculate </w:t>
+      </w:r>
+      <w:r>
+        <w:rPr>
+          <w:b/>
+        </w:rPr>
+        <w:t>coverage</w:t>
+      </w:r>
+      <w:r>
+        <w:rPr>
+          <w:b w:val="0"/>
+        </w:rPr>
+        <w:t xml:space="preserve"> and accepted-case accuracy. Does this policy improve accuracy on the accepted subset here?</w:t>
       </w:r>
     </w:p>
     <w:p>
@@ -2314,7 +3695,13 @@
       </w:r>
     </w:p>
     <w:p>
-      <w:r>
+      <w:pPr>
+        <w:spacing w:line="336" w:lineRule="auto" w:after="180"/>
+      </w:pPr>
+      <w:r>
+        <w:rPr>
+          <w:b w:val="0"/>
+        </w:rPr>
         <w:t>Record support used: none, hint or teacher explanation. After feedback, a different case is needed to demonstrate independence.</w:t>
       </w:r>
     </w:p>
@@ -2327,8 +3714,25 @@
       </w:r>
     </w:p>
     <w:p>
-      <w:r>
-        <w:t>Attempt the independent case before hints. Record whether you worked alone, used a hint or followed a model. After feedback, fix the first unsupported step and explain why it changed. A later check uses a changed case, not a copied answer.</w:t>
+      <w:pPr>
+        <w:spacing w:line="336" w:lineRule="auto" w:after="180"/>
+      </w:pPr>
+      <w:r>
+        <w:rPr>
+          <w:b w:val="0"/>
+        </w:rPr>
+        <w:t>Attempt the independent case before hints. Record whether you worked alone, used a hint or followed a model. After feedback, fix the first unsupported step and explain why it changed.</w:t>
+      </w:r>
+    </w:p>
+    <w:p>
+      <w:pPr>
+        <w:spacing w:line="336" w:lineRule="auto" w:after="180"/>
+      </w:pPr>
+      <w:r>
+        <w:rPr>
+          <w:b w:val="0"/>
+        </w:rPr>
+        <w:t>A later check uses a changed case, not a copied answer.</w:t>
       </w:r>
     </w:p>
     <w:p>
@@ -2341,6 +3745,17 @@
     </w:p>
     <w:p>
       <w:r>
+        <w:t>Use this map to navigate Uncertainty and failure analysis, connect the goals to tasks and keep one evidence record for each attempt.</w:t>
+      </w:r>
+    </w:p>
+    <w:p>
+      <w:pPr>
+        <w:spacing w:line="336" w:lineRule="auto" w:after="180"/>
+      </w:pPr>
+      <w:r>
+        <w:rPr>
+          <w:b w:val="0"/>
+        </w:rPr>
         <w:t>Start with this question: Keep positive-class probability separate from confidence in the chosen label.</w:t>
       </w:r>
     </w:p>
@@ -2447,13 +3862,61 @@
       </w:tr>
     </w:tbl>
     <w:p>
-      <w:r>
-        <w:t>Remember → watch and explain → try with help → investigate → try independently → keep project evidence. Your teacher may spread this lesson across several classes.</w:t>
-      </w:r>
-    </w:p>
-    <w:p>
-      <w:r>
-        <w:t>Keep your first prediction. Compare it with what the evidence shows and explain any change.</w:t>
+      <w:pPr>
+        <w:spacing w:line="336" w:lineRule="auto" w:after="180"/>
+      </w:pPr>
+      <w:r>
+        <w:rPr>
+          <w:b w:val="0"/>
+        </w:rPr>
+        <w:t xml:space="preserve">Remember → watch and explain → try with help → investigate → try independently → keep project </w:t>
+      </w:r>
+      <w:r>
+        <w:rPr>
+          <w:b/>
+        </w:rPr>
+        <w:t>evidence</w:t>
+      </w:r>
+      <w:r>
+        <w:rPr>
+          <w:b w:val="0"/>
+        </w:rPr>
+        <w:t>. Your teacher may spread this lesson across several classes.</w:t>
+      </w:r>
+    </w:p>
+    <w:p>
+      <w:pPr>
+        <w:spacing w:line="336" w:lineRule="auto" w:after="180"/>
+      </w:pPr>
+      <w:r>
+        <w:rPr>
+          <w:b w:val="0"/>
+        </w:rPr>
+        <w:t xml:space="preserve">Keep your first </w:t>
+      </w:r>
+      <w:r>
+        <w:rPr>
+          <w:b/>
+        </w:rPr>
+        <w:t>prediction</w:t>
+      </w:r>
+      <w:r>
+        <w:rPr>
+          <w:b w:val="0"/>
+        </w:rPr>
+        <w:t xml:space="preserve">. Compare it with what the </w:t>
+      </w:r>
+      <w:r>
+        <w:rPr>
+          <w:b/>
+        </w:rPr>
+        <w:t>evidence</w:t>
+      </w:r>
+      <w:r>
+        <w:rPr>
+          <w:b w:val="0"/>
+        </w:rPr>
+        <w:t xml:space="preserve"> shows and explain any change.</w:t>
       </w:r>
     </w:p>
     <w:p>
@@ -2466,7 +3929,30 @@
     </w:p>
     <w:p>
       <w:r>
-        <w:t>Close your notes. Explain this goal in your own words: Distinguish a predicted class, confidence score and observed correctness</w:t>
+        <w:t>Explain Uncertainty and failure analysis without notes, identify a remaining question and plan a later check with a changed case.</w:t>
+      </w:r>
+    </w:p>
+    <w:p>
+      <w:pPr>
+        <w:spacing w:line="336" w:lineRule="auto" w:after="180"/>
+      </w:pPr>
+      <w:r>
+        <w:rPr>
+          <w:b w:val="0"/>
+        </w:rPr>
+        <w:t xml:space="preserve">Close your notes. Explain this goal in your own words: Distinguish a predicted class, </w:t>
+      </w:r>
+      <w:r>
+        <w:rPr>
+          <w:b/>
+        </w:rPr>
+        <w:t>confidence score</w:t>
+      </w:r>
+      <w:r>
+        <w:rPr>
+          <w:b w:val="0"/>
+        </w:rPr>
+        <w:t xml:space="preserve"> and observed correctness</w:t>
       </w:r>
     </w:p>
     <w:p>
@@ -2503,13 +3989,61 @@
       </w:r>
     </w:p>
     <w:p>
-      <w:r>
-        <w:t>If you are unsure, return to the worked picture and explain one arrow. If you are ready, change an input or assumption and justify your prediction.</w:t>
-      </w:r>
-    </w:p>
-    <w:p>
-      <w:r>
-        <w:t>Save your workbook evidence. At the next review, try a different case before opening your old answer.</w:t>
+      <w:pPr>
+        <w:spacing w:line="336" w:lineRule="auto" w:after="180"/>
+      </w:pPr>
+      <w:r>
+        <w:rPr>
+          <w:b w:val="0"/>
+        </w:rPr>
+        <w:t xml:space="preserve">If you are unsure, return to the worked picture and explain one arrow. If you are ready, change an </w:t>
+      </w:r>
+      <w:r>
+        <w:rPr>
+          <w:b/>
+        </w:rPr>
+        <w:t>input</w:t>
+      </w:r>
+      <w:r>
+        <w:rPr>
+          <w:b w:val="0"/>
+        </w:rPr>
+        <w:t xml:space="preserve"> or assumption and justify your </w:t>
+      </w:r>
+      <w:r>
+        <w:rPr>
+          <w:b/>
+        </w:rPr>
+        <w:t>prediction</w:t>
+      </w:r>
+      <w:r>
+        <w:rPr>
+          <w:b w:val="0"/>
+        </w:rPr>
+        <w:t>.</w:t>
+      </w:r>
+    </w:p>
+    <w:p>
+      <w:pPr>
+        <w:spacing w:line="336" w:lineRule="auto" w:after="180"/>
+      </w:pPr>
+      <w:r>
+        <w:rPr>
+          <w:b w:val="0"/>
+        </w:rPr>
+        <w:t xml:space="preserve">Save your workbook </w:t>
+      </w:r>
+      <w:r>
+        <w:rPr>
+          <w:b/>
+        </w:rPr>
+        <w:t>evidence</w:t>
+      </w:r>
+      <w:r>
+        <w:rPr>
+          <w:b w:val="0"/>
+        </w:rPr>
+        <w:t>. At the next review, try a different case before opening your old answer.</w:t>
       </w:r>
     </w:p>
     <w:p>
@@ -2522,11 +4056,28 @@
     </w:p>
     <w:p>
       <w:r>
+        <w:t>Attempt supported questions before using hints or feedback. Review a missing building block, then keep the completed work.</w:t>
+      </w:r>
+    </w:p>
+    <w:p>
+      <w:pPr>
+        <w:spacing w:line="336" w:lineRule="auto" w:after="180"/>
+      </w:pPr>
+      <w:r>
+        <w:rPr>
+          <w:b w:val="0"/>
+        </w:rPr>
         <w:t>Use this supported practice once, in the browser or on paper. Keep the reserved independent assessment for a separate first attempt before teacher feedback.</w:t>
       </w:r>
     </w:p>
     <w:p>
-      <w:r>
+      <w:pPr>
+        <w:spacing w:line="336" w:lineRule="auto" w:after="180"/>
+      </w:pPr>
+      <w:r>
+        <w:rPr>
+          <w:b w:val="0"/>
+        </w:rPr>
         <w:t>Keep positive-class probability separate from confidence in the chosen label.</w:t>
       </w:r>
     </w:p>
@@ -2539,23 +4090,74 @@
       </w:r>
     </w:p>
     <w:p>
-      <w:r>
-        <w:t>Which labelled step matches this detail? Accept confidence&gt;=0.8: A and C; accuracy 1/2 and coverage 2/3.</w:t>
-      </w:r>
-    </w:p>
-    <w:p>
-      <w:r>
+      <w:pPr>
+        <w:spacing w:line="336" w:lineRule="auto" w:after="180"/>
+      </w:pPr>
+      <w:r>
+        <w:rPr>
+          <w:b w:val="0"/>
+        </w:rPr>
+        <w:t xml:space="preserve">Which labelled step matches this detail? Accept confidence&gt;=0.8: A and C; accuracy 1/2 and </w:t>
+      </w:r>
+      <w:r>
+        <w:rPr>
+          <w:b/>
+        </w:rPr>
+        <w:t>coverage</w:t>
+      </w:r>
+      <w:r>
+        <w:rPr>
+          <w:b w:val="0"/>
+        </w:rPr>
+        <w:t xml:space="preserve"> 2/3.</w:t>
+      </w:r>
+    </w:p>
+    <w:p>
+      <w:pPr>
+        <w:spacing w:line="336" w:lineRule="auto" w:after="180"/>
+        <w:shd w:fill="F4F9FC"/>
+      </w:pPr>
+      <w:r>
+        <w:rPr>
+          <w:b w:val="0"/>
+        </w:rPr>
         <w:t>1. Selected-label confidence</w:t>
       </w:r>
     </w:p>
     <w:p>
-      <w:r>
+      <w:pPr>
+        <w:spacing w:line="336" w:lineRule="auto" w:after="180"/>
+        <w:shd w:fill="F4F9FC"/>
+      </w:pPr>
+      <w:r>
+        <w:rPr>
+          <w:b w:val="0"/>
+        </w:rPr>
         <w:t>2. Selective review</w:t>
       </w:r>
     </w:p>
     <w:p>
-      <w:r>
-        <w:t>3. Predictions</w:t>
+      <w:pPr>
+        <w:spacing w:line="336" w:lineRule="auto" w:after="180"/>
+        <w:shd w:fill="F4F9FC"/>
+      </w:pPr>
+      <w:r>
+        <w:rPr>
+          <w:b w:val="0"/>
+        </w:rPr>
+        <w:t xml:space="preserve">3. </w:t>
+      </w:r>
+      <w:r>
+        <w:rPr>
+          <w:b/>
+        </w:rPr>
+        <w:t>Prediction</w:t>
+      </w:r>
+      <w:r>
+        <w:rPr>
+          <w:b w:val="0"/>
+        </w:rPr>
+        <w:t>s</w:t>
       </w:r>
     </w:p>
     <w:p>
@@ -2592,41 +4194,191 @@
       </w:r>
     </w:p>
     <w:p>
-      <w:r>
+      <w:pPr>
+        <w:pStyle w:val="Heading3"/>
+      </w:pPr>
+      <w:r>
+        <w:t>Hint · try first</w:t>
+      </w:r>
+    </w:p>
+    <w:p>
+      <w:pPr>
+        <w:spacing w:line="336" w:lineRule="auto" w:after="180"/>
+        <w:shd w:fill="F1F6F8"/>
+      </w:pPr>
+      <w:r>
+        <w:rPr>
+          <w:b w:val="0"/>
+        </w:rPr>
         <w:t>Hint if needed: Read the steps in the pictorial case. Match the supplied detail to the stage that performs or records it.</w:t>
       </w:r>
     </w:p>
     <w:p>
-      <w:r>
-        <w:t>After your attempt, compare with the supported explanation: Selective review Accept confidence&gt;=0.8: A and C; accuracy 1/2 and coverage 2/3. Positive-class probability and confidence in the chosen label differ when the predicted class is zero. For C, a class-one probability of 0.2 gives class-zero confidence 0.8 under this toy rule. Selective accuracy counts only accepted cases; coverage counts how many were accepted. A stricter cutoff can retain a confidently wrong case and lower accuracy on this supplied set.</w:t>
-      </w:r>
-    </w:p>
-    <w:p>
       <w:pPr>
         <w:pStyle w:val="Heading3"/>
       </w:pPr>
       <w:r>
+        <w:t>Feedback · compare after trying</w:t>
+      </w:r>
+    </w:p>
+    <w:p>
+      <w:pPr>
+        <w:spacing w:line="336" w:lineRule="auto" w:after="180"/>
+        <w:shd w:fill="F1F6FC"/>
+      </w:pPr>
+      <w:r>
+        <w:rPr>
+          <w:b w:val="0"/>
+        </w:rPr>
+        <w:t xml:space="preserve">After your attempt, compare with the supported explanation: Selective review Accept confidence&gt;=0.8: A and C; accuracy 1/2 and </w:t>
+      </w:r>
+      <w:r>
+        <w:rPr>
+          <w:b/>
+        </w:rPr>
+        <w:t>coverage</w:t>
+      </w:r>
+      <w:r>
+        <w:rPr>
+          <w:b w:val="0"/>
+        </w:rPr>
+        <w:t xml:space="preserve"> 2/3.</w:t>
+      </w:r>
+    </w:p>
+    <w:p>
+      <w:pPr>
+        <w:spacing w:line="336" w:lineRule="auto" w:after="180"/>
+        <w:shd w:fill="F1F6FC"/>
+      </w:pPr>
+      <w:r>
+        <w:rPr>
+          <w:b w:val="0"/>
+        </w:rPr>
+        <w:t>Positive-class probability and confidence in the chosen label differ when the predicted class is zero. For C, a class-one probability of 0.2 gives class-zero confidence 0.8 under this toy rule.</w:t>
+      </w:r>
+    </w:p>
+    <w:p>
+      <w:pPr>
+        <w:spacing w:line="336" w:lineRule="auto" w:after="180"/>
+        <w:shd w:fill="F1F6FC"/>
+      </w:pPr>
+      <w:r>
+        <w:rPr>
+          <w:b w:val="0"/>
+        </w:rPr>
+        <w:t xml:space="preserve">Selective accuracy counts only accepted cases; </w:t>
+      </w:r>
+      <w:r>
+        <w:rPr>
+          <w:b/>
+        </w:rPr>
+        <w:t>coverage</w:t>
+      </w:r>
+      <w:r>
+        <w:rPr>
+          <w:b w:val="0"/>
+        </w:rPr>
+        <w:t xml:space="preserve"> counts how many were accepted. A stricter cutoff can retain a confidently wrong case and lower accuracy on this supplied set.</w:t>
+      </w:r>
+    </w:p>
+    <w:p>
+      <w:pPr>
+        <w:pStyle w:val="Heading3"/>
+      </w:pPr>
+      <w:r>
         <w:t>Practice 2: explain the deciding evidence</w:t>
       </w:r>
     </w:p>
     <w:p>
-      <w:r>
+      <w:pPr>
+        <w:pStyle w:val="Heading3"/>
+      </w:pPr>
+      <w:r>
+        <w:t>Changed case · predict first</w:t>
+      </w:r>
+    </w:p>
+    <w:p>
+      <w:pPr>
+        <w:spacing w:line="336" w:lineRule="auto" w:after="180"/>
+        <w:shd w:fill="F5F1FB"/>
+      </w:pPr>
+      <w:r>
+        <w:rPr>
+          <w:b w:val="0"/>
+        </w:rPr>
         <w:t>Changed-case practice: Raise the acceptance cutoff to 0.85. Which conclusion is supported by the supplied facts?</w:t>
       </w:r>
     </w:p>
     <w:p>
-      <w:r>
-        <w:t>1. This one example guarantees correct results for every future input.</w:t>
-      </w:r>
-    </w:p>
-    <w:p>
-      <w:r>
-        <w:t>2. We can decide the result without examining the changed input or the procedure.</w:t>
-      </w:r>
-    </w:p>
-    <w:p>
-      <w:r>
-        <w:t>3. Only A is accepted: accuracy 0/1, coverage 1/3.</w:t>
+      <w:pPr>
+        <w:spacing w:line="336" w:lineRule="auto" w:after="180"/>
+        <w:shd w:fill="F4F9FC"/>
+      </w:pPr>
+      <w:r>
+        <w:rPr>
+          <w:b w:val="0"/>
+        </w:rPr>
+        <w:t xml:space="preserve">1. This one example guarantees correct results for every future </w:t>
+      </w:r>
+      <w:r>
+        <w:rPr>
+          <w:b/>
+        </w:rPr>
+        <w:t>input</w:t>
+      </w:r>
+      <w:r>
+        <w:rPr>
+          <w:b w:val="0"/>
+        </w:rPr>
+        <w:t>.</w:t>
+      </w:r>
+    </w:p>
+    <w:p>
+      <w:pPr>
+        <w:spacing w:line="336" w:lineRule="auto" w:after="180"/>
+        <w:shd w:fill="F4F9FC"/>
+      </w:pPr>
+      <w:r>
+        <w:rPr>
+          <w:b w:val="0"/>
+        </w:rPr>
+        <w:t xml:space="preserve">2. We can decide the result without examining the changed </w:t>
+      </w:r>
+      <w:r>
+        <w:rPr>
+          <w:b/>
+        </w:rPr>
+        <w:t>input</w:t>
+      </w:r>
+      <w:r>
+        <w:rPr>
+          <w:b w:val="0"/>
+        </w:rPr>
+        <w:t xml:space="preserve"> or the procedure.</w:t>
+      </w:r>
+    </w:p>
+    <w:p>
+      <w:pPr>
+        <w:spacing w:line="336" w:lineRule="auto" w:after="180"/>
+        <w:shd w:fill="F4F9FC"/>
+      </w:pPr>
+      <w:r>
+        <w:rPr>
+          <w:b w:val="0"/>
+        </w:rPr>
+        <w:t xml:space="preserve">3. Only A is accepted: accuracy 0/1, </w:t>
+      </w:r>
+      <w:r>
+        <w:rPr>
+          <w:b/>
+        </w:rPr>
+        <w:t>coverage</w:t>
+      </w:r>
+      <w:r>
+        <w:rPr>
+          <w:b w:val="0"/>
+        </w:rPr>
+        <w:t xml:space="preserve"> 1/3.</w:t>
       </w:r>
     </w:p>
     <w:p>
@@ -2663,36 +4415,201 @@
       </w:r>
     </w:p>
     <w:p>
-      <w:r>
+      <w:pPr>
+        <w:pStyle w:val="Heading3"/>
+      </w:pPr>
+      <w:r>
+        <w:t>Hint · try first</w:t>
+      </w:r>
+    </w:p>
+    <w:p>
+      <w:pPr>
+        <w:spacing w:line="336" w:lineRule="auto" w:after="180"/>
+        <w:shd w:fill="F1F6F8"/>
+      </w:pPr>
+      <w:r>
+        <w:rPr>
+          <w:b w:val="0"/>
+        </w:rPr>
         <w:t>Hint if needed: Use the changed condition and the deciding step in the pictorial trace. The answer must say what follows from those facts.</w:t>
       </w:r>
     </w:p>
     <w:p>
-      <w:r>
-        <w:t>After your attempt, compare with the supported explanation: Only A is accepted: accuracy 0/1, coverage 1/3. The most confident supplied case is wrong; a stricter cutoff is not guaranteed to improve this set’s accuracy.</w:t>
-      </w:r>
-    </w:p>
-    <w:p>
       <w:pPr>
         <w:pStyle w:val="Heading3"/>
       </w:pPr>
       <w:r>
+        <w:t>Feedback · compare after trying</w:t>
+      </w:r>
+    </w:p>
+    <w:p>
+      <w:pPr>
+        <w:spacing w:line="336" w:lineRule="auto" w:after="180"/>
+        <w:shd w:fill="F1F6FC"/>
+      </w:pPr>
+      <w:r>
+        <w:rPr>
+          <w:b w:val="0"/>
+        </w:rPr>
+        <w:t xml:space="preserve">After your attempt, compare with the supported explanation: Only A is accepted: accuracy 0/1, </w:t>
+      </w:r>
+      <w:r>
+        <w:rPr>
+          <w:b/>
+        </w:rPr>
+        <w:t>coverage</w:t>
+      </w:r>
+      <w:r>
+        <w:rPr>
+          <w:b w:val="0"/>
+        </w:rPr>
+        <w:t xml:space="preserve"> 1/3. The most confident supplied case is wrong; a stricter cutoff is not guaranteed to improve this set’s accuracy.</w:t>
+      </w:r>
+    </w:p>
+    <w:p>
+      <w:pPr>
+        <w:pStyle w:val="Heading3"/>
+      </w:pPr>
+      <w:r>
         <w:t>Repair a missing building block</w:t>
       </w:r>
     </w:p>
     <w:p>
-      <w:r>
-        <w:t>Review Transfer learning (ai-5/28). Goal: Trace a reused feature extractor and a newly fitted output head. Short practice: Which part was trained for the new task? Point to the relevant step in the picture, then write the changed result and the rule or evidence that supports it.. Return to this week and explain what you changed.</w:t>
-      </w:r>
-    </w:p>
-    <w:p>
-      <w:r>
-        <w:t>Review Embeddings and neighbourhoods (ai-5/26). Goal: Look up a vector using a token ID and preserve sequence shape. Short practice: What would justify claiming nearby vectors mean related topics? Point to the relevant step in the picture, then write the changed result and the rule or evidence that supports it.. Return to this week and explain what you changed.</w:t>
-      </w:r>
-    </w:p>
-    <w:p>
-      <w:r>
-        <w:t>Review Training a small image model (ai-5/23). Goal: Trace a complete image model with fixed features and one trained weight. Short practice: Does lower training loss alone establish that four updates generalise better? Point to the relevant step in the picture, then write the changed result and the rule or evidence that supports it.. Return to this week and explain what you changed.</w:t>
+      <w:pPr>
+        <w:spacing w:line="336" w:lineRule="auto" w:after="180"/>
+      </w:pPr>
+      <w:r>
+        <w:rPr>
+          <w:b w:val="0"/>
+        </w:rPr>
+        <w:t xml:space="preserve">Review Transfer learning (ai-5/28). Goal: Trace a reused feature extractor and a newly fitted </w:t>
+      </w:r>
+      <w:r>
+        <w:rPr>
+          <w:b/>
+        </w:rPr>
+        <w:t>output</w:t>
+      </w:r>
+      <w:r>
+        <w:rPr>
+          <w:b w:val="0"/>
+        </w:rPr>
+        <w:t xml:space="preserve"> head. Short practice: Which part was trained for the new task?</w:t>
+      </w:r>
+    </w:p>
+    <w:p>
+      <w:pPr>
+        <w:spacing w:line="336" w:lineRule="auto" w:after="180"/>
+      </w:pPr>
+      <w:r>
+        <w:rPr>
+          <w:b w:val="0"/>
+        </w:rPr>
+        <w:t xml:space="preserve">Point to the relevant step in the picture, then write the changed result and the rule or </w:t>
+      </w:r>
+      <w:r>
+        <w:rPr>
+          <w:b/>
+        </w:rPr>
+        <w:t>evidence</w:t>
+      </w:r>
+      <w:r>
+        <w:rPr>
+          <w:b w:val="0"/>
+        </w:rPr>
+        <w:t xml:space="preserve"> that supports it.. Return to this week and explain what you changed.</w:t>
+      </w:r>
+    </w:p>
+    <w:p>
+      <w:pPr>
+        <w:spacing w:line="336" w:lineRule="auto" w:after="180"/>
+      </w:pPr>
+      <w:r>
+        <w:rPr>
+          <w:b w:val="0"/>
+        </w:rPr>
+        <w:t>Review Embeddings and neighbourhoods (ai-5/26). Goal: Look up a vector using a token ID and preserve sequence shape. Short practice: What would justify claiming nearby vectors mean related topics?</w:t>
+      </w:r>
+    </w:p>
+    <w:p>
+      <w:pPr>
+        <w:spacing w:line="336" w:lineRule="auto" w:after="180"/>
+      </w:pPr>
+      <w:r>
+        <w:rPr>
+          <w:b w:val="0"/>
+        </w:rPr>
+        <w:t xml:space="preserve">Point to the relevant step in the picture, then write the changed result and the rule or </w:t>
+      </w:r>
+      <w:r>
+        <w:rPr>
+          <w:b/>
+        </w:rPr>
+        <w:t>evidence</w:t>
+      </w:r>
+      <w:r>
+        <w:rPr>
+          <w:b w:val="0"/>
+        </w:rPr>
+        <w:t xml:space="preserve"> that supports it.. Return to this week and explain what you changed.</w:t>
+      </w:r>
+    </w:p>
+    <w:p>
+      <w:pPr>
+        <w:spacing w:line="336" w:lineRule="auto" w:after="180"/>
+      </w:pPr>
+      <w:r>
+        <w:rPr>
+          <w:b w:val="0"/>
+        </w:rPr>
+        <w:t xml:space="preserve">Review </w:t>
+      </w:r>
+      <w:r>
+        <w:rPr>
+          <w:b/>
+        </w:rPr>
+        <w:t>Training</w:t>
+      </w:r>
+      <w:r>
+        <w:rPr>
+          <w:b w:val="0"/>
+        </w:rPr>
+        <w:t xml:space="preserve"> a small image model (ai-5/23). Goal: Trace a complete image model with fixed features and one trained weight. Short practice: Does lower </w:t>
+      </w:r>
+      <w:r>
+        <w:rPr>
+          <w:b/>
+        </w:rPr>
+        <w:t>training</w:t>
+      </w:r>
+      <w:r>
+        <w:rPr>
+          <w:b w:val="0"/>
+        </w:rPr>
+        <w:t xml:space="preserve"> loss alone establish that four updates generalise better?</w:t>
+      </w:r>
+    </w:p>
+    <w:p>
+      <w:pPr>
+        <w:spacing w:line="336" w:lineRule="auto" w:after="180"/>
+      </w:pPr>
+      <w:r>
+        <w:rPr>
+          <w:b w:val="0"/>
+        </w:rPr>
+        <w:t xml:space="preserve">Point to the relevant step in the picture, then write the changed result and the rule or </w:t>
+      </w:r>
+      <w:r>
+        <w:rPr>
+          <w:b/>
+        </w:rPr>
+        <w:t>evidence</w:t>
+      </w:r>
+      <w:r>
+        <w:rPr>
+          <w:b w:val="0"/>
+        </w:rPr>
+        <w:t xml:space="preserve"> that supports it.. Return to this week and explain what you changed.</w:t>
       </w:r>
     </w:p>
     <w:p>
@@ -2704,8 +4621,61 @@
       </w:r>
     </w:p>
     <w:p>
-      <w:r>
-        <w:t>The browser lab lets you edit the supported Python examples already included in this lesson. Predict first, run, inspect the actual output or error, change one input, then run again. Keep code, predictions, actual results and a reasoned revision together. On paper, label your result as a trace rather than an execution.</w:t>
+      <w:pPr>
+        <w:spacing w:line="336" w:lineRule="auto" w:after="180"/>
+      </w:pPr>
+      <w:r>
+        <w:rPr>
+          <w:b w:val="0"/>
+        </w:rPr>
+        <w:t xml:space="preserve">The browser lab lets you edit the supported Python examples already included in this lesson. Predict first, run, inspect the actual </w:t>
+      </w:r>
+      <w:r>
+        <w:rPr>
+          <w:b/>
+        </w:rPr>
+        <w:t>output</w:t>
+      </w:r>
+      <w:r>
+        <w:rPr>
+          <w:b w:val="0"/>
+        </w:rPr>
+        <w:t xml:space="preserve"> or error, change one </w:t>
+      </w:r>
+      <w:r>
+        <w:rPr>
+          <w:b/>
+        </w:rPr>
+        <w:t>input</w:t>
+      </w:r>
+      <w:r>
+        <w:rPr>
+          <w:b w:val="0"/>
+        </w:rPr>
+        <w:t>, then run again.</w:t>
+      </w:r>
+    </w:p>
+    <w:p>
+      <w:pPr>
+        <w:spacing w:line="336" w:lineRule="auto" w:after="180"/>
+      </w:pPr>
+      <w:r>
+        <w:rPr>
+          <w:b w:val="0"/>
+        </w:rPr>
+        <w:t xml:space="preserve">Keep code, </w:t>
+      </w:r>
+      <w:r>
+        <w:rPr>
+          <w:b/>
+        </w:rPr>
+        <w:t>prediction</w:t>
+      </w:r>
+      <w:r>
+        <w:rPr>
+          <w:b w:val="0"/>
+        </w:rPr>
+        <w:t>s, actual results and a reasoned revision together. On paper, label your result as a trace rather than an execution.</w:t>
       </w:r>
     </w:p>
     <w:p>
@@ -2717,8 +4687,714 @@
       </w:r>
     </w:p>
     <w:p>
-      <w:r>
-        <w:t>Use Download completed work in the hosted lesson to export your answers, reflections, practice feedback and code-run evidence. Open the HTML copy to read or print it. Drafts stay in this browser when storage is available; clear drafts on a shared device.</w:t>
+      <w:pPr>
+        <w:spacing w:line="336" w:lineRule="auto" w:after="180"/>
+      </w:pPr>
+      <w:r>
+        <w:rPr>
+          <w:b w:val="0"/>
+        </w:rPr>
+        <w:t xml:space="preserve">Use Download completed work in the hosted lesson to export your answers, reflections, practice feedback and code-run </w:t>
+      </w:r>
+      <w:r>
+        <w:rPr>
+          <w:b/>
+        </w:rPr>
+        <w:t>evidence</w:t>
+      </w:r>
+      <w:r>
+        <w:rPr>
+          <w:b w:val="0"/>
+        </w:rPr>
+        <w:t>. Open the HTML copy to read or print it.</w:t>
+      </w:r>
+    </w:p>
+    <w:p>
+      <w:pPr>
+        <w:spacing w:line="336" w:lineRule="auto" w:after="180"/>
+      </w:pPr>
+      <w:r>
+        <w:rPr>
+          <w:b w:val="0"/>
+        </w:rPr>
+        <w:t>Drafts stay in this browser when storage is available; clear drafts on a shared device.</w:t>
+      </w:r>
+    </w:p>
+    <w:p>
+      <w:pPr>
+        <w:pStyle w:val="Heading1"/>
+      </w:pPr>
+      <w:r>
+        <w:t>18. Visual concept journey</w:t>
+      </w:r>
+    </w:p>
+    <w:p>
+      <w:r>
+        <w:t>Explain each Uncertainty and failure analysis graphic using its labels, deciding evidence and relevant limitation.</w:t>
+      </w:r>
+    </w:p>
+    <w:p>
+      <w:pPr>
+        <w:pStyle w:val="Heading3"/>
+      </w:pPr>
+      <w:r>
+        <w:t>01. Uncertainty and failure analysis: the case</w:t>
+      </w:r>
+    </w:p>
+    <w:p>
+      <w:r>
+        <w:drawing>
+          <wp:inline xmlns:a="http://schemas.openxmlformats.org/drawingml/2006/main" xmlns:pic="http://schemas.openxmlformats.org/drawingml/2006/picture">
+            <wp:extent cx="5486400" cy="3142488"/>
+            <wp:docPr id="3" name="Picture 3" descr="Keep positive-class probability separate from confidence in the chosen label. Supplied facts: Supplied p(class 1): A: 0.9 reference 0; B: 0.6 reference 1; C: 0.2 reference 0. Predict class 1 at p&gt;=0.5; confidence=max(p, 1-p). All inputs and outcomes in this worked example are invented classroom data; no real model run is claimed."/>
+            <wp:cNvGraphicFramePr>
+              <a:graphicFrameLocks noChangeAspect="1"/>
+            </wp:cNvGraphicFramePr>
+            <a:graphic>
+              <a:graphicData uri="http://schemas.openxmlformats.org/drawingml/2006/picture">
+                <pic:pic>
+                  <pic:nvPicPr>
+                    <pic:cNvPr id="0" name="academy-story-ai-5-29-01.png"/>
+                    <pic:cNvPicPr/>
+                  </pic:nvPicPr>
+                  <pic:blipFill>
+                    <a:blip r:embed="rId11"/>
+                    <a:stretch>
+                      <a:fillRect/>
+                    </a:stretch>
+                  </pic:blipFill>
+                  <pic:spPr>
+                    <a:xfrm>
+                      <a:off x="0" y="0"/>
+                      <a:ext cx="5486400" cy="3142488"/>
+                    </a:xfrm>
+                    <a:prstGeom prst="rect"/>
+                  </pic:spPr>
+                </pic:pic>
+              </a:graphicData>
+            </a:graphic>
+          </wp:inline>
+        </w:drawing>
+      </w:r>
+    </w:p>
+    <w:p>
+      <w:pPr>
+        <w:spacing w:line="336" w:lineRule="auto" w:after="180"/>
+      </w:pPr>
+      <w:r>
+        <w:rPr>
+          <w:b w:val="0"/>
+        </w:rPr>
+        <w:t>Keep positive-class probability separate from confidence in the chosen label. Supplied facts: Supplied p(class 1): A: 0.9 reference 0; B: 0.6 reference 1; C: 0.2 reference 0. Predict class 1 at p&gt;=0.5; confidence=max(p, 1-p).</w:t>
+      </w:r>
+    </w:p>
+    <w:p>
+      <w:pPr>
+        <w:spacing w:line="336" w:lineRule="auto" w:after="180"/>
+      </w:pPr>
+      <w:r>
+        <w:rPr>
+          <w:b w:val="0"/>
+        </w:rPr>
+        <w:t xml:space="preserve">All </w:t>
+      </w:r>
+      <w:r>
+        <w:rPr>
+          <w:b/>
+        </w:rPr>
+        <w:t>input</w:t>
+      </w:r>
+      <w:r>
+        <w:rPr>
+          <w:b w:val="0"/>
+        </w:rPr>
+        <w:t>s and outcomes in this worked example are invented classroom data; no real model run is claimed.</w:t>
+      </w:r>
+    </w:p>
+    <w:p>
+      <w:pPr>
+        <w:spacing w:line="336" w:lineRule="auto" w:after="180"/>
+        <w:shd w:fill="F5F1FB"/>
+      </w:pPr>
+      <w:r>
+        <w:rPr>
+          <w:b w:val="0"/>
+        </w:rPr>
+        <w:t>Point to the given fact that matters most. Explain why it matters.</w:t>
+      </w:r>
+    </w:p>
+    <w:p>
+      <w:pPr>
+        <w:pStyle w:val="Heading3"/>
+      </w:pPr>
+      <w:r>
+        <w:t>02. Follow the deciding steps</w:t>
+      </w:r>
+    </w:p>
+    <w:p>
+      <w:r>
+        <w:drawing>
+          <wp:inline xmlns:a="http://schemas.openxmlformats.org/drawingml/2006/main" xmlns:pic="http://schemas.openxmlformats.org/drawingml/2006/picture">
+            <wp:extent cx="5486400" cy="3182112"/>
+            <wp:docPr id="4" name="Picture 4" descr="Predictions: A predicts 1 wrong; B predicts 1 correct; C predicts 0 correct. → Selected-label confidence: Confidences are 0.9, 0.6, 0.8. C’s confidence is 0.8 despite p(class 1)=0.2. → Selective review: Accept confidence&gt;=0.8: A and C; accuracy 1/2 and coverage 2/3."/>
+            <wp:cNvGraphicFramePr>
+              <a:graphicFrameLocks noChangeAspect="1"/>
+            </wp:cNvGraphicFramePr>
+            <a:graphic>
+              <a:graphicData uri="http://schemas.openxmlformats.org/drawingml/2006/picture">
+                <pic:pic>
+                  <pic:nvPicPr>
+                    <pic:cNvPr id="0" name="academy-story-ai-5-29-02.png"/>
+                    <pic:cNvPicPr/>
+                  </pic:nvPicPr>
+                  <pic:blipFill>
+                    <a:blip r:embed="rId12"/>
+                    <a:stretch>
+                      <a:fillRect/>
+                    </a:stretch>
+                  </pic:blipFill>
+                  <pic:spPr>
+                    <a:xfrm>
+                      <a:off x="0" y="0"/>
+                      <a:ext cx="5486400" cy="3182112"/>
+                    </a:xfrm>
+                    <a:prstGeom prst="rect"/>
+                  </pic:spPr>
+                </pic:pic>
+              </a:graphicData>
+            </a:graphic>
+          </wp:inline>
+        </w:drawing>
+      </w:r>
+    </w:p>
+    <w:p>
+      <w:pPr>
+        <w:spacing w:line="336" w:lineRule="auto" w:after="180"/>
+      </w:pPr>
+      <w:r>
+        <w:rPr>
+          <w:b/>
+        </w:rPr>
+        <w:t>Prediction</w:t>
+      </w:r>
+      <w:r>
+        <w:rPr>
+          <w:b w:val="0"/>
+        </w:rPr>
+        <w:t>s: A predicts 1 wrong; B predicts 1 correct; C predicts 0 correct. → Selected-label confidence: Confidences are 0.9, 0.6, 0.8.</w:t>
+      </w:r>
+    </w:p>
+    <w:p>
+      <w:pPr>
+        <w:spacing w:line="336" w:lineRule="auto" w:after="180"/>
+      </w:pPr>
+      <w:r>
+        <w:rPr>
+          <w:b w:val="0"/>
+        </w:rPr>
+        <w:t xml:space="preserve">C’s confidence is 0.8 despite p(class 1)=0.2. → Selective review: Accept confidence&gt;=0.8: A and C; accuracy 1/2 and </w:t>
+      </w:r>
+      <w:r>
+        <w:rPr>
+          <w:b/>
+        </w:rPr>
+        <w:t>coverage</w:t>
+      </w:r>
+      <w:r>
+        <w:rPr>
+          <w:b w:val="0"/>
+        </w:rPr>
+        <w:t xml:space="preserve"> 2/3.</w:t>
+      </w:r>
+    </w:p>
+    <w:p>
+      <w:pPr>
+        <w:spacing w:line="336" w:lineRule="auto" w:after="180"/>
+        <w:shd w:fill="F5F1FB"/>
+      </w:pPr>
+      <w:r>
+        <w:rPr>
+          <w:b w:val="0"/>
+        </w:rPr>
+        <w:t xml:space="preserve">Point to each numbered stage and explain which recorded </w:t>
+      </w:r>
+      <w:r>
+        <w:rPr>
+          <w:b/>
+        </w:rPr>
+        <w:t>input</w:t>
+      </w:r>
+      <w:r>
+        <w:rPr>
+          <w:b w:val="0"/>
+        </w:rPr>
+        <w:t xml:space="preserve"> it uses.</w:t>
+      </w:r>
+    </w:p>
+    <w:p>
+      <w:pPr>
+        <w:pStyle w:val="Heading3"/>
+      </w:pPr>
+      <w:r>
+        <w:t>03. Positive probability is not always chosen-label confidence</w:t>
+      </w:r>
+    </w:p>
+    <w:p>
+      <w:r>
+        <w:drawing>
+          <wp:inline xmlns:a="http://schemas.openxmlformats.org/drawingml/2006/main" xmlns:pic="http://schemas.openxmlformats.org/drawingml/2006/picture">
+            <wp:extent cx="5486400" cy="3617976"/>
+            <wp:docPr id="5" name="Picture 5" descr="Positive probability is not always chosen-label confidence. A: p(class 1) = 0.9, prediction = 1, confidence = 0.9, reference = 0. B: p(class 1) = 0.6, prediction = 1, confidence = 0.6, reference = 1. C: p(class 1) = 0.2, prediction = 0, confidence = 0.8, reference = 0."/>
+            <wp:cNvGraphicFramePr>
+              <a:graphicFrameLocks noChangeAspect="1"/>
+            </wp:cNvGraphicFramePr>
+            <a:graphic>
+              <a:graphicData uri="http://schemas.openxmlformats.org/drawingml/2006/picture">
+                <pic:pic>
+                  <pic:nvPicPr>
+                    <pic:cNvPr id="0" name="academy-story-ai-5-29-03.png"/>
+                    <pic:cNvPicPr/>
+                  </pic:nvPicPr>
+                  <pic:blipFill>
+                    <a:blip r:embed="rId13"/>
+                    <a:stretch>
+                      <a:fillRect/>
+                    </a:stretch>
+                  </pic:blipFill>
+                  <pic:spPr>
+                    <a:xfrm>
+                      <a:off x="0" y="0"/>
+                      <a:ext cx="5486400" cy="3617976"/>
+                    </a:xfrm>
+                    <a:prstGeom prst="rect"/>
+                  </pic:spPr>
+                </pic:pic>
+              </a:graphicData>
+            </a:graphic>
+          </wp:inline>
+        </w:drawing>
+      </w:r>
+    </w:p>
+    <w:p>
+      <w:pPr>
+        <w:spacing w:line="336" w:lineRule="auto" w:after="180"/>
+      </w:pPr>
+      <w:r>
+        <w:rPr>
+          <w:b w:val="0"/>
+        </w:rPr>
+        <w:t xml:space="preserve">Positive probability is not always chosen-label confidence. A: p(class 1) = 0.9, </w:t>
+      </w:r>
+      <w:r>
+        <w:rPr>
+          <w:b/>
+        </w:rPr>
+        <w:t>prediction</w:t>
+      </w:r>
+      <w:r>
+        <w:rPr>
+          <w:b w:val="0"/>
+        </w:rPr>
+        <w:t xml:space="preserve"> = 1, confidence = 0.9, reference = 0. B: p(class 1) = 0.6, </w:t>
+      </w:r>
+      <w:r>
+        <w:rPr>
+          <w:b/>
+        </w:rPr>
+        <w:t>prediction</w:t>
+      </w:r>
+      <w:r>
+        <w:rPr>
+          <w:b w:val="0"/>
+        </w:rPr>
+        <w:t xml:space="preserve"> = 1, confidence = 0.6, reference = 1.</w:t>
+      </w:r>
+    </w:p>
+    <w:p>
+      <w:pPr>
+        <w:spacing w:line="336" w:lineRule="auto" w:after="180"/>
+      </w:pPr>
+      <w:r>
+        <w:rPr>
+          <w:b w:val="0"/>
+        </w:rPr>
+        <w:t xml:space="preserve">C: p(class 1) = 0.2, </w:t>
+      </w:r>
+      <w:r>
+        <w:rPr>
+          <w:b/>
+        </w:rPr>
+        <w:t>prediction</w:t>
+      </w:r>
+      <w:r>
+        <w:rPr>
+          <w:b w:val="0"/>
+        </w:rPr>
+        <w:t xml:space="preserve"> = 0, confidence = 0.8, reference = 0.</w:t>
+      </w:r>
+    </w:p>
+    <w:p>
+      <w:pPr>
+        <w:spacing w:line="336" w:lineRule="auto" w:after="180"/>
+        <w:shd w:fill="F5F1FB"/>
+      </w:pPr>
+      <w:r>
+        <w:rPr>
+          <w:b w:val="0"/>
+        </w:rPr>
+        <w:t>Read the labels and values. Explain the relationship the model shows.</w:t>
+      </w:r>
+    </w:p>
+    <w:p>
+      <w:pPr>
+        <w:pStyle w:val="Heading3"/>
+      </w:pPr>
+      <w:r>
+        <w:t>04. Change one thing. Trace what follows.</w:t>
+      </w:r>
+    </w:p>
+    <w:p>
+      <w:r>
+        <w:drawing>
+          <wp:inline xmlns:a="http://schemas.openxmlformats.org/drawingml/2006/main" xmlns:pic="http://schemas.openxmlformats.org/drawingml/2006/picture">
+            <wp:extent cx="5486400" cy="3179064"/>
+            <wp:docPr id="6" name="Picture 6" descr="Original case: Accept confidence&gt;=0.8: A and C; accuracy 1/2 and coverage 2/3. Changed condition: Raise the acceptance cutoff to 0.85. Expected result: Only A is accepted: accuracy 0/1, coverage 1/3. Reason: The most confident supplied case is wrong; a stricter cutoff is not guaranteed to improve this set’s accuracy."/>
+            <wp:cNvGraphicFramePr>
+              <a:graphicFrameLocks noChangeAspect="1"/>
+            </wp:cNvGraphicFramePr>
+            <a:graphic>
+              <a:graphicData uri="http://schemas.openxmlformats.org/drawingml/2006/picture">
+                <pic:pic>
+                  <pic:nvPicPr>
+                    <pic:cNvPr id="0" name="academy-story-ai-5-29-04.png"/>
+                    <pic:cNvPicPr/>
+                  </pic:nvPicPr>
+                  <pic:blipFill>
+                    <a:blip r:embed="rId14"/>
+                    <a:stretch>
+                      <a:fillRect/>
+                    </a:stretch>
+                  </pic:blipFill>
+                  <pic:spPr>
+                    <a:xfrm>
+                      <a:off x="0" y="0"/>
+                      <a:ext cx="5486400" cy="3179064"/>
+                    </a:xfrm>
+                    <a:prstGeom prst="rect"/>
+                  </pic:spPr>
+                </pic:pic>
+              </a:graphicData>
+            </a:graphic>
+          </wp:inline>
+        </w:drawing>
+      </w:r>
+    </w:p>
+    <w:p>
+      <w:pPr>
+        <w:spacing w:line="336" w:lineRule="auto" w:after="180"/>
+      </w:pPr>
+      <w:r>
+        <w:rPr>
+          <w:b w:val="0"/>
+        </w:rPr>
+        <w:t xml:space="preserve">Original case: Accept confidence&gt;=0.8: A and C; accuracy 1/2 and </w:t>
+      </w:r>
+      <w:r>
+        <w:rPr>
+          <w:b/>
+        </w:rPr>
+        <w:t>coverage</w:t>
+      </w:r>
+      <w:r>
+        <w:rPr>
+          <w:b w:val="0"/>
+        </w:rPr>
+        <w:t xml:space="preserve"> 2/3. Changed condition: Raise the acceptance cutoff to 0.85. Expected result: Only A is accepted: accuracy 0/1, </w:t>
+      </w:r>
+      <w:r>
+        <w:rPr>
+          <w:b/>
+        </w:rPr>
+        <w:t>coverage</w:t>
+      </w:r>
+      <w:r>
+        <w:rPr>
+          <w:b w:val="0"/>
+        </w:rPr>
+        <w:t xml:space="preserve"> 1/3.</w:t>
+      </w:r>
+    </w:p>
+    <w:p>
+      <w:pPr>
+        <w:spacing w:line="336" w:lineRule="auto" w:after="180"/>
+      </w:pPr>
+      <w:r>
+        <w:rPr>
+          <w:b w:val="0"/>
+        </w:rPr>
+        <w:t>Reason: The most confident supplied case is wrong; a stricter cutoff is not guaranteed to improve this set’s accuracy.</w:t>
+      </w:r>
+    </w:p>
+    <w:p>
+      <w:pPr>
+        <w:spacing w:line="336" w:lineRule="auto" w:after="180"/>
+        <w:shd w:fill="F5F1FB"/>
+      </w:pPr>
+      <w:r>
+        <w:rPr>
+          <w:b w:val="0"/>
+        </w:rPr>
+        <w:t>Predict before checking the worked changed-case result. Name what changed and what the supplied facts allow you to conclude.</w:t>
+      </w:r>
+    </w:p>
+    <w:p>
+      <w:pPr>
+        <w:pStyle w:val="Heading3"/>
+      </w:pPr>
+      <w:r>
+        <w:t>05. Connect the explanation to its limit</w:t>
+      </w:r>
+    </w:p>
+    <w:p>
+      <w:r>
+        <w:drawing>
+          <wp:inline xmlns:a="http://schemas.openxmlformats.org/drawingml/2006/main" xmlns:pic="http://schemas.openxmlformats.org/drawingml/2006/picture">
+            <wp:extent cx="5486400" cy="2834640"/>
+            <wp:docPr id="7" name="Picture 7" descr="Positive-class probability and confidence in the chosen label differ when the predicted class is zero. For C, a class-one probability of 0.2 gives class-zero confidence 0.8 under this toy rule. Selective accuracy counts only accepted cases; coverage counts how many were accepted. A stricter cutoff can retain a confidently wrong case and lower accuracy on this supplied set. Limit: Supplied scores are not proven calibrated. Review policies need representative held-out evidence and clear handling of rejected cases."/>
+            <wp:cNvGraphicFramePr>
+              <a:graphicFrameLocks noChangeAspect="1"/>
+            </wp:cNvGraphicFramePr>
+            <a:graphic>
+              <a:graphicData uri="http://schemas.openxmlformats.org/drawingml/2006/picture">
+                <pic:pic>
+                  <pic:nvPicPr>
+                    <pic:cNvPr id="0" name="academy-story-ai-5-29-05.png"/>
+                    <pic:cNvPicPr/>
+                  </pic:nvPicPr>
+                  <pic:blipFill>
+                    <a:blip r:embed="rId15"/>
+                    <a:stretch>
+                      <a:fillRect/>
+                    </a:stretch>
+                  </pic:blipFill>
+                  <pic:spPr>
+                    <a:xfrm>
+                      <a:off x="0" y="0"/>
+                      <a:ext cx="5486400" cy="2834640"/>
+                    </a:xfrm>
+                    <a:prstGeom prst="rect"/>
+                  </pic:spPr>
+                </pic:pic>
+              </a:graphicData>
+            </a:graphic>
+          </wp:inline>
+        </w:drawing>
+      </w:r>
+    </w:p>
+    <w:p>
+      <w:pPr>
+        <w:spacing w:line="336" w:lineRule="auto" w:after="180"/>
+      </w:pPr>
+      <w:r>
+        <w:rPr>
+          <w:b w:val="0"/>
+        </w:rPr>
+        <w:t>Positive-class probability and confidence in the chosen label differ when the predicted class is zero. For C, a class-one probability of 0.2 gives class-zero confidence 0.8 under this toy rule.</w:t>
+      </w:r>
+    </w:p>
+    <w:p>
+      <w:pPr>
+        <w:spacing w:line="336" w:lineRule="auto" w:after="180"/>
+      </w:pPr>
+      <w:r>
+        <w:rPr>
+          <w:b w:val="0"/>
+        </w:rPr>
+        <w:t xml:space="preserve">Selective accuracy counts only accepted cases; </w:t>
+      </w:r>
+      <w:r>
+        <w:rPr>
+          <w:b/>
+        </w:rPr>
+        <w:t>coverage</w:t>
+      </w:r>
+      <w:r>
+        <w:rPr>
+          <w:b w:val="0"/>
+        </w:rPr>
+        <w:t xml:space="preserve"> counts how many were accepted. A stricter cutoff can retain a confidently wrong case and lower accuracy on this supplied set.</w:t>
+      </w:r>
+    </w:p>
+    <w:p>
+      <w:pPr>
+        <w:spacing w:line="336" w:lineRule="auto" w:after="180"/>
+      </w:pPr>
+      <w:r>
+        <w:rPr>
+          <w:b w:val="0"/>
+        </w:rPr>
+        <w:t xml:space="preserve">Limit: Supplied scores are not proven calibrated. Review policies need representative held-out </w:t>
+      </w:r>
+      <w:r>
+        <w:rPr>
+          <w:b/>
+        </w:rPr>
+        <w:t>evidence</w:t>
+      </w:r>
+      <w:r>
+        <w:rPr>
+          <w:b w:val="0"/>
+        </w:rPr>
+        <w:t xml:space="preserve"> and clear handling of rejected cases.</w:t>
+      </w:r>
+    </w:p>
+    <w:p>
+      <w:pPr>
+        <w:spacing w:line="336" w:lineRule="auto" w:after="180"/>
+        <w:shd w:fill="F5F1FB"/>
+      </w:pPr>
+      <w:r>
+        <w:rPr>
+          <w:b w:val="0"/>
+        </w:rPr>
+        <w:t>Explain the case, then point to a limit on the claim.</w:t>
+      </w:r>
+    </w:p>
+    <w:p>
+      <w:pPr>
+        <w:pStyle w:val="Heading3"/>
+      </w:pPr>
+      <w:r>
+        <w:t>06. Make the idea visible in your project</w:t>
+      </w:r>
+    </w:p>
+    <w:p>
+      <w:r>
+        <w:drawing>
+          <wp:inline xmlns:a="http://schemas.openxmlformats.org/drawingml/2006/main" xmlns:pic="http://schemas.openxmlformats.org/drawingml/2006/picture">
+            <wp:extent cx="5486400" cy="3681984"/>
+            <wp:docPr id="8" name="Picture 8" descr="For your Image-pattern Network Investigation, save the input, procedure, observed result and limitation of this check. Label this worked example as practice; use a different, previously unreviewed case when checking independent understanding. Draw your input, deciding step, result and limit. Supported question: What is C’s positive-class probability and chosen-label confidence? Point to the relevant step in the picture, then write the changed result and the rule or evidence that supports it."/>
+            <wp:cNvGraphicFramePr>
+              <a:graphicFrameLocks noChangeAspect="1"/>
+            </wp:cNvGraphicFramePr>
+            <a:graphic>
+              <a:graphicData uri="http://schemas.openxmlformats.org/drawingml/2006/picture">
+                <pic:pic>
+                  <pic:nvPicPr>
+                    <pic:cNvPr id="0" name="academy-story-ai-5-29-06.png"/>
+                    <pic:cNvPicPr/>
+                  </pic:nvPicPr>
+                  <pic:blipFill>
+                    <a:blip r:embed="rId16"/>
+                    <a:stretch>
+                      <a:fillRect/>
+                    </a:stretch>
+                  </pic:blipFill>
+                  <pic:spPr>
+                    <a:xfrm>
+                      <a:off x="0" y="0"/>
+                      <a:ext cx="5486400" cy="3681984"/>
+                    </a:xfrm>
+                    <a:prstGeom prst="rect"/>
+                  </pic:spPr>
+                </pic:pic>
+              </a:graphicData>
+            </a:graphic>
+          </wp:inline>
+        </w:drawing>
+      </w:r>
+    </w:p>
+    <w:p>
+      <w:pPr>
+        <w:spacing w:line="336" w:lineRule="auto" w:after="180"/>
+      </w:pPr>
+      <w:r>
+        <w:rPr>
+          <w:b w:val="0"/>
+        </w:rPr>
+        <w:t xml:space="preserve">For your Image-pattern Network Investigation, save the </w:t>
+      </w:r>
+      <w:r>
+        <w:rPr>
+          <w:b/>
+        </w:rPr>
+        <w:t>input</w:t>
+      </w:r>
+      <w:r>
+        <w:rPr>
+          <w:b w:val="0"/>
+        </w:rPr>
+        <w:t>, procedure, observed result and limitation of this check.</w:t>
+      </w:r>
+    </w:p>
+    <w:p>
+      <w:pPr>
+        <w:spacing w:line="336" w:lineRule="auto" w:after="180"/>
+      </w:pPr>
+      <w:r>
+        <w:rPr>
+          <w:b w:val="0"/>
+        </w:rPr>
+        <w:t xml:space="preserve">Label this worked example as practice; use a different, previously unreviewed case when checking independent understanding. Draw your </w:t>
+      </w:r>
+      <w:r>
+        <w:rPr>
+          <w:b/>
+        </w:rPr>
+        <w:t>input</w:t>
+      </w:r>
+      <w:r>
+        <w:rPr>
+          <w:b w:val="0"/>
+        </w:rPr>
+        <w:t>, deciding step, result and limit.</w:t>
+      </w:r>
+    </w:p>
+    <w:p>
+      <w:pPr>
+        <w:spacing w:line="336" w:lineRule="auto" w:after="180"/>
+      </w:pPr>
+      <w:r>
+        <w:rPr>
+          <w:b w:val="0"/>
+        </w:rPr>
+        <w:t xml:space="preserve">Supported question: What is C’s positive-class probability and chosen-label confidence? Point to the relevant step in the picture, then write the changed result and the rule or </w:t>
+      </w:r>
+      <w:r>
+        <w:rPr>
+          <w:b/>
+        </w:rPr>
+        <w:t>evidence</w:t>
+      </w:r>
+      <w:r>
+        <w:rPr>
+          <w:b w:val="0"/>
+        </w:rPr>
+        <w:t xml:space="preserve"> that supports it.</w:t>
+      </w:r>
+    </w:p>
+    <w:p>
+      <w:pPr>
+        <w:spacing w:line="336" w:lineRule="auto" w:after="180"/>
+        <w:shd w:fill="F5F1FB"/>
+      </w:pPr>
+      <w:r>
+        <w:rPr>
+          <w:b w:val="0"/>
+        </w:rPr>
+        <w:t xml:space="preserve">Draw your project trace and justify the deciding step using </w:t>
+      </w:r>
+      <w:r>
+        <w:rPr>
+          <w:b/>
+        </w:rPr>
+        <w:t>evidence</w:t>
+      </w:r>
+      <w:r>
+        <w:rPr>
+          <w:b w:val="0"/>
+        </w:rPr>
+        <w:t>.</w:t>
       </w:r>
     </w:p>
     <w:sectPr>

--- a/downloads/student/ai-5-week-29.docx
+++ b/downloads/student/ai-5-week-29.docx
@@ -25,12 +25,17 @@
         <w:pStyle w:val="Heading1"/>
       </w:pPr>
       <w:r>
-        <w:t>Before you start</w:t>
-      </w:r>
-    </w:p>
-    <w:p>
-      <w:r>
-        <w:t>Last week a model was correct on two constructed validation examples. Why did that not prove it would work reliably on new examples?</w:t>
+        <w:t>Read the score. Check the label. Count every case.</w:t>
+      </w:r>
+    </w:p>
+    <w:p>
+      <w:r>
+        <w:t>Distinguish confidence from correctness and report review coverage alongside accepted accuracy.</w:t>
+      </w:r>
+    </w:p>
+    <w:p>
+      <w:r>
+        <w:t>Six-case ledger → confusion counts → coverage → separate picture → failure investigation → executable audit → independent outputs.</w:t>
       </w:r>
     </w:p>
     <w:p>
@@ -38,20 +43,20 @@
         <w:pStyle w:val="Heading1"/>
       </w:pPr>
       <w:r>
-        <w:t>01. Your mission</w:t>
-      </w:r>
-    </w:p>
-    <w:p>
-      <w:r>
-        <w:t>Start with the target: Distinguish a predicted class, confidence score and observed correctness. Try the recall before opening notes.</w:t>
-      </w:r>
-    </w:p>
-    <w:p>
-      <w:pPr>
-        <w:pStyle w:val="Heading3"/>
-      </w:pPr>
-      <w:r>
-        <w:t>Your learning target</w:t>
+        <w:t>01. A confident prediction can still be wrong</w:t>
+      </w:r>
+    </w:p>
+    <w:p>
+      <w:r>
+        <w:t>Separate the selected class, its score and checked correctness.</w:t>
+      </w:r>
+    </w:p>
+    <w:p>
+      <w:pPr>
+        <w:pStyle w:val="Heading2"/>
+      </w:pPr>
+      <w:r>
+        <w:t>Learning goals</w:t>
       </w:r>
     </w:p>
     <w:p>
@@ -113,10 +118,10 @@
     </w:p>
     <w:p>
       <w:pPr>
-        <w:pStyle w:val="Heading3"/>
-      </w:pPr>
-      <w:r>
-        <w:t>Remember before reading</w:t>
+        <w:pStyle w:val="Heading2"/>
+      </w:pPr>
+      <w:r>
+        <w:t>Retrieve evaluation evidence</w:t>
       </w:r>
     </w:p>
     <w:p>
@@ -200,6 +205,88 @@
     </w:p>
     <w:p>
       <w:pPr>
+        <w:pStyle w:val="Heading2"/>
+      </w:pPr>
+      <w:r>
+        <w:t>Prerequisite and starting response</w:t>
+      </w:r>
+    </w:p>
+    <w:p>
+      <w:pPr>
+        <w:pStyle w:val="ListBullet"/>
+      </w:pPr>
+      <w:r>
+        <w:t>Last week a model was correct on two constructed validation examples. Why did that not prove it would work reliably on new examples?</w:t>
+      </w:r>
+    </w:p>
+    <w:p>
+      <w:pPr>
+        <w:pStyle w:val="Heading3"/>
+      </w:pPr>
+      <w:r>
+        <w:t>My starting explanation</w:t>
+      </w:r>
+    </w:p>
+    <w:p>
+      <w:r>
+        <w:t>________________________________________________________________</w:t>
+      </w:r>
+    </w:p>
+    <w:p>
+      <w:r>
+        <w:t>________________________________________________________________</w:t>
+      </w:r>
+    </w:p>
+    <w:p>
+      <w:r>
+        <w:t>________________________________________________________________</w:t>
+      </w:r>
+    </w:p>
+    <w:p>
+      <w:pPr>
+        <w:pStyle w:val="Heading2"/>
+      </w:pPr>
+      <w:r>
+        <w:t>End goal</w:t>
+      </w:r>
+    </w:p>
+    <w:p>
+      <w:pPr>
+        <w:spacing w:line="336" w:lineRule="auto" w:after="180"/>
+      </w:pPr>
+      <w:r>
+        <w:rPr>
+          <w:b w:val="0"/>
+        </w:rPr>
+        <w:t>By the end, I can explain uncertainty and failure analysis using a traced example and a stated limitation.</w:t>
+      </w:r>
+    </w:p>
+    <w:p>
+      <w:pPr>
+        <w:pStyle w:val="Heading2"/>
+      </w:pPr>
+      <w:r>
+        <w:t>Earlier wording, alternatives and picture transcripts · reference / check after trying</w:t>
+      </w:r>
+    </w:p>
+    <w:p>
+      <w:pPr>
+        <w:pStyle w:val="Heading3"/>
+      </w:pPr>
+      <w:r>
+        <w:t>Your learning target</w:t>
+      </w:r>
+    </w:p>
+    <w:p>
+      <w:pPr>
+        <w:pStyle w:val="Heading3"/>
+      </w:pPr>
+      <w:r>
+        <w:t>Remember before reading</w:t>
+      </w:r>
+    </w:p>
+    <w:p>
+      <w:pPr>
         <w:spacing w:line="336" w:lineRule="auto" w:after="180"/>
       </w:pPr>
       <w:r>
@@ -276,69 +363,31 @@
     </w:p>
     <w:p>
       <w:pPr>
-        <w:spacing w:line="336" w:lineRule="auto" w:after="180"/>
-        <w:shd w:fill="F5F1FB"/>
-      </w:pPr>
-      <w:r>
-        <w:rPr>
-          <w:b w:val="0"/>
-        </w:rPr>
-        <w:t>Last week a model was correct on two constructed validation examples. Why did that not prove it would work reliably on new examples?</w:t>
-      </w:r>
-    </w:p>
-    <w:p>
-      <w:pPr>
         <w:pStyle w:val="Heading3"/>
       </w:pPr>
       <w:r>
-        <w:t>My starting explanation</w:t>
-      </w:r>
-    </w:p>
-    <w:p>
-      <w:r>
-        <w:t>________________________________________________________________</w:t>
-      </w:r>
-    </w:p>
-    <w:p>
-      <w:r>
-        <w:t>________________________________________________________________</w:t>
-      </w:r>
-    </w:p>
-    <w:p>
-      <w:r>
-        <w:t>________________________________________________________________</w:t>
-      </w:r>
-    </w:p>
-    <w:p>
-      <w:pPr>
-        <w:pStyle w:val="Heading3"/>
-      </w:pPr>
-      <w:r>
         <w:t>This week’s end goal</w:t>
       </w:r>
     </w:p>
     <w:p>
       <w:pPr>
-        <w:spacing w:line="336" w:lineRule="auto" w:after="180"/>
-      </w:pPr>
-      <w:r>
-        <w:rPr>
-          <w:b w:val="0"/>
-        </w:rPr>
-        <w:t>By the end, I can explain uncertainty and failure analysis using a traced example and a stated limitation.</w:t>
-      </w:r>
-    </w:p>
-    <w:p>
-      <w:pPr>
         <w:pStyle w:val="Heading1"/>
       </w:pPr>
       <w:r>
-        <w:t>02. Notice the evidence</w:t>
-      </w:r>
-    </w:p>
-    <w:p>
-      <w:r>
-        <w:t>Investigate the supplied Uncertainty and failure analysis case. Separate observations, given facts and assumptions before choosing an explanation.</w:t>
+        <w:t>02. Read a score before using it to make a decision</w:t>
+      </w:r>
+    </w:p>
+    <w:p>
+      <w:r>
+        <w:t>The six outputs are supplied classroom data, with reference labels for checking.</w:t>
+      </w:r>
+    </w:p>
+    <w:p>
+      <w:pPr>
+        <w:pStyle w:val="Heading2"/>
+      </w:pPr>
+      <w:r>
+        <w:t>Class definition and selected-class confidence</w:t>
       </w:r>
     </w:p>
     <w:p>
@@ -373,6 +422,14 @@
           <w:b w:val="0"/>
         </w:rPr>
         <w:t>The values p1 are probability estimates for class 1, invented for this exercise rather than produced by a trained model. Predict 1 when p1 &gt;= 0.5 and 0 otherwise. The selected-class confidence is max(p1, 1 - p1).</w:t>
+      </w:r>
+    </w:p>
+    <w:p>
+      <w:pPr>
+        <w:pStyle w:val="Heading2"/>
+      </w:pPr>
+      <w:r>
+        <w:t>Complete original scores and reference labels</w:t>
       </w:r>
     </w:p>
     <w:tbl>
@@ -616,6 +673,14 @@
     </w:tbl>
     <w:p>
       <w:pPr>
+        <w:pStyle w:val="Heading2"/>
+      </w:pPr>
+      <w:r>
+        <w:t>Contrast A with confidently wrong F</w:t>
+      </w:r>
+    </w:p>
+    <w:p>
+      <w:pPr>
         <w:spacing w:line="336" w:lineRule="auto" w:after="180"/>
       </w:pPr>
       <w:r>
@@ -638,6 +703,14 @@
     </w:p>
     <w:p>
       <w:pPr>
+        <w:pStyle w:val="Heading2"/>
+      </w:pPr>
+      <w:r>
+        <w:t>Calibration needs many comparable cases</w:t>
+      </w:r>
+    </w:p>
+    <w:p>
+      <w:pPr>
         <w:spacing w:line="336" w:lineRule="auto" w:after="180"/>
       </w:pPr>
       <w:r>
@@ -684,6 +757,14 @@
     </w:p>
     <w:p>
       <w:pPr>
+        <w:pStyle w:val="Heading2"/>
+      </w:pPr>
+      <w:r>
+        <w:t>Record given and missing evidence</w:t>
+      </w:r>
+    </w:p>
+    <w:p>
+      <w:pPr>
         <w:pStyle w:val="Heading3"/>
       </w:pPr>
       <w:r>
@@ -710,12 +791,20 @@
         <w:pStyle w:val="Heading1"/>
       </w:pPr>
       <w:r>
-        <w:t>03. See how it works</w:t>
-      </w:r>
-    </w:p>
-    <w:p>
-      <w:r>
-        <w:t>Follow the mechanism for Uncertainty and failure analysis. Connect each labelled input, deciding step and result.</w:t>
+        <w:t>03. Trace every prediction, error and acceptance decision</w:t>
+      </w:r>
+    </w:p>
+    <w:p>
+      <w:r>
+        <w:t>Keep the class threshold 0.50 separate from the review cutoff 0.80.</w:t>
+      </w:r>
+    </w:p>
+    <w:p>
+      <w:pPr>
+        <w:pStyle w:val="Heading2"/>
+      </w:pPr>
+      <w:r>
+        <w:t>Overall accuracy and confusion counts</w:t>
       </w:r>
     </w:p>
     <w:p>
@@ -750,6 +839,474 @@
           <w:b w:val="0"/>
         </w:rPr>
         <w:t>There are two false positives (B and D), one false negative (F), two true positives and one true negative. Different errors can matter differently; a single accuracy number hides that distinction.</w:t>
+      </w:r>
+    </w:p>
+    <w:p>
+      <w:pPr>
+        <w:pStyle w:val="Heading2"/>
+      </w:pPr>
+      <w:r>
+        <w:t>All six decisions in one ledger</w:t>
+      </w:r>
+    </w:p>
+    <w:tbl>
+      <w:tblPr>
+        <w:tblStyle w:val="LightShading-Accent1"/>
+        <w:tblW w:type="auto" w:w="0"/>
+        <w:tblLook w:firstColumn="1" w:firstRow="1" w:lastColumn="0" w:lastRow="0" w:noHBand="0" w:noVBand="1" w:val="04A0"/>
+      </w:tblPr>
+      <w:tblGrid>
+        <w:gridCol w:w="1704"/>
+        <w:gridCol w:w="1704"/>
+        <w:gridCol w:w="1704"/>
+        <w:gridCol w:w="1704"/>
+        <w:gridCol w:w="1704"/>
+        <w:gridCol w:w="1704"/>
+      </w:tblGrid>
+      <w:tr>
+        <w:trPr>
+          <w:tblHeader/>
+        </w:trPr>
+        <w:tc>
+          <w:tcPr>
+            <w:tcW w:type="dxa" w:w="1704"/>
+          </w:tcPr>
+          <w:p>
+            <w:r>
+              <w:t>Case</w:t>
+            </w:r>
+          </w:p>
+        </w:tc>
+        <w:tc>
+          <w:tcPr>
+            <w:tcW w:type="dxa" w:w="1704"/>
+          </w:tcPr>
+          <w:p>
+            <w:r>
+              <w:t>p1</w:t>
+            </w:r>
+          </w:p>
+        </w:tc>
+        <w:tc>
+          <w:tcPr>
+            <w:tcW w:type="dxa" w:w="1704"/>
+          </w:tcPr>
+          <w:p>
+            <w:r>
+              <w:t>Prediction</w:t>
+            </w:r>
+          </w:p>
+        </w:tc>
+        <w:tc>
+          <w:tcPr>
+            <w:tcW w:type="dxa" w:w="1704"/>
+          </w:tcPr>
+          <w:p>
+            <w:r>
+              <w:t>Selected-class confidence</w:t>
+            </w:r>
+          </w:p>
+        </w:tc>
+        <w:tc>
+          <w:tcPr>
+            <w:tcW w:type="dxa" w:w="1704"/>
+          </w:tcPr>
+          <w:p>
+            <w:r>
+              <w:t>Correct?</w:t>
+            </w:r>
+          </w:p>
+        </w:tc>
+        <w:tc>
+          <w:tcPr>
+            <w:tcW w:type="dxa" w:w="1704"/>
+          </w:tcPr>
+          <w:p>
+            <w:r>
+              <w:t>At cutoff 0.80</w:t>
+            </w:r>
+          </w:p>
+        </w:tc>
+      </w:tr>
+      <w:tr>
+        <w:tc>
+          <w:tcPr>
+            <w:tcW w:type="dxa" w:w="1704"/>
+          </w:tcPr>
+          <w:p>
+            <w:r>
+              <w:t>A</w:t>
+            </w:r>
+          </w:p>
+        </w:tc>
+        <w:tc>
+          <w:tcPr>
+            <w:tcW w:type="dxa" w:w="1704"/>
+          </w:tcPr>
+          <w:p>
+            <w:r>
+              <w:t>0.95</w:t>
+            </w:r>
+          </w:p>
+        </w:tc>
+        <w:tc>
+          <w:tcPr>
+            <w:tcW w:type="dxa" w:w="1704"/>
+          </w:tcPr>
+          <w:p>
+            <w:r>
+              <w:t>1</w:t>
+            </w:r>
+          </w:p>
+        </w:tc>
+        <w:tc>
+          <w:tcPr>
+            <w:tcW w:type="dxa" w:w="1704"/>
+          </w:tcPr>
+          <w:p>
+            <w:r>
+              <w:t>0.95</w:t>
+            </w:r>
+          </w:p>
+        </w:tc>
+        <w:tc>
+          <w:tcPr>
+            <w:tcW w:type="dxa" w:w="1704"/>
+          </w:tcPr>
+          <w:p>
+            <w:r>
+              <w:t>Yes</w:t>
+            </w:r>
+          </w:p>
+        </w:tc>
+        <w:tc>
+          <w:tcPr>
+            <w:tcW w:type="dxa" w:w="1704"/>
+          </w:tcPr>
+          <w:p>
+            <w:r>
+              <w:t>Accept</w:t>
+            </w:r>
+          </w:p>
+        </w:tc>
+      </w:tr>
+      <w:tr>
+        <w:tc>
+          <w:tcPr>
+            <w:tcW w:type="dxa" w:w="1704"/>
+          </w:tcPr>
+          <w:p>
+            <w:r>
+              <w:t>B</w:t>
+            </w:r>
+          </w:p>
+        </w:tc>
+        <w:tc>
+          <w:tcPr>
+            <w:tcW w:type="dxa" w:w="1704"/>
+          </w:tcPr>
+          <w:p>
+            <w:r>
+              <w:t>0.9</w:t>
+            </w:r>
+          </w:p>
+        </w:tc>
+        <w:tc>
+          <w:tcPr>
+            <w:tcW w:type="dxa" w:w="1704"/>
+          </w:tcPr>
+          <w:p>
+            <w:r>
+              <w:t>1</w:t>
+            </w:r>
+          </w:p>
+        </w:tc>
+        <w:tc>
+          <w:tcPr>
+            <w:tcW w:type="dxa" w:w="1704"/>
+          </w:tcPr>
+          <w:p>
+            <w:r>
+              <w:t>0.9</w:t>
+            </w:r>
+          </w:p>
+        </w:tc>
+        <w:tc>
+          <w:tcPr>
+            <w:tcW w:type="dxa" w:w="1704"/>
+          </w:tcPr>
+          <w:p>
+            <w:r>
+              <w:t>No: false positive</w:t>
+            </w:r>
+          </w:p>
+        </w:tc>
+        <w:tc>
+          <w:tcPr>
+            <w:tcW w:type="dxa" w:w="1704"/>
+          </w:tcPr>
+          <w:p>
+            <w:r>
+              <w:t>Accept</w:t>
+            </w:r>
+          </w:p>
+        </w:tc>
+      </w:tr>
+      <w:tr>
+        <w:tc>
+          <w:tcPr>
+            <w:tcW w:type="dxa" w:w="1704"/>
+          </w:tcPr>
+          <w:p>
+            <w:r>
+              <w:t>C</w:t>
+            </w:r>
+          </w:p>
+        </w:tc>
+        <w:tc>
+          <w:tcPr>
+            <w:tcW w:type="dxa" w:w="1704"/>
+          </w:tcPr>
+          <w:p>
+            <w:r>
+              <w:t>0.8</w:t>
+            </w:r>
+          </w:p>
+        </w:tc>
+        <w:tc>
+          <w:tcPr>
+            <w:tcW w:type="dxa" w:w="1704"/>
+          </w:tcPr>
+          <w:p>
+            <w:r>
+              <w:t>1</w:t>
+            </w:r>
+          </w:p>
+        </w:tc>
+        <w:tc>
+          <w:tcPr>
+            <w:tcW w:type="dxa" w:w="1704"/>
+          </w:tcPr>
+          <w:p>
+            <w:r>
+              <w:t>0.8</w:t>
+            </w:r>
+          </w:p>
+        </w:tc>
+        <w:tc>
+          <w:tcPr>
+            <w:tcW w:type="dxa" w:w="1704"/>
+          </w:tcPr>
+          <w:p>
+            <w:r>
+              <w:t>Yes</w:t>
+            </w:r>
+          </w:p>
+        </w:tc>
+        <w:tc>
+          <w:tcPr>
+            <w:tcW w:type="dxa" w:w="1704"/>
+          </w:tcPr>
+          <w:p>
+            <w:r>
+              <w:t>Accept at equality</w:t>
+            </w:r>
+          </w:p>
+        </w:tc>
+      </w:tr>
+      <w:tr>
+        <w:tc>
+          <w:tcPr>
+            <w:tcW w:type="dxa" w:w="1704"/>
+          </w:tcPr>
+          <w:p>
+            <w:r>
+              <w:t>D</w:t>
+            </w:r>
+          </w:p>
+        </w:tc>
+        <w:tc>
+          <w:tcPr>
+            <w:tcW w:type="dxa" w:w="1704"/>
+          </w:tcPr>
+          <w:p>
+            <w:r>
+              <w:t>0.6</w:t>
+            </w:r>
+          </w:p>
+        </w:tc>
+        <w:tc>
+          <w:tcPr>
+            <w:tcW w:type="dxa" w:w="1704"/>
+          </w:tcPr>
+          <w:p>
+            <w:r>
+              <w:t>1</w:t>
+            </w:r>
+          </w:p>
+        </w:tc>
+        <w:tc>
+          <w:tcPr>
+            <w:tcW w:type="dxa" w:w="1704"/>
+          </w:tcPr>
+          <w:p>
+            <w:r>
+              <w:t>0.6</w:t>
+            </w:r>
+          </w:p>
+        </w:tc>
+        <w:tc>
+          <w:tcPr>
+            <w:tcW w:type="dxa" w:w="1704"/>
+          </w:tcPr>
+          <w:p>
+            <w:r>
+              <w:t>No: false positive</w:t>
+            </w:r>
+          </w:p>
+        </w:tc>
+        <w:tc>
+          <w:tcPr>
+            <w:tcW w:type="dxa" w:w="1704"/>
+          </w:tcPr>
+          <w:p>
+            <w:r>
+              <w:t>Defer</w:t>
+            </w:r>
+          </w:p>
+        </w:tc>
+      </w:tr>
+      <w:tr>
+        <w:tc>
+          <w:tcPr>
+            <w:tcW w:type="dxa" w:w="1704"/>
+          </w:tcPr>
+          <w:p>
+            <w:r>
+              <w:t>E</w:t>
+            </w:r>
+          </w:p>
+        </w:tc>
+        <w:tc>
+          <w:tcPr>
+            <w:tcW w:type="dxa" w:w="1704"/>
+          </w:tcPr>
+          <w:p>
+            <w:r>
+              <w:t>0.45</w:t>
+            </w:r>
+          </w:p>
+        </w:tc>
+        <w:tc>
+          <w:tcPr>
+            <w:tcW w:type="dxa" w:w="1704"/>
+          </w:tcPr>
+          <w:p>
+            <w:r>
+              <w:t>0</w:t>
+            </w:r>
+          </w:p>
+        </w:tc>
+        <w:tc>
+          <w:tcPr>
+            <w:tcW w:type="dxa" w:w="1704"/>
+          </w:tcPr>
+          <w:p>
+            <w:r>
+              <w:t>0.55</w:t>
+            </w:r>
+          </w:p>
+        </w:tc>
+        <w:tc>
+          <w:tcPr>
+            <w:tcW w:type="dxa" w:w="1704"/>
+          </w:tcPr>
+          <w:p>
+            <w:r>
+              <w:t>Yes</w:t>
+            </w:r>
+          </w:p>
+        </w:tc>
+        <w:tc>
+          <w:tcPr>
+            <w:tcW w:type="dxa" w:w="1704"/>
+          </w:tcPr>
+          <w:p>
+            <w:r>
+              <w:t>Defer</w:t>
+            </w:r>
+          </w:p>
+        </w:tc>
+      </w:tr>
+      <w:tr>
+        <w:tc>
+          <w:tcPr>
+            <w:tcW w:type="dxa" w:w="1704"/>
+          </w:tcPr>
+          <w:p>
+            <w:r>
+              <w:t>F</w:t>
+            </w:r>
+          </w:p>
+        </w:tc>
+        <w:tc>
+          <w:tcPr>
+            <w:tcW w:type="dxa" w:w="1704"/>
+          </w:tcPr>
+          <w:p>
+            <w:r>
+              <w:t>0.1</w:t>
+            </w:r>
+          </w:p>
+        </w:tc>
+        <w:tc>
+          <w:tcPr>
+            <w:tcW w:type="dxa" w:w="1704"/>
+          </w:tcPr>
+          <w:p>
+            <w:r>
+              <w:t>0</w:t>
+            </w:r>
+          </w:p>
+        </w:tc>
+        <w:tc>
+          <w:tcPr>
+            <w:tcW w:type="dxa" w:w="1704"/>
+          </w:tcPr>
+          <w:p>
+            <w:r>
+              <w:t>0.9</w:t>
+            </w:r>
+          </w:p>
+        </w:tc>
+        <w:tc>
+          <w:tcPr>
+            <w:tcW w:type="dxa" w:w="1704"/>
+          </w:tcPr>
+          <w:p>
+            <w:r>
+              <w:t>No: false negative</w:t>
+            </w:r>
+          </w:p>
+        </w:tc>
+        <w:tc>
+          <w:tcPr>
+            <w:tcW w:type="dxa" w:w="1704"/>
+          </w:tcPr>
+          <w:p>
+            <w:r>
+              <w:t>Accept</w:t>
+            </w:r>
+          </w:p>
+        </w:tc>
+      </w:tr>
+    </w:tbl>
+    <w:p>
+      <w:pPr>
+        <w:pStyle w:val="Heading2"/>
+      </w:pPr>
+      <w:r>
+        <w:t>Runnable original report</w:t>
       </w:r>
     </w:p>
     <w:p>
@@ -799,6 +1356,14 @@
     </w:p>
     <w:p>
       <w:pPr>
+        <w:pStyle w:val="Heading2"/>
+      </w:pPr>
+      <w:r>
+        <w:t>Denominators, boundaries and undefined accuracy</w:t>
+      </w:r>
+    </w:p>
+    <w:p>
+      <w:pPr>
         <w:spacing w:line="336" w:lineRule="auto" w:after="180"/>
       </w:pPr>
       <w:r>
@@ -833,10 +1398,10 @@
     </w:p>
     <w:p>
       <w:pPr>
-        <w:pStyle w:val="Heading3"/>
-      </w:pPr>
-      <w:r>
-        <w:t>Connect the picture and the explanation</w:t>
+        <w:pStyle w:val="Heading2"/>
+      </w:pPr>
+      <w:r>
+        <w:t>Explain the pictured rule</w:t>
       </w:r>
     </w:p>
     <w:p>
@@ -864,15 +1429,47 @@
     </w:p>
     <w:p>
       <w:pPr>
+        <w:pStyle w:val="Heading2"/>
+      </w:pPr>
+      <w:r>
+        <w:t>Earlier wording, alternatives and picture transcripts · reference / check after trying</w:t>
+      </w:r>
+    </w:p>
+    <w:p>
+      <w:pPr>
+        <w:pStyle w:val="Heading3"/>
+      </w:pPr>
+      <w:r>
+        <w:t>Connect the picture and the explanation</w:t>
+      </w:r>
+    </w:p>
+    <w:p>
+      <w:pPr>
         <w:pStyle w:val="Heading1"/>
       </w:pPr>
       <w:r>
-        <w:t>04. Compare the cases</w:t>
-      </w:r>
-    </w:p>
-    <w:p>
-      <w:r>
-        <w:t>Compare the supplied cases for Uncertainty and failure analysis. Identify the detail that changes the conclusion.</w:t>
+        <w:t>04. Raise a cutoff and count what remains</w:t>
+      </w:r>
+    </w:p>
+    <w:p>
+      <w:r>
+        <w:t>Predict the accepted set before calculating proportions.</w:t>
+      </w:r>
+    </w:p>
+    <w:p>
+      <w:pPr>
+        <w:pStyle w:val="Heading2"/>
+      </w:pPr>
+      <w:r>
+        <w:t>Current task and response</w:t>
+      </w:r>
+    </w:p>
+    <w:p>
+      <w:pPr>
+        <w:pStyle w:val="ListBullet"/>
+      </w:pPr>
+      <w:r>
+        <w:t>For all six cases, list false positives and false negatives, count true positives and true negatives, and calculate overall accuracy. Why might a single accuracy hide useful information?</w:t>
       </w:r>
     </w:p>
     <w:p>
@@ -880,94 +1477,61 @@
         <w:pStyle w:val="Heading3"/>
       </w:pPr>
       <w:r>
-        <w:t>Compare a familiar case with a changed case</w:t>
+        <w:t>Keep the procedure fixed. Explain what changed in the inputs and result.</w:t>
+      </w:r>
+    </w:p>
+    <w:p>
+      <w:r>
+        <w:t>________________________________________________________________</w:t>
+      </w:r>
+    </w:p>
+    <w:p>
+      <w:r>
+        <w:t>________________________________________________________________</w:t>
+      </w:r>
+    </w:p>
+    <w:p>
+      <w:r>
+        <w:t>________________________________________________________________</w:t>
+      </w:r>
+    </w:p>
+    <w:p>
+      <w:r>
+        <w:t>________________________________________________________________</w:t>
+      </w:r>
+    </w:p>
+    <w:p>
+      <w:r>
+        <w:t>________________________________________________________________</w:t>
+      </w:r>
+    </w:p>
+    <w:p>
+      <w:pPr>
+        <w:pStyle w:val="Heading2"/>
+      </w:pPr>
+      <w:r>
+        <w:t>Predict the changed picture</w:t>
+      </w:r>
+    </w:p>
+    <w:p>
+      <w:pPr>
+        <w:pStyle w:val="ListBullet"/>
+      </w:pPr>
+      <w:r>
+        <w:t>Change: Raise the acceptance cutoff to 0.85.</w:t>
+      </w:r>
+    </w:p>
+    <w:p>
+      <w:pPr>
+        <w:pStyle w:val="Heading2"/>
+      </w:pPr>
+      <w:r>
+        <w:t>Check after predicting · reference / check after trying</w:t>
       </w:r>
     </w:p>
     <w:p>
       <w:pPr>
         <w:spacing w:line="336" w:lineRule="auto" w:after="180"/>
-        <w:shd w:fill="F5F1FB"/>
-      </w:pPr>
-      <w:r>
-        <w:rPr>
-          <w:b w:val="0"/>
-        </w:rPr>
-        <w:t>For all six cases, list false positives and false negatives, count true positives and true negatives, and calculate overall accuracy. Why might a single accuracy hide useful information?</w:t>
-      </w:r>
-    </w:p>
-    <w:p>
-      <w:pPr>
-        <w:pStyle w:val="Heading3"/>
-      </w:pPr>
-      <w:r>
-        <w:t>Keep the procedure fixed. Explain what changed in the inputs and result.</w:t>
-      </w:r>
-    </w:p>
-    <w:p>
-      <w:r>
-        <w:t>________________________________________________________________</w:t>
-      </w:r>
-    </w:p>
-    <w:p>
-      <w:r>
-        <w:t>________________________________________________________________</w:t>
-      </w:r>
-    </w:p>
-    <w:p>
-      <w:r>
-        <w:t>________________________________________________________________</w:t>
-      </w:r>
-    </w:p>
-    <w:p>
-      <w:r>
-        <w:t>________________________________________________________________</w:t>
-      </w:r>
-    </w:p>
-    <w:p>
-      <w:r>
-        <w:t>________________________________________________________________</w:t>
-      </w:r>
-    </w:p>
-    <w:p>
-      <w:pPr>
-        <w:pStyle w:val="Heading3"/>
-      </w:pPr>
-      <w:r>
-        <w:t>Change one thing in the pictured case</w:t>
-      </w:r>
-    </w:p>
-    <w:p>
-      <w:pPr>
-        <w:pStyle w:val="Heading3"/>
-      </w:pPr>
-      <w:r>
-        <w:t>Change one thing</w:t>
-      </w:r>
-    </w:p>
-    <w:p>
-      <w:pPr>
-        <w:spacing w:line="336" w:lineRule="auto" w:after="180"/>
-        <w:shd w:fill="F5F1FB"/>
-      </w:pPr>
-      <w:r>
-        <w:rPr>
-          <w:b w:val="0"/>
-        </w:rPr>
-        <w:t>Change: Raise the acceptance cutoff to 0.85.</w:t>
-      </w:r>
-    </w:p>
-    <w:p>
-      <w:pPr>
-        <w:pStyle w:val="Heading3"/>
-      </w:pPr>
-      <w:r>
-        <w:t>Predicted result</w:t>
-      </w:r>
-    </w:p>
-    <w:p>
-      <w:pPr>
-        <w:spacing w:line="336" w:lineRule="auto" w:after="180"/>
-        <w:shd w:fill="F1F6FC"/>
       </w:pPr>
       <w:r>
         <w:rPr>
@@ -996,16 +1560,7 @@
     </w:p>
     <w:p>
       <w:pPr>
-        <w:pStyle w:val="Heading3"/>
-      </w:pPr>
-      <w:r>
-        <w:t>Why the result follows</w:t>
-      </w:r>
-    </w:p>
-    <w:p>
-      <w:pPr>
         <w:spacing w:line="336" w:lineRule="auto" w:after="180"/>
-        <w:shd w:fill="F1F6FC"/>
       </w:pPr>
       <w:r>
         <w:rPr>
@@ -1016,175 +1571,47 @@
     </w:p>
     <w:p>
       <w:pPr>
+        <w:pStyle w:val="Heading2"/>
+      </w:pPr>
+      <w:r>
+        <w:t>Earlier wording, alternatives and picture transcripts · reference / check after trying</w:t>
+      </w:r>
+    </w:p>
+    <w:p>
+      <w:pPr>
+        <w:pStyle w:val="Heading3"/>
+      </w:pPr>
+      <w:r>
+        <w:t>Compare a familiar case with a changed case</w:t>
+      </w:r>
+    </w:p>
+    <w:p>
+      <w:pPr>
+        <w:pStyle w:val="Heading3"/>
+      </w:pPr>
+      <w:r>
+        <w:t>Change one thing in the pictured case</w:t>
+      </w:r>
+    </w:p>
+    <w:p>
+      <w:pPr>
         <w:pStyle w:val="Heading1"/>
       </w:pPr>
       <w:r>
-        <w:t>05. Words that unlock the idea</w:t>
-      </w:r>
-    </w:p>
-    <w:p>
-      <w:r>
-        <w:t>Use the vocabulary of Uncertainty and failure analysis to explain a concrete decision, rather than only memorising definitions.</w:t>
-      </w:r>
-    </w:p>
-    <w:tbl>
-      <w:tblPr>
-        <w:tblStyle w:val="LightShading-Accent1"/>
-        <w:tblW w:type="auto" w:w="0"/>
-        <w:tblLook w:firstColumn="1" w:firstRow="1" w:lastColumn="0" w:lastRow="0" w:noHBand="0" w:noVBand="1" w:val="04A0"/>
-      </w:tblPr>
-      <w:tblGrid>
-        <w:gridCol w:w="5112"/>
-        <w:gridCol w:w="5112"/>
-      </w:tblGrid>
-      <w:tr>
-        <w:trPr>
-          <w:tblHeader/>
-        </w:trPr>
-        <w:tc>
-          <w:tcPr>
-            <w:tcW w:type="dxa" w:w="5112"/>
-          </w:tcPr>
-          <w:p>
-            <w:r>
-              <w:t>Word</w:t>
-            </w:r>
-          </w:p>
-        </w:tc>
-        <w:tc>
-          <w:tcPr>
-            <w:tcW w:type="dxa" w:w="5112"/>
-          </w:tcPr>
-          <w:p>
-            <w:r>
-              <w:t>Meaning</w:t>
-            </w:r>
-          </w:p>
-        </w:tc>
-      </w:tr>
-      <w:tr>
-        <w:tc>
-          <w:tcPr>
-            <w:tcW w:type="dxa" w:w="5112"/>
-          </w:tcPr>
-          <w:p>
-            <w:r>
-              <w:t>Confidence score</w:t>
-            </w:r>
-          </w:p>
-        </w:tc>
-        <w:tc>
-          <w:tcPr>
-            <w:tcW w:type="dxa" w:w="5112"/>
-          </w:tcPr>
-          <w:p>
-            <w:r>
-              <w:t>The model’s score for its selected class, which may not match observed reliability</w:t>
-            </w:r>
-          </w:p>
-        </w:tc>
-      </w:tr>
-      <w:tr>
-        <w:tc>
-          <w:tcPr>
-            <w:tcW w:type="dxa" w:w="5112"/>
-          </w:tcPr>
-          <w:p>
-            <w:r>
-              <w:t>Calibration</w:t>
-            </w:r>
-          </w:p>
-        </w:tc>
-        <w:tc>
-          <w:tcPr>
-            <w:tcW w:type="dxa" w:w="5112"/>
-          </w:tcPr>
-          <w:p>
-            <w:r>
-              <w:t>Agreement between predicted probabilities and observed frequencies across many comparable cases</w:t>
-            </w:r>
-          </w:p>
-        </w:tc>
-      </w:tr>
-      <w:tr>
-        <w:tc>
-          <w:tcPr>
-            <w:tcW w:type="dxa" w:w="5112"/>
-          </w:tcPr>
-          <w:p>
-            <w:r>
-              <w:t>Abstention</w:t>
-            </w:r>
-          </w:p>
-        </w:tc>
-        <w:tc>
-          <w:tcPr>
-            <w:tcW w:type="dxa" w:w="5112"/>
-          </w:tcPr>
-          <w:p>
-            <w:r>
-              <w:t>Withholding an automatic prediction and following a declared alternative process</w:t>
-            </w:r>
-          </w:p>
-        </w:tc>
-      </w:tr>
-      <w:tr>
-        <w:tc>
-          <w:tcPr>
-            <w:tcW w:type="dxa" w:w="5112"/>
-          </w:tcPr>
-          <w:p>
-            <w:r>
-              <w:t>Coverage</w:t>
-            </w:r>
-          </w:p>
-        </w:tc>
-        <w:tc>
-          <w:tcPr>
-            <w:tcW w:type="dxa" w:w="5112"/>
-          </w:tcPr>
-          <w:p>
-            <w:r>
-              <w:t>The fraction of all cases on which a system makes an automatic prediction</w:t>
-            </w:r>
-          </w:p>
-        </w:tc>
-      </w:tr>
-    </w:tbl>
-    <w:p>
-      <w:pPr>
-        <w:pStyle w:val="Heading3"/>
-      </w:pPr>
-      <w:r>
-        <w:t>Use two terms to explain a step in this week’s example.</w:t>
-      </w:r>
-    </w:p>
-    <w:p>
-      <w:r>
-        <w:t>________________________________________________________________</w:t>
-      </w:r>
-    </w:p>
-    <w:p>
-      <w:r>
-        <w:t>________________________________________________________________</w:t>
-      </w:r>
-    </w:p>
-    <w:p>
-      <w:r>
-        <w:t>________________________________________________________________</w:t>
-      </w:r>
-    </w:p>
-    <w:p>
-      <w:pPr>
-        <w:pStyle w:val="Heading1"/>
-      </w:pPr>
-      <w:r>
-        <w:t>06. Follow a worked example</w:t>
-      </w:r>
-    </w:p>
-    <w:p>
-      <w:r>
-        <w:t>Follow the worked trace for Uncertainty and failure analysis, predict a step, then compare with its explanation.</w:t>
+        <w:t>06. Report accepted accuracy together with coverage and workload</w:t>
+      </w:r>
+    </w:p>
+    <w:p>
+      <w:r>
+        <w:t>Deferring a case does not supply a corrected outcome.</w:t>
+      </w:r>
+    </w:p>
+    <w:p>
+      <w:pPr>
+        <w:pStyle w:val="Heading2"/>
+      </w:pPr>
+      <w:r>
+        <w:t>Main six-case acceptance and missing reviewer outcomes</w:t>
       </w:r>
     </w:p>
     <w:p>
@@ -1313,16 +1740,7 @@
     </w:p>
     <w:p>
       <w:pPr>
-        <w:pStyle w:val="Heading3"/>
-      </w:pPr>
-      <w:r>
-        <w:t>Worked explanation · Uncertainty and failure analysis</w:t>
-      </w:r>
-    </w:p>
-    <w:p>
-      <w:pPr>
         <w:spacing w:line="336" w:lineRule="auto" w:after="180"/>
-        <w:shd w:fill="F1F6FC"/>
       </w:pPr>
       <w:r>
         <w:rPr>
@@ -1346,7 +1764,6 @@
     <w:p>
       <w:pPr>
         <w:spacing w:line="336" w:lineRule="auto" w:after="180"/>
-        <w:shd w:fill="F1F6FC"/>
       </w:pPr>
       <w:r>
         <w:rPr>
@@ -1357,6 +1774,14 @@
     </w:p>
     <w:p>
       <w:pPr>
+        <w:pStyle w:val="Heading2"/>
+      </w:pPr>
+      <w:r>
+        <w:t>Try main cutoff 0.95</w:t>
+      </w:r>
+    </w:p>
+    <w:p>
+      <w:pPr>
         <w:pStyle w:val="Heading3"/>
       </w:pPr>
       <w:r>
@@ -1385,29 +1810,10 @@
     </w:p>
     <w:p>
       <w:pPr>
-        <w:pStyle w:val="Heading3"/>
-      </w:pPr>
-      <w:r>
-        <w:t>Learn from the worked case</w:t>
-      </w:r>
-    </w:p>
-    <w:p>
-      <w:pPr>
-        <w:spacing w:line="336" w:lineRule="auto" w:after="180"/>
-      </w:pPr>
-      <w:r>
-        <w:rPr>
-          <w:b w:val="0"/>
-        </w:rPr>
-        <w:t>Cover the result before checking it. Say what is given, choose the procedure, and follow one step at a time. Then uncover the result and explain your first mismatch. Ask why a step is allowed, not only what number it produces.</w:t>
-      </w:r>
-    </w:p>
-    <w:p>
-      <w:pPr>
-        <w:pStyle w:val="Heading3"/>
-      </w:pPr>
-      <w:r>
-        <w:t>A pictorial worked case: Uncertainty and failure analysis</w:t>
+        <w:pStyle w:val="Heading2"/>
+      </w:pPr>
+      <w:r>
+        <w:t>Separate three-case picture and complete givens</w:t>
       </w:r>
     </w:p>
     <w:p>
@@ -1423,24 +1829,7 @@
     </w:p>
     <w:p>
       <w:pPr>
-        <w:pStyle w:val="Heading3"/>
-      </w:pPr>
-      <w:r>
-        <w:t>The facts we will use</w:t>
-      </w:r>
-    </w:p>
-    <w:p>
-      <w:pPr>
-        <w:pStyle w:val="Heading3"/>
-      </w:pPr>
-      <w:r>
-        <w:t>Supplied facts</w:t>
-      </w:r>
-    </w:p>
-    <w:p>
-      <w:pPr>
         <w:spacing w:line="336" w:lineRule="auto" w:after="180"/>
-        <w:shd w:fill="F1F6FC"/>
       </w:pPr>
       <w:r>
         <w:rPr>
@@ -1451,16 +1840,7 @@
     </w:p>
     <w:p>
       <w:pPr>
-        <w:pStyle w:val="Heading3"/>
-      </w:pPr>
-      <w:r>
-        <w:t>Supplied facts</w:t>
-      </w:r>
-    </w:p>
-    <w:p>
-      <w:pPr>
         <w:spacing w:line="336" w:lineRule="auto" w:after="180"/>
-        <w:shd w:fill="F1F6FC"/>
       </w:pPr>
       <w:r>
         <w:rPr>
@@ -1482,11 +1862,30 @@
       </w:r>
     </w:p>
     <w:p>
+      <w:pPr>
+        <w:spacing w:line="336" w:lineRule="auto" w:after="180"/>
+      </w:pPr>
+      <w:r>
+        <w:rPr>
+          <w:b w:val="0"/>
+        </w:rPr>
+        <w:t>The main six-case dataset and the three-case picture reuse case letters but have different supplied scores and labels. In the picture only, A is wrong at confidence 0.90, B is correct at 0.60 and C is correct at 0.80. Cutoff 0.80 accepts A and C: one correct of two accepted, coverage two of three. Raising this pictured cutoff to 0.85 accepts only the wrong A. Never mix these counts with the main six-case ledger.</w:t>
+      </w:r>
+    </w:p>
+    <w:p>
+      <w:pPr>
+        <w:pStyle w:val="Heading2"/>
+      </w:pPr>
+      <w:r>
+        <w:t>Trace confidence and acceptance</w:t>
+      </w:r>
+    </w:p>
+    <w:p>
       <w:r>
         <w:drawing>
           <wp:inline xmlns:a="http://schemas.openxmlformats.org/drawingml/2006/main" xmlns:pic="http://schemas.openxmlformats.org/drawingml/2006/picture">
-            <wp:extent cx="5486400" cy="3657600"/>
-            <wp:docPr id="1" name="Picture 1" descr="Positive probability is not always chosen-label confidence"/>
+            <wp:extent cx="5486400" cy="3182112"/>
+            <wp:docPr id="1" name="Picture 1" descr="Predictions: A predicts 1 wrong; B predicts 1 correct; C predicts 0 correct. → Selected-label confidence: Confidences are 0.9, 0.6, 0.8. C’s confidence is 0.8 despite p(class 1)=0.2. → Selective review: Accept confidence&gt;=0.8: A and C; accuracy 1/2 and coverage 2/3."/>
             <wp:cNvGraphicFramePr>
               <a:graphicFrameLocks noChangeAspect="1"/>
             </wp:cNvGraphicFramePr>
@@ -1494,7 +1893,7 @@
               <a:graphicData uri="http://schemas.openxmlformats.org/drawingml/2006/picture">
                 <pic:pic>
                   <pic:nvPicPr>
-                    <pic:cNvPr id="0" name="academy-detail-ai-5-29.png"/>
+                    <pic:cNvPr id="0" name="academy-story-ai-5-29-02.png"/>
                     <pic:cNvPicPr/>
                   </pic:nvPicPr>
                   <pic:blipFill>
@@ -1506,43 +1905,7 @@
                   <pic:spPr>
                     <a:xfrm>
                       <a:off x="0" y="0"/>
-                      <a:ext cx="5486400" cy="3657600"/>
-                    </a:xfrm>
-                    <a:prstGeom prst="rect"/>
-                  </pic:spPr>
-                </pic:pic>
-              </a:graphicData>
-            </a:graphic>
-          </wp:inline>
-        </w:drawing>
-      </w:r>
-    </w:p>
-    <w:p>
-      <w:r>
-        <w:drawing>
-          <wp:inline xmlns:a="http://schemas.openxmlformats.org/drawingml/2006/main" xmlns:pic="http://schemas.openxmlformats.org/drawingml/2006/picture">
-            <wp:extent cx="5486400" cy="5261429"/>
-            <wp:docPr id="2" name="Picture 2" descr="Uncertainty and failure analysis. Predictions: A predicts 1 wrong; B predicts 1 correct; C predicts 0 correct.. Selected-label confidence: Confidences are 0.9, 0.6, 0.8. C’s confidence is 0.8 despite p(class 1)=0.2.. Selective review: Accept confidence&gt;=0.8: A and C; accuracy 1/2 and coverage 2/3."/>
-            <wp:cNvGraphicFramePr>
-              <a:graphicFrameLocks noChangeAspect="1"/>
-            </wp:cNvGraphicFramePr>
-            <a:graphic>
-              <a:graphicData uri="http://schemas.openxmlformats.org/drawingml/2006/picture">
-                <pic:pic>
-                  <pic:nvPicPr>
-                    <pic:cNvPr id="0" name="academy-visual-ai-5-29.png"/>
-                    <pic:cNvPicPr/>
-                  </pic:nvPicPr>
-                  <pic:blipFill>
-                    <a:blip r:embed="rId10"/>
-                    <a:stretch>
-                      <a:fillRect/>
-                    </a:stretch>
-                  </pic:blipFill>
-                  <pic:spPr>
-                    <a:xfrm>
-                      <a:off x="0" y="0"/>
-                      <a:ext cx="5486400" cy="5261429"/>
+                      <a:ext cx="5486400" cy="3182112"/>
                     </a:xfrm>
                     <a:prstGeom prst="rect"/>
                   </pic:spPr>
@@ -1670,24 +2033,7 @@
     </w:p>
     <w:p>
       <w:pPr>
-        <w:pStyle w:val="Heading3"/>
-      </w:pPr>
-      <w:r>
-        <w:t>Why this result follows</w:t>
-      </w:r>
-    </w:p>
-    <w:p>
-      <w:pPr>
-        <w:pStyle w:val="Heading3"/>
-      </w:pPr>
-      <w:r>
-        <w:t>Why the result follows</w:t>
-      </w:r>
-    </w:p>
-    <w:p>
-      <w:pPr>
         <w:spacing w:line="336" w:lineRule="auto" w:after="180"/>
-        <w:shd w:fill="F1F6FC"/>
       </w:pPr>
       <w:r>
         <w:rPr>
@@ -1699,7 +2045,6 @@
     <w:p>
       <w:pPr>
         <w:spacing w:line="336" w:lineRule="auto" w:after="180"/>
-        <w:shd w:fill="F1F6FC"/>
       </w:pPr>
       <w:r>
         <w:rPr>
@@ -1722,30 +2067,353 @@
     </w:p>
     <w:p>
       <w:pPr>
+        <w:pStyle w:val="Heading2"/>
+      </w:pPr>
+      <w:r>
+        <w:t>Predict the pictured cutoff change</w:t>
+      </w:r>
+    </w:p>
+    <w:p>
+      <w:pPr>
+        <w:pStyle w:val="ListBullet"/>
+      </w:pPr>
+      <w:r>
+        <w:t>Change one thing: Raise the acceptance cutoff to 0.85. Predict the result before checking the explanation. What remains the same?</w:t>
+      </w:r>
+    </w:p>
+    <w:p>
+      <w:pPr>
+        <w:pStyle w:val="Heading2"/>
+      </w:pPr>
+      <w:r>
+        <w:t>Check after predicting · reference / check after trying</w:t>
+      </w:r>
+    </w:p>
+    <w:p>
+      <w:r>
+        <w:drawing>
+          <wp:inline xmlns:a="http://schemas.openxmlformats.org/drawingml/2006/main" xmlns:pic="http://schemas.openxmlformats.org/drawingml/2006/picture">
+            <wp:extent cx="5486400" cy="3179064"/>
+            <wp:docPr id="2" name="Picture 2" descr="Original case: Accept confidence&gt;=0.8: A and C; accuracy 1/2 and coverage 2/3. Changed condition: Raise the acceptance cutoff to 0.85. Expected result: Only A is accepted: accuracy 0/1, coverage 1/3. Reason: The most confident supplied case is wrong; a stricter cutoff is not guaranteed to improve this set’s accuracy."/>
+            <wp:cNvGraphicFramePr>
+              <a:graphicFrameLocks noChangeAspect="1"/>
+            </wp:cNvGraphicFramePr>
+            <a:graphic>
+              <a:graphicData uri="http://schemas.openxmlformats.org/drawingml/2006/picture">
+                <pic:pic>
+                  <pic:nvPicPr>
+                    <pic:cNvPr id="0" name="academy-story-ai-5-29-04.png"/>
+                    <pic:cNvPicPr/>
+                  </pic:nvPicPr>
+                  <pic:blipFill>
+                    <a:blip r:embed="rId10"/>
+                    <a:stretch>
+                      <a:fillRect/>
+                    </a:stretch>
+                  </pic:blipFill>
+                  <pic:spPr>
+                    <a:xfrm>
+                      <a:off x="0" y="0"/>
+                      <a:ext cx="5486400" cy="3179064"/>
+                    </a:xfrm>
+                    <a:prstGeom prst="rect"/>
+                  </pic:spPr>
+                </pic:pic>
+              </a:graphicData>
+            </a:graphic>
+          </wp:inline>
+        </w:drawing>
+      </w:r>
+    </w:p>
+    <w:p>
+      <w:pPr>
+        <w:pStyle w:val="Heading2"/>
+      </w:pPr>
+      <w:r>
+        <w:t>Explain C and retain the limits</w:t>
+      </w:r>
+    </w:p>
+    <w:p>
+      <w:pPr>
+        <w:pStyle w:val="ListBullet"/>
+      </w:pPr>
+      <w:r>
+        <w:t>Supplied scores are not proven calibrated. Review policies need representative held-out evidence and clear handling of rejected cases.</w:t>
+      </w:r>
+    </w:p>
+    <w:p>
+      <w:pPr>
+        <w:pStyle w:val="ListBullet"/>
+      </w:pPr>
+      <w:r>
+        <w:t>Read the labelled picture: What is C’s positive-class probability and chosen-label confidence? Point to the relevant step in the picture, then write the changed result and the rule or evidence that supports it.</w:t>
+      </w:r>
+    </w:p>
+    <w:p>
+      <w:pPr>
+        <w:pStyle w:val="Heading2"/>
+      </w:pPr>
+      <w:r>
+        <w:t>Earlier wording, alternatives and picture transcripts · reference / check after trying</w:t>
+      </w:r>
+    </w:p>
+    <w:p>
+      <w:pPr>
         <w:pStyle w:val="Heading3"/>
       </w:pPr>
       <w:r>
-        <w:t>What this example does not establish</w:t>
-      </w:r>
-    </w:p>
-    <w:p>
-      <w:pPr>
-        <w:pStyle w:val="Heading3"/>
-      </w:pPr>
-      <w:r>
-        <w:t>Keep the stated limit</w:t>
+        <w:t>Learn from the worked case</w:t>
       </w:r>
     </w:p>
     <w:p>
       <w:pPr>
         <w:spacing w:line="336" w:lineRule="auto" w:after="180"/>
-        <w:shd w:fill="FFF5E6"/>
       </w:pPr>
       <w:r>
         <w:rPr>
           <w:b w:val="0"/>
         </w:rPr>
-        <w:t xml:space="preserve">Supplied scores are not proven calibrated. Review policies need representative held-out </w:t>
+        <w:t>Cover the result before checking it. Say what is given, choose the procedure, and follow one step at a time. Then uncover the result and explain your first mismatch. Ask why a step is allowed, not only what number it produces.</w:t>
+      </w:r>
+    </w:p>
+    <w:p>
+      <w:pPr>
+        <w:pStyle w:val="Heading3"/>
+      </w:pPr>
+      <w:r>
+        <w:t>A pictorial worked case: Uncertainty and failure analysis</w:t>
+      </w:r>
+    </w:p>
+    <w:p>
+      <w:pPr>
+        <w:pStyle w:val="Heading3"/>
+      </w:pPr>
+      <w:r>
+        <w:t>The facts we will use</w:t>
+      </w:r>
+    </w:p>
+    <w:p>
+      <w:r>
+        <w:drawing>
+          <wp:inline xmlns:a="http://schemas.openxmlformats.org/drawingml/2006/main" xmlns:pic="http://schemas.openxmlformats.org/drawingml/2006/picture">
+            <wp:extent cx="5486400" cy="3657600"/>
+            <wp:docPr id="3" name="Picture 3" descr="Positive probability is not always chosen-label confidence"/>
+            <wp:cNvGraphicFramePr>
+              <a:graphicFrameLocks noChangeAspect="1"/>
+            </wp:cNvGraphicFramePr>
+            <a:graphic>
+              <a:graphicData uri="http://schemas.openxmlformats.org/drawingml/2006/picture">
+                <pic:pic>
+                  <pic:nvPicPr>
+                    <pic:cNvPr id="0" name="academy-detail-ai-5-29.png"/>
+                    <pic:cNvPicPr/>
+                  </pic:nvPicPr>
+                  <pic:blipFill>
+                    <a:blip r:embed="rId11"/>
+                    <a:stretch>
+                      <a:fillRect/>
+                    </a:stretch>
+                  </pic:blipFill>
+                  <pic:spPr>
+                    <a:xfrm>
+                      <a:off x="0" y="0"/>
+                      <a:ext cx="5486400" cy="3657600"/>
+                    </a:xfrm>
+                    <a:prstGeom prst="rect"/>
+                  </pic:spPr>
+                </pic:pic>
+              </a:graphicData>
+            </a:graphic>
+          </wp:inline>
+        </w:drawing>
+      </w:r>
+    </w:p>
+    <w:p>
+      <w:r>
+        <w:drawing>
+          <wp:inline xmlns:a="http://schemas.openxmlformats.org/drawingml/2006/main" xmlns:pic="http://schemas.openxmlformats.org/drawingml/2006/picture">
+            <wp:extent cx="5486400" cy="5261429"/>
+            <wp:docPr id="4" name="Picture 4" descr="Uncertainty and failure analysis. Predictions: A predicts 1 wrong; B predicts 1 correct; C predicts 0 correct.. Selected-label confidence: Confidences are 0.9, 0.6, 0.8. C’s confidence is 0.8 despite p(class 1)=0.2.. Selective review: Accept confidence&gt;=0.8: A and C; accuracy 1/2 and coverage 2/3."/>
+            <wp:cNvGraphicFramePr>
+              <a:graphicFrameLocks noChangeAspect="1"/>
+            </wp:cNvGraphicFramePr>
+            <a:graphic>
+              <a:graphicData uri="http://schemas.openxmlformats.org/drawingml/2006/picture">
+                <pic:pic>
+                  <pic:nvPicPr>
+                    <pic:cNvPr id="0" name="academy-visual-ai-5-29.png"/>
+                    <pic:cNvPicPr/>
+                  </pic:nvPicPr>
+                  <pic:blipFill>
+                    <a:blip r:embed="rId12"/>
+                    <a:stretch>
+                      <a:fillRect/>
+                    </a:stretch>
+                  </pic:blipFill>
+                  <pic:spPr>
+                    <a:xfrm>
+                      <a:off x="0" y="0"/>
+                      <a:ext cx="5486400" cy="5261429"/>
+                    </a:xfrm>
+                    <a:prstGeom prst="rect"/>
+                  </pic:spPr>
+                </pic:pic>
+              </a:graphicData>
+            </a:graphic>
+          </wp:inline>
+        </w:drawing>
+      </w:r>
+    </w:p>
+    <w:p>
+      <w:pPr>
+        <w:pStyle w:val="Heading3"/>
+      </w:pPr>
+      <w:r>
+        <w:t>Why this result follows</w:t>
+      </w:r>
+    </w:p>
+    <w:p>
+      <w:pPr>
+        <w:pStyle w:val="Heading3"/>
+      </w:pPr>
+      <w:r>
+        <w:t>What this example does not establish</w:t>
+      </w:r>
+    </w:p>
+    <w:p>
+      <w:pPr>
+        <w:pStyle w:val="Heading1"/>
+      </w:pPr>
+      <w:r>
+        <w:t>07. Investigate a failure pattern without inventing its cause</w:t>
+      </w:r>
+    </w:p>
+    <w:p>
+      <w:r>
+        <w:t>Use controlled new comparisons and source-group separation.</w:t>
+      </w:r>
+    </w:p>
+    <w:p>
+      <w:pPr>
+        <w:pStyle w:val="Heading2"/>
+      </w:pPr>
+      <w:r>
+        <w:t>Observed pattern, proposed investigation and uncertainty</w:t>
+      </w:r>
+    </w:p>
+    <w:p>
+      <w:pPr>
+        <w:spacing w:line="336" w:lineRule="auto" w:after="180"/>
+      </w:pPr>
+      <w:r>
+        <w:rPr>
+          <w:b w:val="0"/>
+        </w:rPr>
+        <w:t>All three clear images are correct; all three blurred images are wrong in this constructed set.</w:t>
+      </w:r>
+    </w:p>
+    <w:p>
+      <w:pPr>
+        <w:spacing w:line="336" w:lineRule="auto" w:after="180"/>
+      </w:pPr>
+      <w:r>
+        <w:rPr>
+          <w:b w:val="0"/>
+        </w:rPr>
+        <w:t>Blur is a candidate explanation, not an established cause: other differences, reference-label errors or pre</w:t>
+      </w:r>
+      <w:r>
+        <w:rPr>
+          <w:b/>
+        </w:rPr>
+        <w:t>process</w:t>
+      </w:r>
+      <w:r>
+        <w:rPr>
+          <w:b w:val="0"/>
+        </w:rPr>
+        <w:t>ing bugs could be involved.</w:t>
+      </w:r>
+    </w:p>
+    <w:p>
+      <w:pPr>
+        <w:spacing w:line="336" w:lineRule="auto" w:after="180"/>
+      </w:pPr>
+      <w:r>
+        <w:rPr>
+          <w:b w:val="0"/>
+        </w:rPr>
+        <w:t xml:space="preserve">Record case ID, </w:t>
+      </w:r>
+      <w:r>
+        <w:rPr>
+          <w:b/>
+        </w:rPr>
+        <w:t>input</w:t>
+      </w:r>
+      <w:r>
+        <w:rPr>
+          <w:b w:val="0"/>
+        </w:rPr>
+        <w:t xml:space="preserve"> conditions, model and pre</w:t>
+      </w:r>
+      <w:r>
+        <w:rPr>
+          <w:b/>
+        </w:rPr>
+        <w:t>process</w:t>
+      </w:r>
+      <w:r>
+        <w:rPr>
+          <w:b w:val="0"/>
+        </w:rPr>
+        <w:t xml:space="preserve">ing version, score, </w:t>
+      </w:r>
+      <w:r>
+        <w:rPr>
+          <w:b/>
+        </w:rPr>
+        <w:t>prediction</w:t>
+      </w:r>
+      <w:r>
+        <w:rPr>
+          <w:b w:val="0"/>
+        </w:rPr>
+        <w:t xml:space="preserve"> and checked reference label.</w:t>
+      </w:r>
+    </w:p>
+    <w:p>
+      <w:pPr>
+        <w:spacing w:line="336" w:lineRule="auto" w:after="180"/>
+      </w:pPr>
+      <w:r>
+        <w:rPr>
+          <w:b w:val="0"/>
+        </w:rPr>
+        <w:t xml:space="preserve">First inspect B, D and F and check </w:t>
+      </w:r>
+      <w:r>
+        <w:rPr>
+          <w:b/>
+        </w:rPr>
+        <w:t>input</w:t>
+      </w:r>
+      <w:r>
+        <w:rPr>
+          <w:b w:val="0"/>
+        </w:rPr>
+        <w:t xml:space="preserve"> order, resizing and label quality. Then plan new examples that vary blur while keeping the underlying image and label fixed.</w:t>
+      </w:r>
+    </w:p>
+    <w:p>
+      <w:pPr>
+        <w:spacing w:line="336" w:lineRule="auto" w:after="180"/>
+      </w:pPr>
+      <w:r>
+        <w:rPr>
+          <w:b w:val="0"/>
+        </w:rPr>
+        <w:t xml:space="preserve">Keep related versions of the same source image in one data split; compare both versions within the reserved group. Do not repair cases and report scores on those same cases as independent </w:t>
       </w:r>
       <w:r>
         <w:rPr>
@@ -1757,27 +2425,42 @@
         <w:rPr>
           <w:b w:val="0"/>
         </w:rPr>
-        <w:t xml:space="preserve"> and clear handling of rejected cases.</w:t>
-      </w:r>
-    </w:p>
-    <w:p>
-      <w:pPr>
-        <w:pStyle w:val="Heading3"/>
-      </w:pPr>
-      <w:r>
-        <w:t>Keep the stated limit</w:t>
+        <w:t>.</w:t>
       </w:r>
     </w:p>
     <w:p>
       <w:pPr>
         <w:spacing w:line="336" w:lineRule="auto" w:after="180"/>
-        <w:shd w:fill="FFF5E6"/>
       </w:pPr>
       <w:r>
         <w:rPr>
           <w:b w:val="0"/>
         </w:rPr>
-        <w:t xml:space="preserve">Read the labelled picture: What is C’s positive-class probability and chosen-label confidence? Point to the relevant step in the picture, then write the changed result and the rule or </w:t>
+        <w:t xml:space="preserve">Uncertainty can arise from ambiguous </w:t>
+      </w:r>
+      <w:r>
+        <w:rPr>
+          <w:b/>
+        </w:rPr>
+        <w:t>input</w:t>
+      </w:r>
+      <w:r>
+        <w:rPr>
+          <w:b w:val="0"/>
+        </w:rPr>
+        <w:t xml:space="preserve">s, limited </w:t>
+      </w:r>
+      <w:r>
+        <w:rPr>
+          <w:b/>
+        </w:rPr>
+        <w:t>training</w:t>
+      </w:r>
+      <w:r>
+        <w:rPr>
+          <w:b w:val="0"/>
+        </w:rPr>
+        <w:t xml:space="preserve"> </w:t>
       </w:r>
       <w:r>
         <w:rPr>
@@ -1789,96 +2472,19 @@
         <w:rPr>
           <w:b w:val="0"/>
         </w:rPr>
-        <w:t xml:space="preserve"> that supports it.</w:t>
-      </w:r>
-    </w:p>
-    <w:p>
-      <w:pPr>
-        <w:pStyle w:val="Heading3"/>
-      </w:pPr>
-      <w:r>
-        <w:t>Keep the stated limit</w:t>
-      </w:r>
-    </w:p>
-    <w:p>
-      <w:pPr>
-        <w:spacing w:line="336" w:lineRule="auto" w:after="180"/>
-        <w:shd w:fill="FFF5E6"/>
-      </w:pPr>
+        <w:t xml:space="preserve"> or unfamiliar conditions. A single </w:t>
+      </w:r>
+      <w:r>
+        <w:rPr>
+          <w:b/>
+        </w:rPr>
+        <w:t>confidence score</w:t>
+      </w:r>
       <w:r>
         <w:rPr>
           <w:b w:val="0"/>
         </w:rPr>
-        <w:t>Change one thing: Raise the acceptance cutoff to 0.85. Predict the result before checking the explanation. What remains the same?</w:t>
-      </w:r>
-    </w:p>
-    <w:p>
-      <w:pPr>
-        <w:pStyle w:val="Heading1"/>
-      </w:pPr>
-      <w:r>
-        <w:t>07. Find and repair a mistake</w:t>
-      </w:r>
-    </w:p>
-    <w:p>
-      <w:r>
-        <w:t>Find the unsupported step in the Uncertainty and failure analysis claim and explain a repair using the supplied evidence.</w:t>
-      </w:r>
-    </w:p>
-    <w:p>
-      <w:pPr>
-        <w:pStyle w:val="Heading3"/>
-      </w:pPr>
-      <w:r>
-        <w:t>Check the claim against the facts</w:t>
-      </w:r>
-    </w:p>
-    <w:p>
-      <w:pPr>
-        <w:spacing w:line="336" w:lineRule="auto" w:after="180"/>
-        <w:shd w:fill="FFF5E6"/>
-      </w:pPr>
-      <w:r>
-        <w:rPr>
-          <w:b w:val="0"/>
-        </w:rPr>
-        <w:t>All three clear images are correct; all three blurred images are wrong in this constructed set.</w:t>
-      </w:r>
-    </w:p>
-    <w:p>
-      <w:pPr>
-        <w:spacing w:line="336" w:lineRule="auto" w:after="180"/>
-        <w:shd w:fill="FFF5E6"/>
-      </w:pPr>
-      <w:r>
-        <w:rPr>
-          <w:b w:val="0"/>
-        </w:rPr>
-        <w:t>Blur is a candidate explanation, not an established cause: other differences, reference-label errors or pre</w:t>
-      </w:r>
-      <w:r>
-        <w:rPr>
-          <w:b/>
-        </w:rPr>
-        <w:t>process</w:t>
-      </w:r>
-      <w:r>
-        <w:rPr>
-          <w:b w:val="0"/>
-        </w:rPr>
-        <w:t>ing bugs could be involved.</w:t>
-      </w:r>
-    </w:p>
-    <w:p>
-      <w:pPr>
-        <w:spacing w:line="336" w:lineRule="auto" w:after="180"/>
-        <w:shd w:fill="FFF5E6"/>
-      </w:pPr>
-      <w:r>
-        <w:rPr>
-          <w:b w:val="0"/>
-        </w:rPr>
-        <w:t xml:space="preserve">Record case ID, </w:t>
+        <w:t xml:space="preserve"> does not identify the cause and may stay high on unfamiliar </w:t>
       </w:r>
       <w:r>
         <w:rPr>
@@ -1890,75 +2496,18 @@
         <w:rPr>
           <w:b w:val="0"/>
         </w:rPr>
-        <w:t xml:space="preserve"> conditions, model and pre</w:t>
-      </w:r>
-      <w:r>
-        <w:rPr>
-          <w:b/>
-        </w:rPr>
-        <w:t>process</w:t>
-      </w:r>
+        <w:t>s.</w:t>
+      </w:r>
+    </w:p>
+    <w:p>
+      <w:pPr>
+        <w:spacing w:line="336" w:lineRule="auto" w:after="180"/>
+      </w:pPr>
       <w:r>
         <w:rPr>
           <w:b w:val="0"/>
         </w:rPr>
-        <w:t xml:space="preserve">ing version, score, </w:t>
-      </w:r>
-      <w:r>
-        <w:rPr>
-          <w:b/>
-        </w:rPr>
-        <w:t>prediction</w:t>
-      </w:r>
-      <w:r>
-        <w:rPr>
-          <w:b w:val="0"/>
-        </w:rPr>
-        <w:t xml:space="preserve"> and checked reference label.</w:t>
-      </w:r>
-    </w:p>
-    <w:p>
-      <w:pPr>
-        <w:pStyle w:val="Heading3"/>
-      </w:pPr>
-      <w:r>
-        <w:t>Check the claim against the facts</w:t>
-      </w:r>
-    </w:p>
-    <w:p>
-      <w:pPr>
-        <w:spacing w:line="336" w:lineRule="auto" w:after="180"/>
-        <w:shd w:fill="FFF5E6"/>
-      </w:pPr>
-      <w:r>
-        <w:rPr>
-          <w:b w:val="0"/>
-        </w:rPr>
-        <w:t xml:space="preserve">First inspect B, D and F and check </w:t>
-      </w:r>
-      <w:r>
-        <w:rPr>
-          <w:b/>
-        </w:rPr>
-        <w:t>input</w:t>
-      </w:r>
-      <w:r>
-        <w:rPr>
-          <w:b w:val="0"/>
-        </w:rPr>
-        <w:t xml:space="preserve"> order, resizing and label quality. Then plan new examples that vary blur while keeping the underlying image and label fixed.</w:t>
-      </w:r>
-    </w:p>
-    <w:p>
-      <w:pPr>
-        <w:spacing w:line="336" w:lineRule="auto" w:after="180"/>
-        <w:shd w:fill="FFF5E6"/>
-      </w:pPr>
-      <w:r>
-        <w:rPr>
-          <w:b w:val="0"/>
-        </w:rPr>
-        <w:t xml:space="preserve">Keep related versions of the same source image in one data split; compare both versions within the reserved group. Do not repair cases and report scores on those same cases as independent </w:t>
+        <w:t xml:space="preserve">Collect </w:t>
       </w:r>
       <w:r>
         <w:rPr>
@@ -1970,145 +2519,282 @@
         <w:rPr>
           <w:b w:val="0"/>
         </w:rPr>
-        <w:t>.</w:t>
-      </w:r>
-    </w:p>
-    <w:p>
-      <w:pPr>
-        <w:spacing w:line="336" w:lineRule="auto" w:after="180"/>
-      </w:pPr>
-      <w:r>
-        <w:rPr>
-          <w:b w:val="0"/>
-        </w:rPr>
-        <w:t xml:space="preserve">Uncertainty can arise from ambiguous </w:t>
-      </w:r>
-      <w:r>
-        <w:rPr>
-          <w:b/>
-        </w:rPr>
-        <w:t>input</w:t>
-      </w:r>
-      <w:r>
-        <w:rPr>
-          <w:b w:val="0"/>
-        </w:rPr>
-        <w:t xml:space="preserve">s, limited </w:t>
-      </w:r>
-      <w:r>
-        <w:rPr>
-          <w:b/>
-        </w:rPr>
-        <w:t>training</w:t>
-      </w:r>
-      <w:r>
-        <w:rPr>
-          <w:b w:val="0"/>
-        </w:rPr>
-        <w:t xml:space="preserve"> </w:t>
-      </w:r>
-      <w:r>
-        <w:rPr>
-          <w:b/>
-        </w:rPr>
-        <w:t>evidence</w:t>
-      </w:r>
-      <w:r>
-        <w:rPr>
-          <w:b w:val="0"/>
-        </w:rPr>
-        <w:t xml:space="preserve"> or unfamiliar conditions. A single </w:t>
-      </w:r>
-      <w:r>
-        <w:rPr>
-          <w:b/>
-        </w:rPr>
-        <w:t>confidence score</w:t>
-      </w:r>
-      <w:r>
-        <w:rPr>
-          <w:b w:val="0"/>
-        </w:rPr>
-        <w:t xml:space="preserve"> does not identify the cause and may stay high on unfamiliar </w:t>
-      </w:r>
-      <w:r>
-        <w:rPr>
-          <w:b/>
-        </w:rPr>
-        <w:t>input</w:t>
-      </w:r>
-      <w:r>
-        <w:rPr>
-          <w:b w:val="0"/>
-        </w:rPr>
-        <w:t>s.</w:t>
-      </w:r>
-    </w:p>
-    <w:p>
-      <w:pPr>
-        <w:spacing w:line="336" w:lineRule="auto" w:after="180"/>
-      </w:pPr>
-      <w:r>
-        <w:rPr>
-          <w:b w:val="0"/>
-        </w:rPr>
-        <w:t xml:space="preserve">Collect </w:t>
-      </w:r>
-      <w:r>
-        <w:rPr>
-          <w:b/>
-        </w:rPr>
-        <w:t>evidence</w:t>
-      </w:r>
-      <w:r>
-        <w:rPr>
-          <w:b w:val="0"/>
-        </w:rPr>
         <w:t xml:space="preserve"> before selecting a remedy.</w:t>
       </w:r>
     </w:p>
     <w:p>
       <w:pPr>
+        <w:pStyle w:val="Heading2"/>
+      </w:pPr>
+      <w:r>
+        <w:t>Evidence and next-check ledger</w:t>
+      </w:r>
+    </w:p>
+    <w:tbl>
+      <w:tblPr>
+        <w:tblStyle w:val="LightShading-Accent1"/>
+        <w:tblW w:type="auto" w:w="0"/>
+        <w:tblLook w:firstColumn="1" w:firstRow="1" w:lastColumn="0" w:lastRow="0" w:noHBand="0" w:noVBand="1" w:val="04A0"/>
+      </w:tblPr>
+      <w:tblGrid>
+        <w:gridCol w:w="5112"/>
+        <w:gridCol w:w="5112"/>
+      </w:tblGrid>
+      <w:tr>
+        <w:trPr>
+          <w:tblHeader/>
+        </w:trPr>
+        <w:tc>
+          <w:tcPr>
+            <w:tcW w:type="dxa" w:w="5112"/>
+          </w:tcPr>
+          <w:p>
+            <w:r>
+              <w:t>Observation or proposed step</w:t>
+            </w:r>
+          </w:p>
+        </w:tc>
+        <w:tc>
+          <w:tcPr>
+            <w:tcW w:type="dxa" w:w="5112"/>
+          </w:tcPr>
+          <w:p>
+            <w:r>
+              <w:t>What the evidence supports</w:t>
+            </w:r>
+          </w:p>
+        </w:tc>
+      </w:tr>
+      <w:tr>
+        <w:tc>
+          <w:tcPr>
+            <w:tcW w:type="dxa" w:w="5112"/>
+          </w:tcPr>
+          <w:p>
+            <w:r>
+              <w:t>Clear: 3 correct / 3; blurred: 0 / 3</w:t>
+            </w:r>
+          </w:p>
+        </w:tc>
+        <w:tc>
+          <w:tcPr>
+            <w:tcW w:type="dxa" w:w="5112"/>
+          </w:tcPr>
+          <w:p>
+            <w:r>
+              <w:t>A pattern in these six supplied cases; not a causal conclusion</w:t>
+            </w:r>
+          </w:p>
+        </w:tc>
+      </w:tr>
+      <w:tr>
+        <w:tc>
+          <w:tcPr>
+            <w:tcW w:type="dxa" w:w="5112"/>
+          </w:tcPr>
+          <w:p>
+            <w:r>
+              <w:t>Check B, D and F</w:t>
+            </w:r>
+          </w:p>
+        </w:tc>
+        <w:tc>
+          <w:tcPr>
+            <w:tcW w:type="dxa" w:w="5112"/>
+          </w:tcPr>
+          <w:p>
+            <w:r>
+              <w:t>Inspect references, preprocessing, input order and model version</w:t>
+            </w:r>
+          </w:p>
+        </w:tc>
+      </w:tr>
+      <w:tr>
+        <w:tc>
+          <w:tcPr>
+            <w:tcW w:type="dxa" w:w="5112"/>
+          </w:tcPr>
+          <w:p>
+            <w:r>
+              <w:t>Paired new clear/blurred versions</w:t>
+            </w:r>
+          </w:p>
+        </w:tc>
+        <w:tc>
+          <w:tcPr>
+            <w:tcW w:type="dxa" w:w="5112"/>
+          </w:tcPr>
+          <w:p>
+            <w:r>
+              <w:t>Keep source image and reference fixed; reserve source groups together</w:t>
+            </w:r>
+          </w:p>
+        </w:tc>
+      </w:tr>
+      <w:tr>
+        <w:tc>
+          <w:tcPr>
+            <w:tcW w:type="dxa" w:w="5112"/>
+          </w:tcPr>
+          <w:p>
+            <w:r>
+              <w:t>Clear original in training, its blurred copy in final evaluation</w:t>
+            </w:r>
+          </w:p>
+        </w:tc>
+        <w:tc>
+          <w:tcPr>
+            <w:tcW w:type="dxa" w:w="5112"/>
+          </w:tcPr>
+          <w:p>
+            <w:r>
+              <w:t>Related-source overlap; keep the whole source group in one split</w:t>
+            </w:r>
+          </w:p>
+        </w:tc>
+      </w:tr>
+      <w:tr>
+        <w:tc>
+          <w:tcPr>
+            <w:tcW w:type="dxa" w:w="5112"/>
+          </w:tcPr>
+          <w:p>
+            <w:r>
+              <w:t>Deferred D/E</w:t>
+            </w:r>
+          </w:p>
+        </w:tc>
+        <w:tc>
+          <w:tcPr>
+            <w:tcW w:type="dxa" w:w="5112"/>
+          </w:tcPr>
+          <w:p>
+            <w:r>
+              <w:t>Two review tasks; no reviewer decisions or final system accuracy supplied</w:t>
+            </w:r>
+          </w:p>
+        </w:tc>
+      </w:tr>
+      <w:tr>
+        <w:tc>
+          <w:tcPr>
+            <w:tcW w:type="dxa" w:w="5112"/>
+          </w:tcPr>
+          <w:p>
+            <w:r>
+              <w:t>No accepted cases at cutoff 0.99</w:t>
+            </w:r>
+          </w:p>
+        </w:tc>
+        <w:tc>
+          <w:tcPr>
+            <w:tcW w:type="dxa" w:w="5112"/>
+          </w:tcPr>
+          <w:p>
+            <w:r>
+              <w:t>Coverage 0/6; accepted accuracy undefined, not 0% or 100%</w:t>
+            </w:r>
+          </w:p>
+        </w:tc>
+      </w:tr>
+    </w:tbl>
+    <w:p>
+      <w:pPr>
+        <w:pStyle w:val="Heading2"/>
+      </w:pPr>
+      <w:r>
+        <w:t>Check accepted cases and missing outcomes</w:t>
+      </w:r>
+    </w:p>
+    <w:p>
+      <w:pPr>
+        <w:pStyle w:val="ListBullet"/>
+      </w:pPr>
+      <w:r>
+        <w:t>At cutoff 0.80, list accepted and deferred cases, coverage and accepted-case accuracy. Can you calculate final accuracy after human review from the supplied data? What does the report function return for accepted-case accuracy at cutoff 0.99?</w:t>
+      </w:r>
+    </w:p>
+    <w:p>
+      <w:pPr>
         <w:pStyle w:val="Heading3"/>
       </w:pPr>
       <w:r>
+        <w:t>State one repair and the checks you would rerun.</w:t>
+      </w:r>
+    </w:p>
+    <w:p>
+      <w:r>
+        <w:t>________________________________________________________________</w:t>
+      </w:r>
+    </w:p>
+    <w:p>
+      <w:r>
+        <w:t>________________________________________________________________</w:t>
+      </w:r>
+    </w:p>
+    <w:p>
+      <w:r>
+        <w:t>________________________________________________________________</w:t>
+      </w:r>
+    </w:p>
+    <w:p>
+      <w:r>
+        <w:t>________________________________________________________________</w:t>
+      </w:r>
+    </w:p>
+    <w:p>
+      <w:r>
+        <w:t>________________________________________________________________</w:t>
+      </w:r>
+    </w:p>
+    <w:p>
+      <w:r>
+        <w:t>________________________________________________________________</w:t>
+      </w:r>
+    </w:p>
+    <w:p>
+      <w:pPr>
+        <w:pStyle w:val="Heading2"/>
+      </w:pPr>
+      <w:r>
+        <w:t>Earlier wording, alternatives and picture transcripts · reference / check after trying</w:t>
+      </w:r>
+    </w:p>
+    <w:p>
+      <w:pPr>
+        <w:pStyle w:val="Heading3"/>
+      </w:pPr>
+      <w:r>
         <w:t>Locate the earliest unsupported step</w:t>
       </w:r>
     </w:p>
     <w:p>
       <w:pPr>
-        <w:spacing w:line="336" w:lineRule="auto" w:after="180"/>
-        <w:shd w:fill="F5F1FB"/>
-      </w:pPr>
-      <w:r>
-        <w:rPr>
-          <w:b w:val="0"/>
-        </w:rPr>
-        <w:t xml:space="preserve">At cutoff 0.80, list accepted and deferred cases, </w:t>
-      </w:r>
-      <w:r>
-        <w:rPr>
-          <w:b/>
-        </w:rPr>
-        <w:t>coverage</w:t>
-      </w:r>
-      <w:r>
-        <w:rPr>
-          <w:b w:val="0"/>
-        </w:rPr>
-        <w:t xml:space="preserve"> and accepted-case accuracy. Can you calculate final accuracy after human review from the supplied data?</w:t>
-      </w:r>
-    </w:p>
-    <w:p>
-      <w:pPr>
-        <w:spacing w:line="336" w:lineRule="auto" w:after="180"/>
-        <w:shd w:fill="F5F1FB"/>
-      </w:pPr>
-      <w:r>
-        <w:rPr>
-          <w:b w:val="0"/>
-        </w:rPr>
-        <w:t>What does the report function return for accepted-case accuracy at cutoff 0.99?</w:t>
+        <w:pStyle w:val="Heading1"/>
+      </w:pPr>
+      <w:r>
+        <w:t>08. Practise reading scores and keeping denominators</w:t>
+      </w:r>
+    </w:p>
+    <w:p>
+      <w:r>
+        <w:t>A low p1 can mean high confidence in predicted class 0.</w:t>
+      </w:r>
+    </w:p>
+    <w:p>
+      <w:pPr>
+        <w:pStyle w:val="Heading2"/>
+      </w:pPr>
+      <w:r>
+        <w:t>Current task and changed cutoff</w:t>
+      </w:r>
+    </w:p>
+    <w:p>
+      <w:pPr>
+        <w:pStyle w:val="ListBullet"/>
+      </w:pPr>
+      <w:r>
+        <w:t>For B, E and F, give the predicted class, selected-class confidence and correctness. Explain why p1 = 0.10 does not mean F has low confidence in its predicted class.</w:t>
       </w:r>
     </w:p>
     <w:p>
@@ -2116,7 +2802,7 @@
         <w:pStyle w:val="Heading3"/>
       </w:pPr>
       <w:r>
-        <w:t>State one repair and the checks you would rerun.</w:t>
+        <w:t>Raise the cutoff to 0.95 for the same six cases. Which cases are accepted, what are coverage and accepted-case accuracy, and why does that result not guarantee perfect future predictions?</w:t>
       </w:r>
     </w:p>
     <w:p>
@@ -2140,6 +2826,14 @@
       </w:r>
     </w:p>
     <w:p>
+      <w:pPr>
+        <w:pStyle w:val="Heading3"/>
+      </w:pPr>
+      <w:r>
+        <w:t>Explain your prediction to a partner before comparing results.</w:t>
+      </w:r>
+    </w:p>
+    <w:p>
       <w:r>
         <w:t>________________________________________________________________</w:t>
       </w:r>
@@ -2150,38 +2844,6 @@
       </w:r>
     </w:p>
     <w:p>
-      <w:pPr>
-        <w:pStyle w:val="Heading1"/>
-      </w:pPr>
-      <w:r>
-        <w:t>08. Practise together</w:t>
-      </w:r>
-    </w:p>
-    <w:p>
-      <w:r>
-        <w:t>Practise Uncertainty and failure analysis with support, then explain the deciding step in your own words.</w:t>
-      </w:r>
-    </w:p>
-    <w:p>
-      <w:pPr>
-        <w:spacing w:line="336" w:lineRule="auto" w:after="180"/>
-      </w:pPr>
-      <w:r>
-        <w:rPr>
-          <w:b w:val="0"/>
-        </w:rPr>
-        <w:t>For B, E and F, give the predicted class, selected-class confidence and correctness. Explain why p1 = 0.10 does not mean F has low confidence in its predicted class.</w:t>
-      </w:r>
-    </w:p>
-    <w:p>
-      <w:pPr>
-        <w:pStyle w:val="Heading3"/>
-      </w:pPr>
-      <w:r>
-        <w:t>Raise the cutoff to 0.95 for the same six cases. Which cases are accepted, what are coverage and accepted-case accuracy, and why does that result not guarantee perfect future predictions?</w:t>
-      </w:r>
-    </w:p>
-    <w:p>
       <w:r>
         <w:t>________________________________________________________________</w:t>
       </w:r>
@@ -2192,49 +2854,11 @@
       </w:r>
     </w:p>
     <w:p>
-      <w:r>
-        <w:t>________________________________________________________________</w:t>
-      </w:r>
-    </w:p>
-    <w:p>
-      <w:r>
-        <w:t>________________________________________________________________</w:t>
-      </w:r>
-    </w:p>
-    <w:p>
-      <w:pPr>
-        <w:pStyle w:val="Heading3"/>
-      </w:pPr>
-      <w:r>
-        <w:t>Explain your prediction to a partner before comparing results.</w:t>
-      </w:r>
-    </w:p>
-    <w:p>
-      <w:r>
-        <w:t>________________________________________________________________</w:t>
-      </w:r>
-    </w:p>
-    <w:p>
-      <w:r>
-        <w:t>________________________________________________________________</w:t>
-      </w:r>
-    </w:p>
-    <w:p>
-      <w:r>
-        <w:t>________________________________________________________________</w:t>
-      </w:r>
-    </w:p>
-    <w:p>
-      <w:r>
-        <w:t>________________________________________________________________</w:t>
-      </w:r>
-    </w:p>
-    <w:p>
-      <w:pPr>
-        <w:pStyle w:val="Heading3"/>
-      </w:pPr>
-      <w:r>
-        <w:t>Practise with less help: Count both types of error</w:t>
+      <w:pPr>
+        <w:pStyle w:val="Heading2"/>
+      </w:pPr>
+      <w:r>
+        <w:t>Supported W2 record</w:t>
       </w:r>
     </w:p>
     <w:p>
@@ -2352,81 +2976,49 @@
     </w:p>
     <w:p>
       <w:pPr>
+        <w:pStyle w:val="Heading2"/>
+      </w:pPr>
+      <w:r>
+        <w:t>Individual misconception check</w:t>
+      </w:r>
+    </w:p>
+    <w:p>
+      <w:pPr>
+        <w:pStyle w:val="ListBullet"/>
+      </w:pPr>
+      <w:r>
+        <w:t>Use the worked case for Uncertainty and failure analysis. Proposed explanation: “A low p1 always means low confidence”. Decide whether this explanation is supported. Point to the step or supplied fact that decides; explain your repair if needed.</w:t>
+      </w:r>
+    </w:p>
+    <w:p>
+      <w:pPr>
+        <w:pStyle w:val="ListBullet"/>
+      </w:pPr>
+      <w:r>
+        <w:t>Answer on your own before discussion. If you are unsure, say which step you need help with.</w:t>
+      </w:r>
+    </w:p>
+    <w:p>
+      <w:pPr>
+        <w:pStyle w:val="Heading2"/>
+      </w:pPr>
+      <w:r>
+        <w:t>Separate picture response</w:t>
+      </w:r>
+    </w:p>
+    <w:p>
+      <w:pPr>
+        <w:pStyle w:val="ListBullet"/>
+      </w:pPr>
+      <w:r>
+        <w:t>What is C’s positive-class probability and chosen-label confidence? Point to the relevant step in the picture, then write the changed result and the rule or evidence that supports it.</w:t>
+      </w:r>
+    </w:p>
+    <w:p>
+      <w:pPr>
         <w:pStyle w:val="Heading3"/>
       </w:pPr>
       <w:r>
-        <w:t>Check your reasoning</w:t>
-      </w:r>
-    </w:p>
-    <w:p>
-      <w:pPr>
-        <w:spacing w:line="336" w:lineRule="auto" w:after="180"/>
-      </w:pPr>
-      <w:r>
-        <w:rPr>
-          <w:b w:val="0"/>
-        </w:rPr>
-        <w:t>Use the worked case for Uncertainty and failure analysis. Proposed explanation: “A low p1 always means low confidence”. Decide whether this explanation is supported.</w:t>
-      </w:r>
-    </w:p>
-    <w:p>
-      <w:pPr>
-        <w:spacing w:line="336" w:lineRule="auto" w:after="180"/>
-      </w:pPr>
-      <w:r>
-        <w:rPr>
-          <w:b w:val="0"/>
-        </w:rPr>
-        <w:t>Point to the step or supplied fact that decides; explain your repair if needed.</w:t>
-      </w:r>
-    </w:p>
-    <w:p>
-      <w:pPr>
-        <w:spacing w:line="336" w:lineRule="auto" w:after="180"/>
-      </w:pPr>
-      <w:r>
-        <w:rPr>
-          <w:b w:val="0"/>
-        </w:rPr>
-        <w:t>Answer on your own before discussion. If you are unsure, say which step you need help with.</w:t>
-      </w:r>
-    </w:p>
-    <w:p>
-      <w:pPr>
-        <w:pStyle w:val="Heading3"/>
-      </w:pPr>
-      <w:r>
-        <w:t>Explain the picture</w:t>
-      </w:r>
-    </w:p>
-    <w:p>
-      <w:pPr>
-        <w:spacing w:line="336" w:lineRule="auto" w:after="180"/>
-      </w:pPr>
-      <w:r>
-        <w:rPr>
-          <w:b w:val="0"/>
-        </w:rPr>
-        <w:t xml:space="preserve">What is C’s positive-class probability and chosen-label confidence? Point to the relevant step in the picture, then write the changed result and the rule or </w:t>
-      </w:r>
-      <w:r>
-        <w:rPr>
-          <w:b/>
-        </w:rPr>
-        <w:t>evidence</w:t>
-      </w:r>
-      <w:r>
-        <w:rPr>
-          <w:b w:val="0"/>
-        </w:rPr>
-        <w:t xml:space="preserve"> that supports it.</w:t>
-      </w:r>
-    </w:p>
-    <w:p>
-      <w:pPr>
-        <w:pStyle w:val="Heading3"/>
-      </w:pPr>
-      <w:r>
         <w:t>My explanation using a pictured step and the given facts</w:t>
       </w:r>
     </w:p>
@@ -2448,6 +3040,14 @@
     <w:p>
       <w:r>
         <w:t>________________________________________________________________</w:t>
+      </w:r>
+    </w:p>
+    <w:p>
+      <w:pPr>
+        <w:pStyle w:val="Heading2"/>
+      </w:pPr>
+      <w:r>
+        <w:t>Reserve independent K/L/M/N</w:t>
       </w:r>
     </w:p>
     <w:p>
@@ -2463,29 +3063,60 @@
     </w:p>
     <w:p>
       <w:pPr>
+        <w:pStyle w:val="Heading2"/>
+      </w:pPr>
+      <w:r>
+        <w:t>Earlier wording, alternatives and picture transcripts · reference / check after trying</w:t>
+      </w:r>
+    </w:p>
+    <w:p>
+      <w:pPr>
+        <w:pStyle w:val="Heading3"/>
+      </w:pPr>
+      <w:r>
+        <w:t>Practise with less help: Count both types of error</w:t>
+      </w:r>
+    </w:p>
+    <w:p>
+      <w:pPr>
+        <w:pStyle w:val="Heading3"/>
+      </w:pPr>
+      <w:r>
+        <w:t>Check your reasoning</w:t>
+      </w:r>
+    </w:p>
+    <w:p>
+      <w:pPr>
+        <w:pStyle w:val="Heading3"/>
+      </w:pPr>
+      <w:r>
+        <w:t>Explain the picture</w:t>
+      </w:r>
+    </w:p>
+    <w:p>
+      <w:pPr>
         <w:pStyle w:val="Heading1"/>
       </w:pPr>
       <w:r>
-        <w:t>09. Run the investigation</w:t>
-      </w:r>
-    </w:p>
-    <w:p>
-      <w:r>
-        <w:t>Investigate Uncertainty and failure analysis. Record the prediction, actual observation or labelled paper trace, explanation and next test separately.</w:t>
-      </w:r>
-    </w:p>
-    <w:p>
-      <w:pPr>
-        <w:pStyle w:val="Heading3"/>
-      </w:pPr>
-      <w:r>
-        <w:t>Predict, investigate and preserve the evidence</w:t>
+        <w:t>09. Run the complete decision and workload audit</w:t>
+      </w:r>
+    </w:p>
+    <w:p>
+      <w:r>
+        <w:t>Keep a prediction, an actual run or paper trace, and the limits in one record.</w:t>
+      </w:r>
+    </w:p>
+    <w:p>
+      <w:pPr>
+        <w:pStyle w:val="Heading2"/>
+      </w:pPr>
+      <w:r>
+        <w:t>Current confusion-count investigation</w:t>
       </w:r>
     </w:p>
     <w:p>
       <w:pPr>
         <w:spacing w:line="336" w:lineRule="auto" w:after="180"/>
-        <w:shd w:fill="F5F1FB"/>
       </w:pPr>
       <w:r>
         <w:rPr>
@@ -2495,48 +3126,137 @@
       </w:r>
     </w:p>
     <w:p>
+      <w:pPr>
+        <w:pStyle w:val="Heading2"/>
+      </w:pPr>
+      <w:r>
+        <w:t>Complete executable multi-cutoff audit</w:t>
+      </w:r>
+    </w:p>
+    <w:p>
       <w:r>
         <w:rPr>
           <w:rFonts w:ascii="Courier New" w:hAnsi="Courier New"/>
           <w:sz w:val="18"/>
         </w:rPr>
-        <w:t>rows = [(0.95, 1), (0.90, 0), (0.80, 1),</w:t>
+        <w:t>"""Invented development scores; no model or human-review run is claimed."""</w:t>
         <w:br/>
-        <w:t xml:space="preserve">        (0.60, 0), (0.45, 0), (0.10, 1)]</w:t>
+        <w:t>from math import isfinite</w:t>
         <w:br/>
+        <w:t>rows = [('A', 'clear', .95, 1), ('B', 'blurred', .90, 0),</w:t>
+        <w:br/>
+        <w:t xml:space="preserve">        ('C', 'clear', .80, 1), ('D', 'blurred', .60, 0),</w:t>
+        <w:br/>
+        <w:t xml:space="preserve">        ('E', 'clear', .45, 0), ('F', 'blurred', .10, 1)]</w:t>
         <w:br/>
         <w:t>def report(rows, cutoff):</w:t>
         <w:br/>
-        <w:t xml:space="preserve">    if not rows or not 0.5 &lt;= cutoff &lt;= 1:</w:t>
+        <w:t xml:space="preserve">    if not rows or not isfinite(cutoff) or not .5 &lt;= cutoff &lt;= 1:</w:t>
         <w:br/>
-        <w:t xml:space="preserve">        raise ValueError("Need rows and cutoff in [0.5, 1]")</w:t>
+        <w:t xml:space="preserve">        raise ValueError('Need rows and finite cutoff in [0.5,1]')</w:t>
         <w:br/>
-        <w:t xml:space="preserve">    correct = accepted = accepted_correct = 0</w:t>
+        <w:t xml:space="preserve">    ledger = []</w:t>
         <w:br/>
-        <w:t xml:space="preserve">    for p1, label in rows:</w:t>
+        <w:t xml:space="preserve">    for name, condition, p1, label in rows:</w:t>
         <w:br/>
-        <w:t xml:space="preserve">        if not 0 &lt;= p1 &lt;= 1 or label not in (0, 1):</w:t>
+        <w:t xml:space="preserve">        if not isfinite(p1) or not 0 &lt;= p1 &lt;= 1 or label not in (0,1):</w:t>
         <w:br/>
-        <w:t xml:space="preserve">            raise ValueError("Invalid score or label")</w:t>
+        <w:t xml:space="preserve">            raise ValueError('Invalid score or binary reference')</w:t>
         <w:br/>
-        <w:t xml:space="preserve">        pred = int(p1 &gt;= 0.5)</w:t>
+        <w:t xml:space="preserve">        pred = int(p1 &gt;= .5)</w:t>
         <w:br/>
-        <w:t xml:space="preserve">        ok = int(pred == label)</w:t>
+        <w:t xml:space="preserve">        confidence = max(p1, 1-p1)</w:t>
         <w:br/>
-        <w:t xml:space="preserve">        correct += ok</w:t>
+        <w:t xml:space="preserve">        ledger.append((name, pred, confidence, pred == label,</w:t>
         <w:br/>
-        <w:t xml:space="preserve">        if max(p1, 1 - p1) &gt;= cutoff:</w:t>
+        <w:t xml:space="preserve">                       confidence &gt;= cutoff))</w:t>
         <w:br/>
-        <w:t xml:space="preserve">            accepted += 1</w:t>
+        <w:t xml:space="preserve">    accepted = [r for r in ledger if r[4]]</w:t>
         <w:br/>
-        <w:t xml:space="preserve">            accepted_correct += ok</w:t>
+        <w:t xml:space="preserve">    return {'ledger': ledger, 'total': len(rows),</w:t>
         <w:br/>
-        <w:t xml:space="preserve">    return (correct / len(rows), accepted / len(rows),</w:t>
+        <w:t xml:space="preserve">            'correct': sum(r[3] for r in ledger),</w:t>
         <w:br/>
-        <w:t xml:space="preserve">            accepted_correct / accepted if accepted else None)</w:t>
+        <w:t xml:space="preserve">            'accepted': [r[0] for r in accepted],</w:t>
         <w:br/>
+        <w:t xml:space="preserve">            'deferred': [r[0] for r in ledger if not r[4]],</w:t>
         <w:br/>
-        <w:t>print(report(rows, 0.8))  # (0.5, 4/6, 0.5) approximately</w:t>
+        <w:t xml:space="preserve">            'coverage': len(accepted)/len(rows),</w:t>
+        <w:br/>
+        <w:t xml:space="preserve">            'accepted_accuracy': (sum(r[3] for r in accepted)/len(accepted)</w:t>
+        <w:br/>
+        <w:t xml:space="preserve">                                  if accepted else None)}</w:t>
+        <w:br/>
+        <w:t>for cutoff in [.5, .8, .95, .99]:</w:t>
+        <w:br/>
+        <w:t xml:space="preserve">    print(cutoff, report(rows, cutoff))</w:t>
+        <w:br/>
+        <w:t>r = report(rows, .8)</w:t>
+        <w:br/>
+        <w:t>assert r['accepted'] == ['A','B','C','F']</w:t>
+        <w:br/>
+        <w:t>assert r['deferred'] == ['D','E']</w:t>
+        <w:br/>
+        <w:t>assert r['correct'] == 3 and r['accepted_accuracy'] == .5</w:t>
+        <w:br/>
+        <w:t>assert report(rows,.99)['accepted_accuracy'] is None</w:t>
+        <w:br/>
+        <w:t>confusion = {'TP':0, 'TN':0, 'FP':0, 'FN':0}</w:t>
+        <w:br/>
+        <w:t>for _, _, p1, label in rows:</w:t>
+        <w:br/>
+        <w:t xml:space="preserve">    pred = int(p1 &gt;= .5)</w:t>
+        <w:br/>
+        <w:t xml:space="preserve">    key = ('TP' if label else 'FP') if pred else ('FN' if label else 'TN')</w:t>
+        <w:br/>
+        <w:t xml:space="preserve">    confusion[key] += 1</w:t>
+        <w:br/>
+        <w:t>assert confusion == {'TP':2,'TN':1,'FP':2,'FN':1}</w:t>
+        <w:br/>
+        <w:t>print('Confusion counts:', confusion)</w:t>
+        <w:br/>
+        <w:t>for condition in ['clear','blurred']:</w:t>
+        <w:br/>
+        <w:t xml:space="preserve">    group = [r for r in rows if r[1] == condition]</w:t>
+        <w:br/>
+        <w:t xml:space="preserve">    print(condition, report(group,.8)['correct'], '/',len(group))</w:t>
+        <w:br/>
+        <w:t># Separate pictured scores: stricter cutoff keeps the confidently wrong case.</w:t>
+        <w:br/>
+        <w:t>picture = [('A','toy',.9,0),('B','toy',.6,1),('C','toy',.2,0)]</w:t>
+        <w:br/>
+        <w:t>assert report(picture,.8)['accepted_accuracy']==.5</w:t>
+        <w:br/>
+        <w:t>assert report(picture,.85)['accepted_accuracy']==0</w:t>
+        <w:br/>
+        <w:t>print('Picture cutoff .85:',report(picture,.85))</w:t>
+        <w:br/>
+        <w:t># No human review outcomes or controlled blur comparisons are supplied.</w:t>
+        <w:br/>
+      </w:r>
+    </w:p>
+    <w:p>
+      <w:pPr>
+        <w:pStyle w:val="Heading2"/>
+      </w:pPr>
+      <w:r>
+        <w:t>Expected records and unavailable outcomes</w:t>
+      </w:r>
+    </w:p>
+    <w:p>
+      <w:pPr>
+        <w:pStyle w:val="ListNumber"/>
+      </w:pPr>
+      <w:r>
+        <w:t>Predict all six decisions before running or tracing. Compare cutoffs 0.50, 0.80, 0.95 and 0.99; save accepted and deferred IDs, counts and both denominators. The class rule stays p1 ≥ 0.50 throughout. At no accepted cases, report accepted accuracy as unavailable. The code validates finite scores and cutoffs, prints confusion counts and subgroup counts, and separately checks the three-case picture. It cannot estimate reviewer success, prove blur causes errors, establish calibration or provide independent final evaluation: none of that evidence is supplied.</w:t>
+      </w:r>
+    </w:p>
+    <w:p>
+      <w:pPr>
+        <w:pStyle w:val="Heading2"/>
+      </w:pPr>
+      <w:r>
+        <w:t>Evidence ledger and reflection</w:t>
       </w:r>
     </w:p>
     <w:tbl>
@@ -2688,14 +3408,6 @@
     </w:p>
     <w:p>
       <w:pPr>
-        <w:pStyle w:val="Heading3"/>
-      </w:pPr>
-      <w:r>
-        <w:t>Plan → try → check</w:t>
-      </w:r>
-    </w:p>
-    <w:p>
-      <w:pPr>
         <w:spacing w:line="336" w:lineRule="auto" w:after="180"/>
       </w:pPr>
       <w:r>
@@ -2707,23 +3419,100 @@
     </w:p>
     <w:p>
       <w:pPr>
+        <w:pStyle w:val="Heading2"/>
+      </w:pPr>
+      <w:r>
+        <w:t>Reference: earlier report function · reference / check after trying</w:t>
+      </w:r>
+    </w:p>
+    <w:p>
+      <w:r>
+        <w:rPr>
+          <w:rFonts w:ascii="Courier New" w:hAnsi="Courier New"/>
+          <w:sz w:val="18"/>
+        </w:rPr>
+        <w:t>rows = [(0.95, 1), (0.90, 0), (0.80, 1),</w:t>
+        <w:br/>
+        <w:t xml:space="preserve">        (0.60, 0), (0.45, 0), (0.10, 1)]</w:t>
+        <w:br/>
+        <w:br/>
+        <w:t>def report(rows, cutoff):</w:t>
+        <w:br/>
+        <w:t xml:space="preserve">    if not rows or not 0.5 &lt;= cutoff &lt;= 1:</w:t>
+        <w:br/>
+        <w:t xml:space="preserve">        raise ValueError("Need rows and cutoff in [0.5, 1]")</w:t>
+        <w:br/>
+        <w:t xml:space="preserve">    correct = accepted = accepted_correct = 0</w:t>
+        <w:br/>
+        <w:t xml:space="preserve">    for p1, label in rows:</w:t>
+        <w:br/>
+        <w:t xml:space="preserve">        if not 0 &lt;= p1 &lt;= 1 or label not in (0, 1):</w:t>
+        <w:br/>
+        <w:t xml:space="preserve">            raise ValueError("Invalid score or label")</w:t>
+        <w:br/>
+        <w:t xml:space="preserve">        pred = int(p1 &gt;= 0.5)</w:t>
+        <w:br/>
+        <w:t xml:space="preserve">        ok = int(pred == label)</w:t>
+        <w:br/>
+        <w:t xml:space="preserve">        correct += ok</w:t>
+        <w:br/>
+        <w:t xml:space="preserve">        if max(p1, 1 - p1) &gt;= cutoff:</w:t>
+        <w:br/>
+        <w:t xml:space="preserve">            accepted += 1</w:t>
+        <w:br/>
+        <w:t xml:space="preserve">            accepted_correct += ok</w:t>
+        <w:br/>
+        <w:t xml:space="preserve">    return (correct / len(rows), accepted / len(rows),</w:t>
+        <w:br/>
+        <w:t xml:space="preserve">            accepted_correct / accepted if accepted else None)</w:t>
+        <w:br/>
+        <w:br/>
+        <w:t>print(report(rows, 0.8))  # (0.5, 4/6, 0.5) approximately</w:t>
+      </w:r>
+    </w:p>
+    <w:p>
+      <w:pPr>
+        <w:pStyle w:val="Heading2"/>
+      </w:pPr>
+      <w:r>
+        <w:t>Earlier wording, alternatives and picture transcripts · reference / check after trying</w:t>
+      </w:r>
+    </w:p>
+    <w:p>
+      <w:pPr>
+        <w:pStyle w:val="Heading3"/>
+      </w:pPr>
+      <w:r>
+        <w:t>Predict, investigate and preserve the evidence</w:t>
+      </w:r>
+    </w:p>
+    <w:p>
+      <w:pPr>
+        <w:pStyle w:val="Heading3"/>
+      </w:pPr>
+      <w:r>
+        <w:t>Plan → try → check</w:t>
+      </w:r>
+    </w:p>
+    <w:p>
+      <w:pPr>
         <w:pStyle w:val="Heading1"/>
       </w:pPr>
       <w:r>
-        <w:t>10. Build your understanding</w:t>
-      </w:r>
-    </w:p>
-    <w:p>
-      <w:r>
-        <w:t>Move from recall to tracing, diagnosis and transfer in Uncertainty and failure analysis. Explain why each step is justified.</w:t>
-      </w:r>
-    </w:p>
-    <w:p>
-      <w:pPr>
-        <w:pStyle w:val="Heading3"/>
-      </w:pPr>
-      <w:r>
-        <w:t>Explain → apply → challenge</w:t>
+        <w:t>14. Try alone: analyse a fresh four-case score table</w:t>
+      </w:r>
+    </w:p>
+    <w:p>
+      <w:r>
+        <w:t>Use the new references; do not assume a stricter cutoff improves accuracy.</w:t>
+      </w:r>
+    </w:p>
+    <w:p>
+      <w:pPr>
+        <w:pStyle w:val="Heading2"/>
+      </w:pPr>
+      <w:r>
+        <w:t>Complete independent K/L/M/N inputs</w:t>
       </w:r>
     </w:p>
     <w:p>
@@ -2734,19 +3523,30 @@
         <w:rPr>
           <w:b w:val="0"/>
         </w:rPr>
-        <w:t>For B, E and F, give the predicted class, selected-class confidence and correctness. Explain why p1 = 0.10 does not mean F has low confidence in its predicted class.</w:t>
-      </w:r>
-    </w:p>
-    <w:p>
-      <w:pPr>
-        <w:spacing w:line="336" w:lineRule="auto" w:after="180"/>
-        <w:shd w:fill="F5F1FB"/>
-      </w:pPr>
+        <w:t xml:space="preserve">Four new cases have (p1, reference label): K (0.85, 0), L (0.70, 1), M (0.30, 0), N (0.05, 0). Give </w:t>
+      </w:r>
+      <w:r>
+        <w:rPr>
+          <w:b/>
+        </w:rPr>
+        <w:t>prediction</w:t>
+      </w:r>
       <w:r>
         <w:rPr>
           <w:b w:val="0"/>
         </w:rPr>
-        <w:t xml:space="preserve">At cutoff 0.80, list accepted and deferred cases, </w:t>
+        <w:t>s and confidences, overall accuracy, and accepted cases at cutoff 0.80.</w:t>
+      </w:r>
+    </w:p>
+    <w:p>
+      <w:pPr>
+        <w:spacing w:line="336" w:lineRule="auto" w:after="180"/>
+      </w:pPr>
+      <w:r>
+        <w:rPr>
+          <w:b w:val="0"/>
+        </w:rPr>
+        <w:t xml:space="preserve">Calculate </w:t>
       </w:r>
       <w:r>
         <w:rPr>
@@ -2758,19 +3558,77 @@
         <w:rPr>
           <w:b w:val="0"/>
         </w:rPr>
-        <w:t xml:space="preserve"> and accepted-case accuracy. Can you calculate final accuracy after human review from the supplied data?</w:t>
+        <w:t xml:space="preserve"> and accepted-case accuracy. Does this policy improve accuracy on the accepted subset here?</w:t>
+      </w:r>
+    </w:p>
+    <w:p>
+      <w:pPr>
+        <w:pStyle w:val="Heading2"/>
+      </w:pPr>
+      <w:r>
+        <w:t>First attempt and support record</w:t>
+      </w:r>
+    </w:p>
+    <w:p>
+      <w:pPr>
+        <w:pStyle w:val="Heading3"/>
+      </w:pPr>
+      <w:r>
+        <w:t>My independent explanation, trace and limits</w:t>
+      </w:r>
+    </w:p>
+    <w:p>
+      <w:r>
+        <w:t>________________________________________________________________</w:t>
+      </w:r>
+    </w:p>
+    <w:p>
+      <w:r>
+        <w:t>________________________________________________________________</w:t>
+      </w:r>
+    </w:p>
+    <w:p>
+      <w:r>
+        <w:t>________________________________________________________________</w:t>
+      </w:r>
+    </w:p>
+    <w:p>
+      <w:r>
+        <w:t>________________________________________________________________</w:t>
+      </w:r>
+    </w:p>
+    <w:p>
+      <w:r>
+        <w:t>________________________________________________________________</w:t>
+      </w:r>
+    </w:p>
+    <w:p>
+      <w:r>
+        <w:t>________________________________________________________________</w:t>
+      </w:r>
+    </w:p>
+    <w:p>
+      <w:r>
+        <w:t>________________________________________________________________</w:t>
       </w:r>
     </w:p>
     <w:p>
       <w:pPr>
         <w:spacing w:line="336" w:lineRule="auto" w:after="180"/>
-        <w:shd w:fill="F5F1FB"/>
       </w:pPr>
       <w:r>
         <w:rPr>
           <w:b w:val="0"/>
         </w:rPr>
-        <w:t>What does the report function return for accepted-case accuracy at cutoff 0.99?</w:t>
+        <w:t>Attempt this case before feedback. Record any help. Earlier examples below are further practice; a case already practised with feedback cannot establish fresh transfer.</w:t>
+      </w:r>
+    </w:p>
+    <w:p>
+      <w:pPr>
+        <w:pStyle w:val="Heading2"/>
+      </w:pPr>
+      <w:r>
+        <w:t>Feedback after trying</w:t>
       </w:r>
     </w:p>
     <w:p>
@@ -2781,19 +3639,65 @@
         <w:rPr>
           <w:b w:val="0"/>
         </w:rPr>
-        <w:t xml:space="preserve">All three blurred cases are wrong. A team claims blur caused the errors and plans to put clear images in </w:t>
+        <w:t>Attempt the independent case before hints. Record whether you worked alone, used a hint or followed a model. After feedback, fix the first unsupported step and explain why it changed.</w:t>
+      </w:r>
+    </w:p>
+    <w:p>
+      <w:pPr>
+        <w:spacing w:line="336" w:lineRule="auto" w:after="180"/>
+      </w:pPr>
+      <w:r>
+        <w:rPr>
+          <w:b w:val="0"/>
+        </w:rPr>
+        <w:t>A later check uses a changed case, not a copied answer.</w:t>
+      </w:r>
+    </w:p>
+    <w:p>
+      <w:pPr>
+        <w:pStyle w:val="Heading2"/>
+      </w:pPr>
+      <w:r>
+        <w:t>Earlier wording, alternatives and picture transcripts · reference / check after trying</w:t>
+      </w:r>
+    </w:p>
+    <w:p>
+      <w:pPr>
+        <w:pStyle w:val="Heading3"/>
+      </w:pPr>
+      <w:r>
+        <w:t>Independent case: Analyse new outputs independently</w:t>
+      </w:r>
+    </w:p>
+    <w:p>
+      <w:pPr>
+        <w:pStyle w:val="Heading3"/>
+      </w:pPr>
+      <w:r>
+        <w:t>Attempt this without hints</w:t>
+      </w:r>
+    </w:p>
+    <w:p>
+      <w:pPr>
+        <w:spacing w:line="336" w:lineRule="auto" w:after="180"/>
+      </w:pPr>
+      <w:r>
+        <w:rPr>
+          <w:b w:val="0"/>
+        </w:rPr>
+        <w:t xml:space="preserve">Four new cases have (p1, reference label): K (0.85, 0), L (0.70, 1), M (0.30, 0), N (0.05, 0). Give </w:t>
       </w:r>
       <w:r>
         <w:rPr>
           <w:b/>
         </w:rPr>
-        <w:t>training</w:t>
+        <w:t>prediction</w:t>
       </w:r>
       <w:r>
         <w:rPr>
           <w:b w:val="0"/>
         </w:rPr>
-        <w:t xml:space="preserve"> and their blurred copies in final evaluation.</w:t>
+        <w:t>s and confidences, overall accuracy, and accepted cases at cutoff 0.80.</w:t>
       </w:r>
     </w:p>
     <w:p>
@@ -2804,7 +3708,19 @@
         <w:rPr>
           <w:b w:val="0"/>
         </w:rPr>
-        <w:t>Identify the unsupported claim and the split problem; propose a better investigation.</w:t>
+        <w:t xml:space="preserve">Calculate </w:t>
+      </w:r>
+      <w:r>
+        <w:rPr>
+          <w:b/>
+        </w:rPr>
+        <w:t>coverage</w:t>
+      </w:r>
+      <w:r>
+        <w:rPr>
+          <w:b w:val="0"/>
+        </w:rPr>
+        <w:t xml:space="preserve"> and accepted-case accuracy. Does this policy improve accuracy on the accepted subset here?</w:t>
       </w:r>
     </w:p>
     <w:p>
@@ -2812,7 +3728,7 @@
         <w:pStyle w:val="Heading3"/>
       </w:pPr>
       <w:r>
-        <w:t>Explain which evidence supports your conclusion and which claim remains unproved.</w:t>
+        <w:t>My independent procedure, result and limitation</w:t>
       </w:r>
     </w:p>
     <w:p>
@@ -2841,16 +3757,58 @@
       </w:r>
     </w:p>
     <w:p>
+      <w:r>
+        <w:t>________________________________________________________________</w:t>
+      </w:r>
+    </w:p>
+    <w:p>
+      <w:r>
+        <w:t>________________________________________________________________</w:t>
+      </w:r>
+    </w:p>
+    <w:p>
+      <w:r>
+        <w:t>________________________________________________________________</w:t>
+      </w:r>
+    </w:p>
+    <w:p>
+      <w:pPr>
+        <w:spacing w:line="336" w:lineRule="auto" w:after="180"/>
+      </w:pPr>
+      <w:r>
+        <w:rPr>
+          <w:b w:val="0"/>
+        </w:rPr>
+        <w:t>Record support used: none, hint or teacher explanation. After feedback, a different case is needed to demonstrate independence.</w:t>
+      </w:r>
+    </w:p>
+    <w:p>
+      <w:pPr>
+        <w:pStyle w:val="Heading3"/>
+      </w:pPr>
+      <w:r>
+        <w:t>Use feedback to improve</w:t>
+      </w:r>
+    </w:p>
+    <w:p>
       <w:pPr>
         <w:pStyle w:val="Heading1"/>
       </w:pPr>
       <w:r>
-        <w:t>11. Connect your project</w:t>
-      </w:r>
-    </w:p>
-    <w:p>
-      <w:r>
-        <w:t>Apply this week’s idea to Image-pattern Network Investigation. Keep an annotated decision and the evidence supporting it.</w:t>
+        <w:t>11. Save the failures as well as the successes</w:t>
+      </w:r>
+    </w:p>
+    <w:p>
+      <w:r>
+        <w:t>Record dataset, model and preprocessing versions with the review policy.</w:t>
+      </w:r>
+    </w:p>
+    <w:p>
+      <w:pPr>
+        <w:pStyle w:val="Heading2"/>
+      </w:pPr>
+      <w:r>
+        <w:t>Project artifact and evidence</w:t>
       </w:r>
     </w:p>
     <w:p>
@@ -3041,10 +3999,10 @@
     </w:tbl>
     <w:p>
       <w:pPr>
-        <w:pStyle w:val="Heading3"/>
-      </w:pPr>
-      <w:r>
-        <w:t>Evidence for your project</w:t>
+        <w:pStyle w:val="Heading2"/>
+      </w:pPr>
+      <w:r>
+        <w:t>Actual run or trace and remaining limits</w:t>
       </w:r>
     </w:p>
     <w:p>
@@ -3083,15 +4041,88 @@
     </w:p>
     <w:p>
       <w:pPr>
+        <w:pStyle w:val="Heading2"/>
+      </w:pPr>
+      <w:r>
+        <w:t>Earlier wording, alternatives and picture transcripts · reference / check after trying</w:t>
+      </w:r>
+    </w:p>
+    <w:p>
+      <w:pPr>
+        <w:pStyle w:val="Heading3"/>
+      </w:pPr>
+      <w:r>
+        <w:t>Evidence for your project</w:t>
+      </w:r>
+    </w:p>
+    <w:p>
+      <w:pPr>
         <w:pStyle w:val="Heading1"/>
       </w:pPr>
       <w:r>
-        <w:t>12. Show what you know</w:t>
-      </w:r>
-    </w:p>
-    <w:p>
-      <w:r>
-        <w:t>Use a genuinely new case for independent evidence. Previously discussed examples remain practice; use the separately named independent case before feedback.</w:t>
+        <w:t>16. Finish with an honest policy report</w:t>
+      </w:r>
+    </w:p>
+    <w:p>
+      <w:r>
+        <w:t>Include coverage, accepted errors, deferred workload and missing outcomes.</w:t>
+      </w:r>
+    </w:p>
+    <w:p>
+      <w:pPr>
+        <w:pStyle w:val="Heading2"/>
+      </w:pPr>
+      <w:r>
+        <w:t>Retrieve and explain</w:t>
+      </w:r>
+    </w:p>
+    <w:p>
+      <w:pPr>
+        <w:pStyle w:val="ListBullet"/>
+      </w:pPr>
+      <w:r>
+        <w:t>Close your notes. Explain this goal in your own words: Distinguish a predicted class, confidence score and observed correctness</w:t>
+      </w:r>
+    </w:p>
+    <w:p>
+      <w:pPr>
+        <w:pStyle w:val="Heading3"/>
+      </w:pPr>
+      <w:r>
+        <w:t>My deciding step, evidence and one remaining question</w:t>
+      </w:r>
+    </w:p>
+    <w:p>
+      <w:r>
+        <w:t>________________________________________________________________</w:t>
+      </w:r>
+    </w:p>
+    <w:p>
+      <w:r>
+        <w:t>________________________________________________________________</w:t>
+      </w:r>
+    </w:p>
+    <w:p>
+      <w:r>
+        <w:t>________________________________________________________________</w:t>
+      </w:r>
+    </w:p>
+    <w:p>
+      <w:r>
+        <w:t>________________________________________________________________</w:t>
+      </w:r>
+    </w:p>
+    <w:p>
+      <w:r>
+        <w:t>________________________________________________________________</w:t>
+      </w:r>
+    </w:p>
+    <w:p>
+      <w:pPr>
+        <w:pStyle w:val="Heading2"/>
+      </w:pPr>
+      <w:r>
+        <w:t>Plan a changed-case return</w:t>
       </w:r>
     </w:p>
     <w:p>
@@ -3102,19 +4133,42 @@
         <w:rPr>
           <w:b w:val="0"/>
         </w:rPr>
-        <w:t xml:space="preserve">Choose review thresholds and model changes using </w:t>
+        <w:t xml:space="preserve">If you are unsure, return to the worked picture and explain one arrow. If you are ready, change an </w:t>
       </w:r>
       <w:r>
         <w:rPr>
           <w:b/>
         </w:rPr>
-        <w:t>training</w:t>
+        <w:t>input</w:t>
       </w:r>
       <w:r>
         <w:rPr>
           <w:b w:val="0"/>
         </w:rPr>
-        <w:t xml:space="preserve"> and validation </w:t>
+        <w:t xml:space="preserve"> or assumption and justify your </w:t>
+      </w:r>
+      <w:r>
+        <w:rPr>
+          <w:b/>
+        </w:rPr>
+        <w:t>prediction</w:t>
+      </w:r>
+      <w:r>
+        <w:rPr>
+          <w:b w:val="0"/>
+        </w:rPr>
+        <w:t>.</w:t>
+      </w:r>
+    </w:p>
+    <w:p>
+      <w:pPr>
+        <w:spacing w:line="336" w:lineRule="auto" w:after="180"/>
+      </w:pPr>
+      <w:r>
+        <w:rPr>
+          <w:b w:val="0"/>
+        </w:rPr>
+        <w:t xml:space="preserve">Save your workbook </w:t>
       </w:r>
       <w:r>
         <w:rPr>
@@ -3126,37 +4180,305 @@
         <w:rPr>
           <w:b w:val="0"/>
         </w:rPr>
-        <w:t xml:space="preserve">, before final evaluation. Report total cases, overall errors, accepted errors, </w:t>
-      </w:r>
-      <w:r>
-        <w:rPr>
-          <w:b/>
-        </w:rPr>
-        <w:t>coverage</w:t>
-      </w:r>
-      <w:r>
-        <w:rPr>
-          <w:b w:val="0"/>
-        </w:rPr>
-        <w:t>, deferred workload and subgroup results.</w:t>
-      </w:r>
-    </w:p>
-    <w:p>
-      <w:pPr>
-        <w:spacing w:line="336" w:lineRule="auto" w:after="180"/>
-      </w:pPr>
-      <w:r>
-        <w:rPr>
-          <w:b w:val="0"/>
-        </w:rPr>
-        <w:t>For tiny groups, give counts and avoid strong claims about future rates. Higher cutoffs do not guarantee higher observed accuracy or safe decisions.</w:t>
-      </w:r>
-    </w:p>
+        <w:t>. At the next review, try a different case before opening your old answer.</w:t>
+      </w:r>
+    </w:p>
+    <w:p>
+      <w:pPr>
+        <w:pStyle w:val="Heading1"/>
+      </w:pPr>
+      <w:r>
+        <w:t>Reference bank and extra practice</w:t>
+      </w:r>
+    </w:p>
+    <w:p>
+      <w:pPr>
+        <w:pStyle w:val="Heading1"/>
+      </w:pPr>
+      <w:r>
+        <w:t>05. Reference · Use the mathematical words precisely</w:t>
+      </w:r>
+    </w:p>
+    <w:p>
+      <w:r>
+        <w:t>Connect each term to a value or step in the current example.</w:t>
+      </w:r>
+    </w:p>
+    <w:p>
+      <w:pPr>
+        <w:pStyle w:val="Heading2"/>
+      </w:pPr>
+      <w:r>
+        <w:t>Vocabulary and your explanation</w:t>
+      </w:r>
+    </w:p>
+    <w:tbl>
+      <w:tblPr>
+        <w:tblStyle w:val="LightShading-Accent1"/>
+        <w:tblW w:type="auto" w:w="0"/>
+        <w:tblLook w:firstColumn="1" w:firstRow="1" w:lastColumn="0" w:lastRow="0" w:noHBand="0" w:noVBand="1" w:val="04A0"/>
+      </w:tblPr>
+      <w:tblGrid>
+        <w:gridCol w:w="5112"/>
+        <w:gridCol w:w="5112"/>
+      </w:tblGrid>
+      <w:tr>
+        <w:trPr>
+          <w:tblHeader/>
+        </w:trPr>
+        <w:tc>
+          <w:tcPr>
+            <w:tcW w:type="dxa" w:w="5112"/>
+          </w:tcPr>
+          <w:p>
+            <w:r>
+              <w:t>Word</w:t>
+            </w:r>
+          </w:p>
+        </w:tc>
+        <w:tc>
+          <w:tcPr>
+            <w:tcW w:type="dxa" w:w="5112"/>
+          </w:tcPr>
+          <w:p>
+            <w:r>
+              <w:t>Meaning</w:t>
+            </w:r>
+          </w:p>
+        </w:tc>
+      </w:tr>
+      <w:tr>
+        <w:tc>
+          <w:tcPr>
+            <w:tcW w:type="dxa" w:w="5112"/>
+          </w:tcPr>
+          <w:p>
+            <w:r>
+              <w:t>Confidence score</w:t>
+            </w:r>
+          </w:p>
+        </w:tc>
+        <w:tc>
+          <w:tcPr>
+            <w:tcW w:type="dxa" w:w="5112"/>
+          </w:tcPr>
+          <w:p>
+            <w:r>
+              <w:t>The model’s score for its selected class, which may not match observed reliability</w:t>
+            </w:r>
+          </w:p>
+        </w:tc>
+      </w:tr>
+      <w:tr>
+        <w:tc>
+          <w:tcPr>
+            <w:tcW w:type="dxa" w:w="5112"/>
+          </w:tcPr>
+          <w:p>
+            <w:r>
+              <w:t>Calibration</w:t>
+            </w:r>
+          </w:p>
+        </w:tc>
+        <w:tc>
+          <w:tcPr>
+            <w:tcW w:type="dxa" w:w="5112"/>
+          </w:tcPr>
+          <w:p>
+            <w:r>
+              <w:t>Agreement between predicted probabilities and observed frequencies across many comparable cases</w:t>
+            </w:r>
+          </w:p>
+        </w:tc>
+      </w:tr>
+      <w:tr>
+        <w:tc>
+          <w:tcPr>
+            <w:tcW w:type="dxa" w:w="5112"/>
+          </w:tcPr>
+          <w:p>
+            <w:r>
+              <w:t>Abstention</w:t>
+            </w:r>
+          </w:p>
+        </w:tc>
+        <w:tc>
+          <w:tcPr>
+            <w:tcW w:type="dxa" w:w="5112"/>
+          </w:tcPr>
+          <w:p>
+            <w:r>
+              <w:t>Withholding an automatic prediction and following a declared alternative process</w:t>
+            </w:r>
+          </w:p>
+        </w:tc>
+      </w:tr>
+      <w:tr>
+        <w:tc>
+          <w:tcPr>
+            <w:tcW w:type="dxa" w:w="5112"/>
+          </w:tcPr>
+          <w:p>
+            <w:r>
+              <w:t>Coverage</w:t>
+            </w:r>
+          </w:p>
+        </w:tc>
+        <w:tc>
+          <w:tcPr>
+            <w:tcW w:type="dxa" w:w="5112"/>
+          </w:tcPr>
+          <w:p>
+            <w:r>
+              <w:t>The fraction of all cases on which a system makes an automatic prediction</w:t>
+            </w:r>
+          </w:p>
+        </w:tc>
+      </w:tr>
+    </w:tbl>
     <w:p>
       <w:pPr>
         <w:pStyle w:val="Heading3"/>
       </w:pPr>
       <w:r>
+        <w:t>Use two terms to explain a step in this week’s example.</w:t>
+      </w:r>
+    </w:p>
+    <w:p>
+      <w:r>
+        <w:t>________________________________________________________________</w:t>
+      </w:r>
+    </w:p>
+    <w:p>
+      <w:r>
+        <w:t>________________________________________________________________</w:t>
+      </w:r>
+    </w:p>
+    <w:p>
+      <w:r>
+        <w:t>________________________________________________________________</w:t>
+      </w:r>
+    </w:p>
+    <w:p>
+      <w:pPr>
+        <w:pStyle w:val="Heading1"/>
+      </w:pPr>
+      <w:r>
+        <w:t>10. Extra challenge · Explain a stronger case</w:t>
+      </w:r>
+    </w:p>
+    <w:p>
+      <w:r>
+        <w:t>Choose the next challenge after the main route.</w:t>
+      </w:r>
+    </w:p>
+    <w:p>
+      <w:pPr>
+        <w:pStyle w:val="Heading2"/>
+      </w:pPr>
+      <w:r>
+        <w:t>Explain,repair and extend</w:t>
+      </w:r>
+    </w:p>
+    <w:p>
+      <w:pPr>
+        <w:pStyle w:val="Heading3"/>
+      </w:pPr>
+      <w:r>
+        <w:t>Explain → apply → challenge</w:t>
+      </w:r>
+    </w:p>
+    <w:p>
+      <w:pPr>
+        <w:pStyle w:val="ListBullet"/>
+      </w:pPr>
+      <w:r>
+        <w:t>For B, E and F, give the predicted class, selected-class confidence and correctness. Explain why p1 = 0.10 does not mean F has low confidence in its predicted class.</w:t>
+      </w:r>
+    </w:p>
+    <w:p>
+      <w:pPr>
+        <w:pStyle w:val="ListBullet"/>
+      </w:pPr>
+      <w:r>
+        <w:t>At cutoff 0.80, list accepted and deferred cases, coverage and accepted-case accuracy. Can you calculate final accuracy after human review from the supplied data? What does the report function return for accepted-case accuracy at cutoff 0.99?</w:t>
+      </w:r>
+    </w:p>
+    <w:p>
+      <w:pPr>
+        <w:pStyle w:val="ListBullet"/>
+      </w:pPr>
+      <w:r>
+        <w:t>All three blurred cases are wrong. A team claims blur caused the errors and plans to put clear images in training and their blurred copies in final evaluation. Identify the unsupported claim and the split problem; propose a better investigation.</w:t>
+      </w:r>
+    </w:p>
+    <w:p>
+      <w:pPr>
+        <w:pStyle w:val="Heading3"/>
+      </w:pPr>
+      <w:r>
+        <w:t>Explain which evidence supports your conclusion and which claim remains unproved.</w:t>
+      </w:r>
+    </w:p>
+    <w:p>
+      <w:r>
+        <w:t>________________________________________________________________</w:t>
+      </w:r>
+    </w:p>
+    <w:p>
+      <w:r>
+        <w:t>________________________________________________________________</w:t>
+      </w:r>
+    </w:p>
+    <w:p>
+      <w:r>
+        <w:t>________________________________________________________________</w:t>
+      </w:r>
+    </w:p>
+    <w:p>
+      <w:r>
+        <w:t>________________________________________________________________</w:t>
+      </w:r>
+    </w:p>
+    <w:p>
+      <w:r>
+        <w:t>________________________________________________________________</w:t>
+      </w:r>
+    </w:p>
+    <w:p>
+      <w:pPr>
+        <w:pStyle w:val="Heading1"/>
+      </w:pPr>
+      <w:r>
+        <w:t>12. Reference · Check the representation and its limits</w:t>
+      </w:r>
+    </w:p>
+    <w:p>
+      <w:r>
+        <w:t>Use after practice;reserve the fresh independent K/L/M/N outputs for the first individual attempt.</w:t>
+      </w:r>
+    </w:p>
+    <w:p>
+      <w:pPr>
+        <w:pStyle w:val="Heading2"/>
+      </w:pPr>
+      <w:r>
+        <w:t>Current explanation and response</w:t>
+      </w:r>
+    </w:p>
+    <w:p>
+      <w:pPr>
+        <w:pStyle w:val="ListBullet"/>
+      </w:pPr>
+      <w:r>
+        <w:t>Choose review thresholds and model changes using training and validation evidence, before final evaluation. Report total cases, overall errors, accepted errors, coverage, deferred workload and subgroup results. For tiny groups, give counts and avoid strong claims about future rates. Higher cutoffs do not guarantee higher observed accuracy or safe decisions.</w:t>
+      </w:r>
+    </w:p>
+    <w:p>
+      <w:pPr>
+        <w:pStyle w:val="Heading3"/>
+      </w:pPr>
+      <w:r>
         <w:t>A teammate reports “100 percent accurate” after accepting only A at cutoff 0.95. Rewrite the claim honestly and name the evidence still needed before trusting this policy.</w:t>
       </w:r>
     </w:p>
@@ -3182,59 +4504,18 @@
     </w:p>
     <w:p>
       <w:pPr>
-        <w:spacing w:line="336" w:lineRule="auto" w:after="180"/>
-      </w:pPr>
-      <w:r>
-        <w:rPr>
-          <w:b w:val="0"/>
-        </w:rPr>
-        <w:t xml:space="preserve">Keep a baseline and record unsuccessful changes too. Next week examines dataset shift: performance can change when the </w:t>
-      </w:r>
-      <w:r>
-        <w:rPr>
-          <w:b/>
-        </w:rPr>
-        <w:t>input</w:t>
-      </w:r>
-      <w:r>
-        <w:rPr>
-          <w:b w:val="0"/>
-        </w:rPr>
-        <w:t>s or relationships encountered in use differ from those seen during development.</w:t>
-      </w:r>
-    </w:p>
-    <w:p>
-      <w:pPr>
-        <w:spacing w:line="336" w:lineRule="auto" w:after="180"/>
-      </w:pPr>
-      <w:r>
-        <w:rPr>
-          <w:b w:val="0"/>
-        </w:rPr>
-        <w:t xml:space="preserve">All three blurred cases are wrong. A team claims blur caused the errors and plans to put clear images in </w:t>
-      </w:r>
-      <w:r>
-        <w:rPr>
-          <w:b/>
-        </w:rPr>
-        <w:t>training</w:t>
-      </w:r>
-      <w:r>
-        <w:rPr>
-          <w:b w:val="0"/>
-        </w:rPr>
-        <w:t xml:space="preserve"> and their blurred copies in final evaluation.</w:t>
-      </w:r>
-    </w:p>
-    <w:p>
-      <w:pPr>
-        <w:spacing w:line="336" w:lineRule="auto" w:after="180"/>
-      </w:pPr>
-      <w:r>
-        <w:rPr>
-          <w:b w:val="0"/>
-        </w:rPr>
-        <w:t>Identify the unsupported claim and the split problem; propose a better investigation.</w:t>
+        <w:pStyle w:val="ListBullet"/>
+      </w:pPr>
+      <w:r>
+        <w:t>Keep a baseline and record unsuccessful changes too. Next week examines dataset shift: performance can change when the inputs or relationships encountered in use differ from those seen during development.</w:t>
+      </w:r>
+    </w:p>
+    <w:p>
+      <w:pPr>
+        <w:pStyle w:val="ListBullet"/>
+      </w:pPr>
+      <w:r>
+        <w:t>All three blurred cases are wrong. A team claims blur caused the errors and plans to put clear images in training and their blurred copies in final evaluation. Identify the unsupported claim and the split problem; propose a better investigation.</w:t>
       </w:r>
     </w:p>
     <w:p>
@@ -3270,12 +4551,20 @@
         <w:pStyle w:val="Heading1"/>
       </w:pPr>
       <w:r>
-        <w:t>13. Study a complete case</w:t>
-      </w:r>
-    </w:p>
-    <w:p>
-      <w:r>
-        <w:t>Revisit the complete Uncertainty and failure analysis case for supported practice. Repeated examples do not become fresh assessments.</w:t>
+        <w:t>13. Extra practice · Revisit the complete trace</w:t>
+      </w:r>
+    </w:p>
+    <w:p>
+      <w:r>
+        <w:t>Predict before reading the supplied steps.</w:t>
+      </w:r>
+    </w:p>
+    <w:p>
+      <w:pPr>
+        <w:pStyle w:val="Heading2"/>
+      </w:pPr>
+      <w:r>
+        <w:t>Complete trace and evidence</w:t>
       </w:r>
     </w:p>
     <w:p>
@@ -3476,276 +4765,20 @@
         <w:pStyle w:val="Heading1"/>
       </w:pPr>
       <w:r>
-        <w:t>14. Try a new case independently</w:t>
-      </w:r>
-    </w:p>
-    <w:p>
-      <w:r>
-        <w:t>Attempt the reserved new case before feedback. Record support; the earlier examples below remain additional practice.</w:t>
-      </w:r>
-    </w:p>
-    <w:p>
-      <w:pPr>
-        <w:pStyle w:val="Heading3"/>
-      </w:pPr>
-      <w:r>
-        <w:t>Independent case: Analyse new outputs independently</w:t>
-      </w:r>
-    </w:p>
-    <w:p>
-      <w:pPr>
-        <w:spacing w:line="336" w:lineRule="auto" w:after="180"/>
-      </w:pPr>
-      <w:r>
-        <w:rPr>
-          <w:b w:val="0"/>
-        </w:rPr>
-        <w:t xml:space="preserve">Four new cases have (p1, reference label): K (0.85, 0), L (0.70, 1), M (0.30, 0), N (0.05, 0). Give </w:t>
-      </w:r>
-      <w:r>
-        <w:rPr>
-          <w:b/>
-        </w:rPr>
-        <w:t>prediction</w:t>
-      </w:r>
-      <w:r>
-        <w:rPr>
-          <w:b w:val="0"/>
-        </w:rPr>
-        <w:t>s and confidences, overall accuracy, and accepted cases at cutoff 0.80.</w:t>
-      </w:r>
-    </w:p>
-    <w:p>
-      <w:pPr>
-        <w:spacing w:line="336" w:lineRule="auto" w:after="180"/>
-      </w:pPr>
-      <w:r>
-        <w:rPr>
-          <w:b w:val="0"/>
-        </w:rPr>
-        <w:t xml:space="preserve">Calculate </w:t>
-      </w:r>
-      <w:r>
-        <w:rPr>
-          <w:b/>
-        </w:rPr>
-        <w:t>coverage</w:t>
-      </w:r>
-      <w:r>
-        <w:rPr>
-          <w:b w:val="0"/>
-        </w:rPr>
-        <w:t xml:space="preserve"> and accepted-case accuracy. Does this policy improve accuracy on the accepted subset here?</w:t>
-      </w:r>
-    </w:p>
-    <w:p>
-      <w:pPr>
-        <w:pStyle w:val="Heading3"/>
-      </w:pPr>
-      <w:r>
-        <w:t>My independent explanation, trace and limits</w:t>
-      </w:r>
-    </w:p>
-    <w:p>
-      <w:r>
-        <w:t>________________________________________________________________</w:t>
-      </w:r>
-    </w:p>
-    <w:p>
-      <w:r>
-        <w:t>________________________________________________________________</w:t>
-      </w:r>
-    </w:p>
-    <w:p>
-      <w:r>
-        <w:t>________________________________________________________________</w:t>
-      </w:r>
-    </w:p>
-    <w:p>
-      <w:r>
-        <w:t>________________________________________________________________</w:t>
-      </w:r>
-    </w:p>
-    <w:p>
-      <w:r>
-        <w:t>________________________________________________________________</w:t>
-      </w:r>
-    </w:p>
-    <w:p>
-      <w:r>
-        <w:t>________________________________________________________________</w:t>
-      </w:r>
-    </w:p>
-    <w:p>
-      <w:r>
-        <w:t>________________________________________________________________</w:t>
-      </w:r>
-    </w:p>
-    <w:p>
-      <w:pPr>
-        <w:spacing w:line="336" w:lineRule="auto" w:after="180"/>
-      </w:pPr>
-      <w:r>
-        <w:rPr>
-          <w:b w:val="0"/>
-        </w:rPr>
-        <w:t>Attempt this case before feedback. Record any help. Earlier examples below are further practice; a case already practised with feedback cannot establish fresh transfer.</w:t>
-      </w:r>
-    </w:p>
-    <w:p>
-      <w:pPr>
-        <w:pStyle w:val="Heading3"/>
-      </w:pPr>
-      <w:r>
-        <w:t>Attempt this without hints</w:t>
-      </w:r>
-    </w:p>
-    <w:p>
-      <w:pPr>
-        <w:spacing w:line="336" w:lineRule="auto" w:after="180"/>
-      </w:pPr>
-      <w:r>
-        <w:rPr>
-          <w:b w:val="0"/>
-        </w:rPr>
-        <w:t xml:space="preserve">Four new cases have (p1, reference label): K (0.85, 0), L (0.70, 1), M (0.30, 0), N (0.05, 0). Give </w:t>
-      </w:r>
-      <w:r>
-        <w:rPr>
-          <w:b/>
-        </w:rPr>
-        <w:t>prediction</w:t>
-      </w:r>
-      <w:r>
-        <w:rPr>
-          <w:b w:val="0"/>
-        </w:rPr>
-        <w:t>s and confidences, overall accuracy, and accepted cases at cutoff 0.80.</w:t>
-      </w:r>
-    </w:p>
-    <w:p>
-      <w:pPr>
-        <w:spacing w:line="336" w:lineRule="auto" w:after="180"/>
-      </w:pPr>
-      <w:r>
-        <w:rPr>
-          <w:b w:val="0"/>
-        </w:rPr>
-        <w:t xml:space="preserve">Calculate </w:t>
-      </w:r>
-      <w:r>
-        <w:rPr>
-          <w:b/>
-        </w:rPr>
-        <w:t>coverage</w:t>
-      </w:r>
-      <w:r>
-        <w:rPr>
-          <w:b w:val="0"/>
-        </w:rPr>
-        <w:t xml:space="preserve"> and accepted-case accuracy. Does this policy improve accuracy on the accepted subset here?</w:t>
-      </w:r>
-    </w:p>
-    <w:p>
-      <w:pPr>
-        <w:pStyle w:val="Heading3"/>
-      </w:pPr>
-      <w:r>
-        <w:t>My independent procedure, result and limitation</w:t>
-      </w:r>
-    </w:p>
-    <w:p>
-      <w:r>
-        <w:t>________________________________________________________________</w:t>
-      </w:r>
-    </w:p>
-    <w:p>
-      <w:r>
-        <w:t>________________________________________________________________</w:t>
-      </w:r>
-    </w:p>
-    <w:p>
-      <w:r>
-        <w:t>________________________________________________________________</w:t>
-      </w:r>
-    </w:p>
-    <w:p>
-      <w:r>
-        <w:t>________________________________________________________________</w:t>
-      </w:r>
-    </w:p>
-    <w:p>
-      <w:r>
-        <w:t>________________________________________________________________</w:t>
-      </w:r>
-    </w:p>
-    <w:p>
-      <w:r>
-        <w:t>________________________________________________________________</w:t>
-      </w:r>
-    </w:p>
-    <w:p>
-      <w:r>
-        <w:t>________________________________________________________________</w:t>
-      </w:r>
-    </w:p>
-    <w:p>
-      <w:r>
-        <w:t>________________________________________________________________</w:t>
-      </w:r>
-    </w:p>
-    <w:p>
-      <w:pPr>
-        <w:spacing w:line="336" w:lineRule="auto" w:after="180"/>
-      </w:pPr>
-      <w:r>
-        <w:rPr>
-          <w:b w:val="0"/>
-        </w:rPr>
-        <w:t>Record support used: none, hint or teacher explanation. After feedback, a different case is needed to demonstrate independence.</w:t>
-      </w:r>
-    </w:p>
-    <w:p>
-      <w:pPr>
-        <w:pStyle w:val="Heading3"/>
-      </w:pPr>
-      <w:r>
-        <w:t>Use feedback to improve</w:t>
-      </w:r>
-    </w:p>
-    <w:p>
-      <w:pPr>
-        <w:spacing w:line="336" w:lineRule="auto" w:after="180"/>
-      </w:pPr>
-      <w:r>
-        <w:rPr>
-          <w:b w:val="0"/>
-        </w:rPr>
-        <w:t>Attempt the independent case before hints. Record whether you worked alone, used a hint or followed a model. After feedback, fix the first unsupported step and explain why it changed.</w:t>
-      </w:r>
-    </w:p>
-    <w:p>
-      <w:pPr>
-        <w:spacing w:line="336" w:lineRule="auto" w:after="180"/>
-      </w:pPr>
-      <w:r>
-        <w:rPr>
-          <w:b w:val="0"/>
-        </w:rPr>
-        <w:t>A later check uses a changed case, not a copied answer.</w:t>
-      </w:r>
-    </w:p>
-    <w:p>
-      <w:pPr>
-        <w:pStyle w:val="Heading1"/>
-      </w:pPr>
-      <w:r>
-        <w:t>15. Your lesson route</w:t>
-      </w:r>
-    </w:p>
-    <w:p>
-      <w:r>
-        <w:t>Use this map to navigate Uncertainty and failure analysis, connect the goals to tasks and keep one evidence record for each attempt.</w:t>
+        <w:t>15. Reference · The earlier route checklist</w:t>
+      </w:r>
+    </w:p>
+    <w:p>
+      <w:r>
+        <w:t>Use one main route rather than repeating the lesson.</w:t>
+      </w:r>
+    </w:p>
+    <w:p>
+      <w:pPr>
+        <w:pStyle w:val="Heading2"/>
+      </w:pPr>
+      <w:r>
+        <w:t>Targets,route and first prediction</w:t>
       </w:r>
     </w:p>
     <w:p>
@@ -3924,12 +4957,117 @@
         <w:pStyle w:val="Heading1"/>
       </w:pPr>
       <w:r>
-        <w:t>16. Finish and return</w:t>
-      </w:r>
-    </w:p>
-    <w:p>
-      <w:r>
-        <w:t>Explain Uncertainty and failure analysis without notes, identify a remaining question and plan a later check with a changed case.</w:t>
+        <w:t>17. Extra practice · Predict,check and repair</w:t>
+      </w:r>
+    </w:p>
+    <w:p>
+      <w:r>
+        <w:t>Keep supported feedback separate from the independent case.</w:t>
+      </w:r>
+    </w:p>
+    <w:p>
+      <w:pPr>
+        <w:pStyle w:val="Heading2"/>
+      </w:pPr>
+      <w:r>
+        <w:t>First supported question and optional hint</w:t>
+      </w:r>
+    </w:p>
+    <w:p>
+      <w:pPr>
+        <w:pStyle w:val="ListBullet"/>
+      </w:pPr>
+      <w:r>
+        <w:t>Keep positive-class probability separate from confidence in the chosen label.</w:t>
+      </w:r>
+    </w:p>
+    <w:p>
+      <w:pPr>
+        <w:pStyle w:val="Heading3"/>
+      </w:pPr>
+      <w:r>
+        <w:t>Practice 1: explain the deciding evidence</w:t>
+      </w:r>
+    </w:p>
+    <w:p>
+      <w:pPr>
+        <w:pStyle w:val="ListBullet"/>
+      </w:pPr>
+      <w:r>
+        <w:t>Which labelled step matches this detail? Accept confidence&gt;=0.8: A and C; accuracy 1/2 and coverage 2/3.</w:t>
+      </w:r>
+    </w:p>
+    <w:p>
+      <w:pPr>
+        <w:pStyle w:val="ListBullet"/>
+      </w:pPr>
+      <w:r>
+        <w:t>1. Selected-label confidence</w:t>
+      </w:r>
+    </w:p>
+    <w:p>
+      <w:pPr>
+        <w:pStyle w:val="ListBullet"/>
+      </w:pPr>
+      <w:r>
+        <w:t>2. Selective review</w:t>
+      </w:r>
+    </w:p>
+    <w:p>
+      <w:pPr>
+        <w:pStyle w:val="ListBullet"/>
+      </w:pPr>
+      <w:r>
+        <w:t>3. Predictions</w:t>
+      </w:r>
+    </w:p>
+    <w:p>
+      <w:pPr>
+        <w:pStyle w:val="Heading3"/>
+      </w:pPr>
+      <w:r>
+        <w:t>My selected conclusion, deciding fact and explanation</w:t>
+      </w:r>
+    </w:p>
+    <w:p>
+      <w:r>
+        <w:t>________________________________________________________________</w:t>
+      </w:r>
+    </w:p>
+    <w:p>
+      <w:r>
+        <w:t>________________________________________________________________</w:t>
+      </w:r>
+    </w:p>
+    <w:p>
+      <w:r>
+        <w:t>________________________________________________________________</w:t>
+      </w:r>
+    </w:p>
+    <w:p>
+      <w:r>
+        <w:t>________________________________________________________________</w:t>
+      </w:r>
+    </w:p>
+    <w:p>
+      <w:r>
+        <w:t>________________________________________________________________</w:t>
+      </w:r>
+    </w:p>
+    <w:p>
+      <w:pPr>
+        <w:pStyle w:val="ListBullet"/>
+      </w:pPr>
+      <w:r>
+        <w:t>Hint if needed: Read the steps in the pictorial case. Match the supplied detail to the stage that performs or records it.</w:t>
+      </w:r>
+    </w:p>
+    <w:p>
+      <w:pPr>
+        <w:pStyle w:val="Heading2"/>
+      </w:pPr>
+      <w:r>
+        <w:t>Check after the first attempt · reference / check after trying</w:t>
       </w:r>
     </w:p>
     <w:p>
@@ -3940,52 +5078,19 @@
         <w:rPr>
           <w:b w:val="0"/>
         </w:rPr>
-        <w:t xml:space="preserve">Close your notes. Explain this goal in your own words: Distinguish a predicted class, </w:t>
+        <w:t xml:space="preserve">After your attempt, compare with the supported explanation: Selective review Accept confidence&gt;=0.8: A and C; accuracy 1/2 and </w:t>
       </w:r>
       <w:r>
         <w:rPr>
           <w:b/>
         </w:rPr>
-        <w:t>confidence score</w:t>
+        <w:t>coverage</w:t>
       </w:r>
       <w:r>
         <w:rPr>
           <w:b w:val="0"/>
         </w:rPr>
-        <w:t xml:space="preserve"> and observed correctness</w:t>
-      </w:r>
-    </w:p>
-    <w:p>
-      <w:pPr>
-        <w:pStyle w:val="Heading3"/>
-      </w:pPr>
-      <w:r>
-        <w:t>My deciding step, evidence and one remaining question</w:t>
-      </w:r>
-    </w:p>
-    <w:p>
-      <w:r>
-        <w:t>________________________________________________________________</w:t>
-      </w:r>
-    </w:p>
-    <w:p>
-      <w:r>
-        <w:t>________________________________________________________________</w:t>
-      </w:r>
-    </w:p>
-    <w:p>
-      <w:r>
-        <w:t>________________________________________________________________</w:t>
-      </w:r>
-    </w:p>
-    <w:p>
-      <w:r>
-        <w:t>________________________________________________________________</w:t>
-      </w:r>
-    </w:p>
-    <w:p>
-      <w:r>
-        <w:t>________________________________________________________________</w:t>
+        <w:t xml:space="preserve"> 2/3.</w:t>
       </w:r>
     </w:p>
     <w:p>
@@ -3996,7 +5101,319 @@
         <w:rPr>
           <w:b w:val="0"/>
         </w:rPr>
-        <w:t xml:space="preserve">If you are unsure, return to the worked picture and explain one arrow. If you are ready, change an </w:t>
+        <w:t>Positive-class probability and confidence in the chosen label differ when the predicted class is zero. For C, a class-one probability of 0.2 gives class-zero confidence 0.8 under this toy rule.</w:t>
+      </w:r>
+    </w:p>
+    <w:p>
+      <w:pPr>
+        <w:spacing w:line="336" w:lineRule="auto" w:after="180"/>
+      </w:pPr>
+      <w:r>
+        <w:rPr>
+          <w:b w:val="0"/>
+        </w:rPr>
+        <w:t xml:space="preserve">Selective accuracy counts only accepted cases; </w:t>
+      </w:r>
+      <w:r>
+        <w:rPr>
+          <w:b/>
+        </w:rPr>
+        <w:t>coverage</w:t>
+      </w:r>
+      <w:r>
+        <w:rPr>
+          <w:b w:val="0"/>
+        </w:rPr>
+        <w:t xml:space="preserve"> counts how many were accepted. A stricter cutoff can retain a confidently wrong case and lower accuracy on this supplied set.</w:t>
+      </w:r>
+    </w:p>
+    <w:p>
+      <w:pPr>
+        <w:pStyle w:val="Heading2"/>
+      </w:pPr>
+      <w:r>
+        <w:t>Changed-case question and optional hint</w:t>
+      </w:r>
+    </w:p>
+    <w:p>
+      <w:pPr>
+        <w:pStyle w:val="Heading3"/>
+      </w:pPr>
+      <w:r>
+        <w:t>Practice 2: explain the deciding evidence</w:t>
+      </w:r>
+    </w:p>
+    <w:p>
+      <w:pPr>
+        <w:pStyle w:val="ListBullet"/>
+      </w:pPr>
+      <w:r>
+        <w:t>Changed-case practice: Raise the acceptance cutoff to 0.85. Which conclusion is supported by the supplied facts?</w:t>
+      </w:r>
+    </w:p>
+    <w:p>
+      <w:pPr>
+        <w:pStyle w:val="ListBullet"/>
+      </w:pPr>
+      <w:r>
+        <w:t>1. This one example guarantees correct results for every future input.</w:t>
+      </w:r>
+    </w:p>
+    <w:p>
+      <w:pPr>
+        <w:pStyle w:val="ListBullet"/>
+      </w:pPr>
+      <w:r>
+        <w:t>2. We can decide the result without examining the changed input or the procedure.</w:t>
+      </w:r>
+    </w:p>
+    <w:p>
+      <w:pPr>
+        <w:pStyle w:val="ListBullet"/>
+      </w:pPr>
+      <w:r>
+        <w:t>3. Only A is accepted: accuracy 0/1, coverage 1/3.</w:t>
+      </w:r>
+    </w:p>
+    <w:p>
+      <w:pPr>
+        <w:pStyle w:val="Heading3"/>
+      </w:pPr>
+      <w:r>
+        <w:t>My selected conclusion, deciding fact and explanation</w:t>
+      </w:r>
+    </w:p>
+    <w:p>
+      <w:r>
+        <w:t>________________________________________________________________</w:t>
+      </w:r>
+    </w:p>
+    <w:p>
+      <w:r>
+        <w:t>________________________________________________________________</w:t>
+      </w:r>
+    </w:p>
+    <w:p>
+      <w:r>
+        <w:t>________________________________________________________________</w:t>
+      </w:r>
+    </w:p>
+    <w:p>
+      <w:r>
+        <w:t>________________________________________________________________</w:t>
+      </w:r>
+    </w:p>
+    <w:p>
+      <w:r>
+        <w:t>________________________________________________________________</w:t>
+      </w:r>
+    </w:p>
+    <w:p>
+      <w:pPr>
+        <w:pStyle w:val="ListBullet"/>
+      </w:pPr>
+      <w:r>
+        <w:t>Hint if needed: Use the changed condition and the deciding step in the pictorial trace. The answer must say what follows from those facts.</w:t>
+      </w:r>
+    </w:p>
+    <w:p>
+      <w:pPr>
+        <w:pStyle w:val="Heading2"/>
+      </w:pPr>
+      <w:r>
+        <w:t>Check after the changed attempt · reference / check after trying</w:t>
+      </w:r>
+    </w:p>
+    <w:p>
+      <w:pPr>
+        <w:spacing w:line="336" w:lineRule="auto" w:after="180"/>
+      </w:pPr>
+      <w:r>
+        <w:rPr>
+          <w:b w:val="0"/>
+        </w:rPr>
+        <w:t xml:space="preserve">After your attempt, compare with the supported explanation: Only A is accepted: accuracy 0/1, </w:t>
+      </w:r>
+      <w:r>
+        <w:rPr>
+          <w:b/>
+        </w:rPr>
+        <w:t>coverage</w:t>
+      </w:r>
+      <w:r>
+        <w:rPr>
+          <w:b w:val="0"/>
+        </w:rPr>
+        <w:t xml:space="preserve"> 1/3. The most confident supplied case is wrong; a stricter cutoff is not guaranteed to improve this set’s accuracy.</w:t>
+      </w:r>
+    </w:p>
+    <w:p>
+      <w:pPr>
+        <w:pStyle w:val="Heading2"/>
+      </w:pPr>
+      <w:r>
+        <w:t>Repair and retain the record</w:t>
+      </w:r>
+    </w:p>
+    <w:p>
+      <w:pPr>
+        <w:spacing w:line="336" w:lineRule="auto" w:after="180"/>
+      </w:pPr>
+      <w:r>
+        <w:rPr>
+          <w:b w:val="0"/>
+        </w:rPr>
+        <w:t xml:space="preserve">Review Transfer learning (ai-5/28). Goal: Trace a reused feature extractor and a newly fitted </w:t>
+      </w:r>
+      <w:r>
+        <w:rPr>
+          <w:b/>
+        </w:rPr>
+        <w:t>output</w:t>
+      </w:r>
+      <w:r>
+        <w:rPr>
+          <w:b w:val="0"/>
+        </w:rPr>
+        <w:t xml:space="preserve"> head. Short practice: Which part was trained for the new task?</w:t>
+      </w:r>
+    </w:p>
+    <w:p>
+      <w:pPr>
+        <w:spacing w:line="336" w:lineRule="auto" w:after="180"/>
+      </w:pPr>
+      <w:r>
+        <w:rPr>
+          <w:b w:val="0"/>
+        </w:rPr>
+        <w:t xml:space="preserve">Point to the relevant step in the picture, then write the changed result and the rule or </w:t>
+      </w:r>
+      <w:r>
+        <w:rPr>
+          <w:b/>
+        </w:rPr>
+        <w:t>evidence</w:t>
+      </w:r>
+      <w:r>
+        <w:rPr>
+          <w:b w:val="0"/>
+        </w:rPr>
+        <w:t xml:space="preserve"> that supports it.. Return to this week and explain what you changed.</w:t>
+      </w:r>
+    </w:p>
+    <w:p>
+      <w:pPr>
+        <w:spacing w:line="336" w:lineRule="auto" w:after="180"/>
+      </w:pPr>
+      <w:r>
+        <w:rPr>
+          <w:b w:val="0"/>
+        </w:rPr>
+        <w:t>Review Embeddings and neighbourhoods (ai-5/26). Goal: Look up a vector using a token ID and preserve sequence shape. Short practice: What would justify claiming nearby vectors mean related topics?</w:t>
+      </w:r>
+    </w:p>
+    <w:p>
+      <w:pPr>
+        <w:spacing w:line="336" w:lineRule="auto" w:after="180"/>
+      </w:pPr>
+      <w:r>
+        <w:rPr>
+          <w:b w:val="0"/>
+        </w:rPr>
+        <w:t xml:space="preserve">Point to the relevant step in the picture, then write the changed result and the rule or </w:t>
+      </w:r>
+      <w:r>
+        <w:rPr>
+          <w:b/>
+        </w:rPr>
+        <w:t>evidence</w:t>
+      </w:r>
+      <w:r>
+        <w:rPr>
+          <w:b w:val="0"/>
+        </w:rPr>
+        <w:t xml:space="preserve"> that supports it.. Return to this week and explain what you changed.</w:t>
+      </w:r>
+    </w:p>
+    <w:p>
+      <w:pPr>
+        <w:spacing w:line="336" w:lineRule="auto" w:after="180"/>
+      </w:pPr>
+      <w:r>
+        <w:rPr>
+          <w:b w:val="0"/>
+        </w:rPr>
+        <w:t xml:space="preserve">Review </w:t>
+      </w:r>
+      <w:r>
+        <w:rPr>
+          <w:b/>
+        </w:rPr>
+        <w:t>Training</w:t>
+      </w:r>
+      <w:r>
+        <w:rPr>
+          <w:b w:val="0"/>
+        </w:rPr>
+        <w:t xml:space="preserve"> a small image model (ai-5/23). Goal: Trace a complete image model with fixed features and one trained weight. Short practice: Does lower </w:t>
+      </w:r>
+      <w:r>
+        <w:rPr>
+          <w:b/>
+        </w:rPr>
+        <w:t>training</w:t>
+      </w:r>
+      <w:r>
+        <w:rPr>
+          <w:b w:val="0"/>
+        </w:rPr>
+        <w:t xml:space="preserve"> loss alone establish that four updates generalise better?</w:t>
+      </w:r>
+    </w:p>
+    <w:p>
+      <w:pPr>
+        <w:spacing w:line="336" w:lineRule="auto" w:after="180"/>
+      </w:pPr>
+      <w:r>
+        <w:rPr>
+          <w:b w:val="0"/>
+        </w:rPr>
+        <w:t xml:space="preserve">Point to the relevant step in the picture, then write the changed result and the rule or </w:t>
+      </w:r>
+      <w:r>
+        <w:rPr>
+          <w:b/>
+        </w:rPr>
+        <w:t>evidence</w:t>
+      </w:r>
+      <w:r>
+        <w:rPr>
+          <w:b w:val="0"/>
+        </w:rPr>
+        <w:t xml:space="preserve"> that supports it.. Return to this week and explain what you changed.</w:t>
+      </w:r>
+    </w:p>
+    <w:p>
+      <w:pPr>
+        <w:spacing w:line="336" w:lineRule="auto" w:after="180"/>
+      </w:pPr>
+      <w:r>
+        <w:rPr>
+          <w:b w:val="0"/>
+        </w:rPr>
+        <w:t xml:space="preserve">The browser lab lets you edit the supported Python examples already included in this lesson. Predict first, run, inspect the actual </w:t>
+      </w:r>
+      <w:r>
+        <w:rPr>
+          <w:b/>
+        </w:rPr>
+        <w:t>output</w:t>
+      </w:r>
+      <w:r>
+        <w:rPr>
+          <w:b w:val="0"/>
+        </w:rPr>
+        <w:t xml:space="preserve"> or error, change one </w:t>
       </w:r>
       <w:r>
         <w:rPr>
@@ -4008,7 +5425,18 @@
         <w:rPr>
           <w:b w:val="0"/>
         </w:rPr>
-        <w:t xml:space="preserve"> or assumption and justify your </w:t>
+        <w:t>, then run again.</w:t>
+      </w:r>
+    </w:p>
+    <w:p>
+      <w:pPr>
+        <w:spacing w:line="336" w:lineRule="auto" w:after="180"/>
+      </w:pPr>
+      <w:r>
+        <w:rPr>
+          <w:b w:val="0"/>
+        </w:rPr>
+        <w:t xml:space="preserve">Keep code, </w:t>
       </w:r>
       <w:r>
         <w:rPr>
@@ -4020,7 +5448,7 @@
         <w:rPr>
           <w:b w:val="0"/>
         </w:rPr>
-        <w:t>.</w:t>
+        <w:t>s, actual results and a reasoned revision together. On paper, label your result as a trace rather than an execution.</w:t>
       </w:r>
     </w:p>
     <w:p>
@@ -4031,7 +5459,7 @@
         <w:rPr>
           <w:b w:val="0"/>
         </w:rPr>
-        <w:t xml:space="preserve">Save your workbook </w:t>
+        <w:t xml:space="preserve">Use Download completed work in the hosted lesson to export your answers, reflections, practice feedback and code-run </w:t>
       </w:r>
       <w:r>
         <w:rPr>
@@ -4043,20 +5471,26 @@
         <w:rPr>
           <w:b w:val="0"/>
         </w:rPr>
-        <w:t>. At the next review, try a different case before opening your old answer.</w:t>
-      </w:r>
-    </w:p>
-    <w:p>
-      <w:pPr>
-        <w:pStyle w:val="Heading1"/>
-      </w:pPr>
-      <w:r>
-        <w:t>17. Supported practice, repair and portfolio</w:t>
-      </w:r>
-    </w:p>
-    <w:p>
-      <w:r>
-        <w:t>Attempt supported questions before using hints or feedback. Review a missing building block, then keep the completed work.</w:t>
+        <w:t>. Open the HTML copy to read or print it.</w:t>
+      </w:r>
+    </w:p>
+    <w:p>
+      <w:pPr>
+        <w:spacing w:line="336" w:lineRule="auto" w:after="180"/>
+      </w:pPr>
+      <w:r>
+        <w:rPr>
+          <w:b w:val="0"/>
+        </w:rPr>
+        <w:t>Drafts stay in this browser when storage is available; clear drafts on a shared device.</w:t>
+      </w:r>
+    </w:p>
+    <w:p>
+      <w:pPr>
+        <w:pStyle w:val="Heading2"/>
+      </w:pPr>
+      <w:r>
+        <w:t>Earlier wording, alternatives and picture transcripts · reference / check after trying</w:t>
       </w:r>
     </w:p>
     <w:p>
@@ -4072,92 +5506,10 @@
     </w:p>
     <w:p>
       <w:pPr>
-        <w:spacing w:line="336" w:lineRule="auto" w:after="180"/>
-      </w:pPr>
-      <w:r>
-        <w:rPr>
-          <w:b w:val="0"/>
-        </w:rPr>
-        <w:t>Keep positive-class probability separate from confidence in the chosen label.</w:t>
-      </w:r>
-    </w:p>
-    <w:p>
-      <w:pPr>
         <w:pStyle w:val="Heading3"/>
       </w:pPr>
       <w:r>
-        <w:t>Practice 1: explain the deciding evidence</w:t>
-      </w:r>
-    </w:p>
-    <w:p>
-      <w:pPr>
-        <w:spacing w:line="336" w:lineRule="auto" w:after="180"/>
-      </w:pPr>
-      <w:r>
-        <w:rPr>
-          <w:b w:val="0"/>
-        </w:rPr>
-        <w:t xml:space="preserve">Which labelled step matches this detail? Accept confidence&gt;=0.8: A and C; accuracy 1/2 and </w:t>
-      </w:r>
-      <w:r>
-        <w:rPr>
-          <w:b/>
-        </w:rPr>
-        <w:t>coverage</w:t>
-      </w:r>
-      <w:r>
-        <w:rPr>
-          <w:b w:val="0"/>
-        </w:rPr>
-        <w:t xml:space="preserve"> 2/3.</w:t>
-      </w:r>
-    </w:p>
-    <w:p>
-      <w:pPr>
-        <w:spacing w:line="336" w:lineRule="auto" w:after="180"/>
-        <w:shd w:fill="F4F9FC"/>
-      </w:pPr>
-      <w:r>
-        <w:rPr>
-          <w:b w:val="0"/>
-        </w:rPr>
-        <w:t>1. Selected-label confidence</w:t>
-      </w:r>
-    </w:p>
-    <w:p>
-      <w:pPr>
-        <w:spacing w:line="336" w:lineRule="auto" w:after="180"/>
-        <w:shd w:fill="F4F9FC"/>
-      </w:pPr>
-      <w:r>
-        <w:rPr>
-          <w:b w:val="0"/>
-        </w:rPr>
-        <w:t>2. Selective review</w:t>
-      </w:r>
-    </w:p>
-    <w:p>
-      <w:pPr>
-        <w:spacing w:line="336" w:lineRule="auto" w:after="180"/>
-        <w:shd w:fill="F4F9FC"/>
-      </w:pPr>
-      <w:r>
-        <w:rPr>
-          <w:b w:val="0"/>
-        </w:rPr>
-        <w:t xml:space="preserve">3. </w:t>
-      </w:r>
-      <w:r>
-        <w:rPr>
-          <w:b/>
-        </w:rPr>
-        <w:t>Prediction</w:t>
-      </w:r>
-      <w:r>
-        <w:rPr>
-          <w:b w:val="0"/>
-        </w:rPr>
-        <w:t>s</w:t>
+        <w:t>Repair a missing building block</w:t>
       </w:r>
     </w:p>
     <w:p>
@@ -4165,32 +5517,7 @@
         <w:pStyle w:val="Heading3"/>
       </w:pPr>
       <w:r>
-        <w:t>My selected conclusion, deciding fact and explanation</w:t>
-      </w:r>
-    </w:p>
-    <w:p>
-      <w:r>
-        <w:t>________________________________________________________________</w:t>
-      </w:r>
-    </w:p>
-    <w:p>
-      <w:r>
-        <w:t>________________________________________________________________</w:t>
-      </w:r>
-    </w:p>
-    <w:p>
-      <w:r>
-        <w:t>________________________________________________________________</w:t>
-      </w:r>
-    </w:p>
-    <w:p>
-      <w:r>
-        <w:t>________________________________________________________________</w:t>
-      </w:r>
-    </w:p>
-    <w:p>
-      <w:r>
-        <w:t>________________________________________________________________</w:t>
+        <w:t>Predict, run and debug</w:t>
       </w:r>
     </w:p>
     <w:p>
@@ -4198,544 +5525,25 @@
         <w:pStyle w:val="Heading3"/>
       </w:pPr>
       <w:r>
-        <w:t>Hint · try first</w:t>
-      </w:r>
-    </w:p>
-    <w:p>
-      <w:pPr>
-        <w:spacing w:line="336" w:lineRule="auto" w:after="180"/>
-        <w:shd w:fill="F1F6F8"/>
-      </w:pPr>
-      <w:r>
-        <w:rPr>
-          <w:b w:val="0"/>
-        </w:rPr>
-        <w:t>Hint if needed: Read the steps in the pictorial case. Match the supplied detail to the stage that performs or records it.</w:t>
-      </w:r>
-    </w:p>
-    <w:p>
-      <w:pPr>
-        <w:pStyle w:val="Heading3"/>
-      </w:pPr>
-      <w:r>
-        <w:t>Feedback · compare after trying</w:t>
-      </w:r>
-    </w:p>
-    <w:p>
-      <w:pPr>
-        <w:spacing w:line="336" w:lineRule="auto" w:after="180"/>
-        <w:shd w:fill="F1F6FC"/>
-      </w:pPr>
-      <w:r>
-        <w:rPr>
-          <w:b w:val="0"/>
-        </w:rPr>
-        <w:t xml:space="preserve">After your attempt, compare with the supported explanation: Selective review Accept confidence&gt;=0.8: A and C; accuracy 1/2 and </w:t>
-      </w:r>
-      <w:r>
-        <w:rPr>
-          <w:b/>
-        </w:rPr>
-        <w:t>coverage</w:t>
-      </w:r>
-      <w:r>
-        <w:rPr>
-          <w:b w:val="0"/>
-        </w:rPr>
-        <w:t xml:space="preserve"> 2/3.</w:t>
-      </w:r>
-    </w:p>
-    <w:p>
-      <w:pPr>
-        <w:spacing w:line="336" w:lineRule="auto" w:after="180"/>
-        <w:shd w:fill="F1F6FC"/>
-      </w:pPr>
-      <w:r>
-        <w:rPr>
-          <w:b w:val="0"/>
-        </w:rPr>
-        <w:t>Positive-class probability and confidence in the chosen label differ when the predicted class is zero. For C, a class-one probability of 0.2 gives class-zero confidence 0.8 under this toy rule.</w:t>
-      </w:r>
-    </w:p>
-    <w:p>
-      <w:pPr>
-        <w:spacing w:line="336" w:lineRule="auto" w:after="180"/>
-        <w:shd w:fill="F1F6FC"/>
-      </w:pPr>
-      <w:r>
-        <w:rPr>
-          <w:b w:val="0"/>
-        </w:rPr>
-        <w:t xml:space="preserve">Selective accuracy counts only accepted cases; </w:t>
-      </w:r>
-      <w:r>
-        <w:rPr>
-          <w:b/>
-        </w:rPr>
-        <w:t>coverage</w:t>
-      </w:r>
-      <w:r>
-        <w:rPr>
-          <w:b w:val="0"/>
-        </w:rPr>
-        <w:t xml:space="preserve"> counts how many were accepted. A stricter cutoff can retain a confidently wrong case and lower accuracy on this supplied set.</w:t>
-      </w:r>
-    </w:p>
-    <w:p>
-      <w:pPr>
-        <w:pStyle w:val="Heading3"/>
-      </w:pPr>
-      <w:r>
-        <w:t>Practice 2: explain the deciding evidence</w:t>
-      </w:r>
-    </w:p>
-    <w:p>
-      <w:pPr>
-        <w:pStyle w:val="Heading3"/>
-      </w:pPr>
-      <w:r>
-        <w:t>Changed case · predict first</w:t>
-      </w:r>
-    </w:p>
-    <w:p>
-      <w:pPr>
-        <w:spacing w:line="336" w:lineRule="auto" w:after="180"/>
-        <w:shd w:fill="F5F1FB"/>
-      </w:pPr>
-      <w:r>
-        <w:rPr>
-          <w:b w:val="0"/>
-        </w:rPr>
-        <w:t>Changed-case practice: Raise the acceptance cutoff to 0.85. Which conclusion is supported by the supplied facts?</w:t>
-      </w:r>
-    </w:p>
-    <w:p>
-      <w:pPr>
-        <w:spacing w:line="336" w:lineRule="auto" w:after="180"/>
-        <w:shd w:fill="F4F9FC"/>
-      </w:pPr>
-      <w:r>
-        <w:rPr>
-          <w:b w:val="0"/>
-        </w:rPr>
-        <w:t xml:space="preserve">1. This one example guarantees correct results for every future </w:t>
-      </w:r>
-      <w:r>
-        <w:rPr>
-          <w:b/>
-        </w:rPr>
-        <w:t>input</w:t>
-      </w:r>
-      <w:r>
-        <w:rPr>
-          <w:b w:val="0"/>
-        </w:rPr>
-        <w:t>.</w:t>
-      </w:r>
-    </w:p>
-    <w:p>
-      <w:pPr>
-        <w:spacing w:line="336" w:lineRule="auto" w:after="180"/>
-        <w:shd w:fill="F4F9FC"/>
-      </w:pPr>
-      <w:r>
-        <w:rPr>
-          <w:b w:val="0"/>
-        </w:rPr>
-        <w:t xml:space="preserve">2. We can decide the result without examining the changed </w:t>
-      </w:r>
-      <w:r>
-        <w:rPr>
-          <w:b/>
-        </w:rPr>
-        <w:t>input</w:t>
-      </w:r>
-      <w:r>
-        <w:rPr>
-          <w:b w:val="0"/>
-        </w:rPr>
-        <w:t xml:space="preserve"> or the procedure.</w:t>
-      </w:r>
-    </w:p>
-    <w:p>
-      <w:pPr>
-        <w:spacing w:line="336" w:lineRule="auto" w:after="180"/>
-        <w:shd w:fill="F4F9FC"/>
-      </w:pPr>
-      <w:r>
-        <w:rPr>
-          <w:b w:val="0"/>
-        </w:rPr>
-        <w:t xml:space="preserve">3. Only A is accepted: accuracy 0/1, </w:t>
-      </w:r>
-      <w:r>
-        <w:rPr>
-          <w:b/>
-        </w:rPr>
-        <w:t>coverage</w:t>
-      </w:r>
-      <w:r>
-        <w:rPr>
-          <w:b w:val="0"/>
-        </w:rPr>
-        <w:t xml:space="preserve"> 1/3.</w:t>
-      </w:r>
-    </w:p>
-    <w:p>
-      <w:pPr>
-        <w:pStyle w:val="Heading3"/>
-      </w:pPr>
-      <w:r>
-        <w:t>My selected conclusion, deciding fact and explanation</w:t>
-      </w:r>
-    </w:p>
-    <w:p>
-      <w:r>
-        <w:t>________________________________________________________________</w:t>
-      </w:r>
-    </w:p>
-    <w:p>
-      <w:r>
-        <w:t>________________________________________________________________</w:t>
-      </w:r>
-    </w:p>
-    <w:p>
-      <w:r>
-        <w:t>________________________________________________________________</w:t>
-      </w:r>
-    </w:p>
-    <w:p>
-      <w:r>
-        <w:t>________________________________________________________________</w:t>
-      </w:r>
-    </w:p>
-    <w:p>
-      <w:r>
-        <w:t>________________________________________________________________</w:t>
-      </w:r>
-    </w:p>
-    <w:p>
-      <w:pPr>
-        <w:pStyle w:val="Heading3"/>
-      </w:pPr>
-      <w:r>
-        <w:t>Hint · try first</w:t>
-      </w:r>
-    </w:p>
-    <w:p>
-      <w:pPr>
-        <w:spacing w:line="336" w:lineRule="auto" w:after="180"/>
-        <w:shd w:fill="F1F6F8"/>
-      </w:pPr>
-      <w:r>
-        <w:rPr>
-          <w:b w:val="0"/>
-        </w:rPr>
-        <w:t>Hint if needed: Use the changed condition and the deciding step in the pictorial trace. The answer must say what follows from those facts.</w:t>
-      </w:r>
-    </w:p>
-    <w:p>
-      <w:pPr>
-        <w:pStyle w:val="Heading3"/>
-      </w:pPr>
-      <w:r>
-        <w:t>Feedback · compare after trying</w:t>
-      </w:r>
-    </w:p>
-    <w:p>
-      <w:pPr>
-        <w:spacing w:line="336" w:lineRule="auto" w:after="180"/>
-        <w:shd w:fill="F1F6FC"/>
-      </w:pPr>
-      <w:r>
-        <w:rPr>
-          <w:b w:val="0"/>
-        </w:rPr>
-        <w:t xml:space="preserve">After your attempt, compare with the supported explanation: Only A is accepted: accuracy 0/1, </w:t>
-      </w:r>
-      <w:r>
-        <w:rPr>
-          <w:b/>
-        </w:rPr>
-        <w:t>coverage</w:t>
-      </w:r>
-      <w:r>
-        <w:rPr>
-          <w:b w:val="0"/>
-        </w:rPr>
-        <w:t xml:space="preserve"> 1/3. The most confident supplied case is wrong; a stricter cutoff is not guaranteed to improve this set’s accuracy.</w:t>
-      </w:r>
-    </w:p>
-    <w:p>
-      <w:pPr>
-        <w:pStyle w:val="Heading3"/>
-      </w:pPr>
-      <w:r>
-        <w:t>Repair a missing building block</w:t>
-      </w:r>
-    </w:p>
-    <w:p>
-      <w:pPr>
-        <w:spacing w:line="336" w:lineRule="auto" w:after="180"/>
-      </w:pPr>
-      <w:r>
-        <w:rPr>
-          <w:b w:val="0"/>
-        </w:rPr>
-        <w:t xml:space="preserve">Review Transfer learning (ai-5/28). Goal: Trace a reused feature extractor and a newly fitted </w:t>
-      </w:r>
-      <w:r>
-        <w:rPr>
-          <w:b/>
-        </w:rPr>
-        <w:t>output</w:t>
-      </w:r>
-      <w:r>
-        <w:rPr>
-          <w:b w:val="0"/>
-        </w:rPr>
-        <w:t xml:space="preserve"> head. Short practice: Which part was trained for the new task?</w:t>
-      </w:r>
-    </w:p>
-    <w:p>
-      <w:pPr>
-        <w:spacing w:line="336" w:lineRule="auto" w:after="180"/>
-      </w:pPr>
-      <w:r>
-        <w:rPr>
-          <w:b w:val="0"/>
-        </w:rPr>
-        <w:t xml:space="preserve">Point to the relevant step in the picture, then write the changed result and the rule or </w:t>
-      </w:r>
-      <w:r>
-        <w:rPr>
-          <w:b/>
-        </w:rPr>
-        <w:t>evidence</w:t>
-      </w:r>
-      <w:r>
-        <w:rPr>
-          <w:b w:val="0"/>
-        </w:rPr>
-        <w:t xml:space="preserve"> that supports it.. Return to this week and explain what you changed.</w:t>
-      </w:r>
-    </w:p>
-    <w:p>
-      <w:pPr>
-        <w:spacing w:line="336" w:lineRule="auto" w:after="180"/>
-      </w:pPr>
-      <w:r>
-        <w:rPr>
-          <w:b w:val="0"/>
-        </w:rPr>
-        <w:t>Review Embeddings and neighbourhoods (ai-5/26). Goal: Look up a vector using a token ID and preserve sequence shape. Short practice: What would justify claiming nearby vectors mean related topics?</w:t>
-      </w:r>
-    </w:p>
-    <w:p>
-      <w:pPr>
-        <w:spacing w:line="336" w:lineRule="auto" w:after="180"/>
-      </w:pPr>
-      <w:r>
-        <w:rPr>
-          <w:b w:val="0"/>
-        </w:rPr>
-        <w:t xml:space="preserve">Point to the relevant step in the picture, then write the changed result and the rule or </w:t>
-      </w:r>
-      <w:r>
-        <w:rPr>
-          <w:b/>
-        </w:rPr>
-        <w:t>evidence</w:t>
-      </w:r>
-      <w:r>
-        <w:rPr>
-          <w:b w:val="0"/>
-        </w:rPr>
-        <w:t xml:space="preserve"> that supports it.. Return to this week and explain what you changed.</w:t>
-      </w:r>
-    </w:p>
-    <w:p>
-      <w:pPr>
-        <w:spacing w:line="336" w:lineRule="auto" w:after="180"/>
-      </w:pPr>
-      <w:r>
-        <w:rPr>
-          <w:b w:val="0"/>
-        </w:rPr>
-        <w:t xml:space="preserve">Review </w:t>
-      </w:r>
-      <w:r>
-        <w:rPr>
-          <w:b/>
-        </w:rPr>
-        <w:t>Training</w:t>
-      </w:r>
-      <w:r>
-        <w:rPr>
-          <w:b w:val="0"/>
-        </w:rPr>
-        <w:t xml:space="preserve"> a small image model (ai-5/23). Goal: Trace a complete image model with fixed features and one trained weight. Short practice: Does lower </w:t>
-      </w:r>
-      <w:r>
-        <w:rPr>
-          <w:b/>
-        </w:rPr>
-        <w:t>training</w:t>
-      </w:r>
-      <w:r>
-        <w:rPr>
-          <w:b w:val="0"/>
-        </w:rPr>
-        <w:t xml:space="preserve"> loss alone establish that four updates generalise better?</w:t>
-      </w:r>
-    </w:p>
-    <w:p>
-      <w:pPr>
-        <w:spacing w:line="336" w:lineRule="auto" w:after="180"/>
-      </w:pPr>
-      <w:r>
-        <w:rPr>
-          <w:b w:val="0"/>
-        </w:rPr>
-        <w:t xml:space="preserve">Point to the relevant step in the picture, then write the changed result and the rule or </w:t>
-      </w:r>
-      <w:r>
-        <w:rPr>
-          <w:b/>
-        </w:rPr>
-        <w:t>evidence</w:t>
-      </w:r>
-      <w:r>
-        <w:rPr>
-          <w:b w:val="0"/>
-        </w:rPr>
-        <w:t xml:space="preserve"> that supports it.. Return to this week and explain what you changed.</w:t>
-      </w:r>
-    </w:p>
-    <w:p>
-      <w:pPr>
-        <w:pStyle w:val="Heading3"/>
-      </w:pPr>
-      <w:r>
-        <w:t>Predict, run and debug</w:t>
-      </w:r>
-    </w:p>
-    <w:p>
-      <w:pPr>
-        <w:spacing w:line="336" w:lineRule="auto" w:after="180"/>
-      </w:pPr>
-      <w:r>
-        <w:rPr>
-          <w:b w:val="0"/>
-        </w:rPr>
-        <w:t xml:space="preserve">The browser lab lets you edit the supported Python examples already included in this lesson. Predict first, run, inspect the actual </w:t>
-      </w:r>
-      <w:r>
-        <w:rPr>
-          <w:b/>
-        </w:rPr>
-        <w:t>output</w:t>
-      </w:r>
-      <w:r>
-        <w:rPr>
-          <w:b w:val="0"/>
-        </w:rPr>
-        <w:t xml:space="preserve"> or error, change one </w:t>
-      </w:r>
-      <w:r>
-        <w:rPr>
-          <w:b/>
-        </w:rPr>
-        <w:t>input</w:t>
-      </w:r>
-      <w:r>
-        <w:rPr>
-          <w:b w:val="0"/>
-        </w:rPr>
-        <w:t>, then run again.</w:t>
-      </w:r>
-    </w:p>
-    <w:p>
-      <w:pPr>
-        <w:spacing w:line="336" w:lineRule="auto" w:after="180"/>
-      </w:pPr>
-      <w:r>
-        <w:rPr>
-          <w:b w:val="0"/>
-        </w:rPr>
-        <w:t xml:space="preserve">Keep code, </w:t>
-      </w:r>
-      <w:r>
-        <w:rPr>
-          <w:b/>
-        </w:rPr>
-        <w:t>prediction</w:t>
-      </w:r>
-      <w:r>
-        <w:rPr>
-          <w:b w:val="0"/>
-        </w:rPr>
-        <w:t>s, actual results and a reasoned revision together. On paper, label your result as a trace rather than an execution.</w:t>
-      </w:r>
-    </w:p>
-    <w:p>
-      <w:pPr>
-        <w:pStyle w:val="Heading3"/>
-      </w:pPr>
-      <w:r>
         <w:t>Keep your completed work</w:t>
       </w:r>
     </w:p>
     <w:p>
       <w:pPr>
-        <w:spacing w:line="336" w:lineRule="auto" w:after="180"/>
-      </w:pPr>
-      <w:r>
-        <w:rPr>
-          <w:b w:val="0"/>
-        </w:rPr>
-        <w:t xml:space="preserve">Use Download completed work in the hosted lesson to export your answers, reflections, practice feedback and code-run </w:t>
-      </w:r>
-      <w:r>
-        <w:rPr>
-          <w:b/>
-        </w:rPr>
-        <w:t>evidence</w:t>
-      </w:r>
-      <w:r>
-        <w:rPr>
-          <w:b w:val="0"/>
-        </w:rPr>
-        <w:t>. Open the HTML copy to read or print it.</w:t>
-      </w:r>
-    </w:p>
-    <w:p>
-      <w:pPr>
-        <w:spacing w:line="336" w:lineRule="auto" w:after="180"/>
-      </w:pPr>
-      <w:r>
-        <w:rPr>
-          <w:b w:val="0"/>
-        </w:rPr>
-        <w:t>Drafts stay in this browser when storage is available; clear drafts on a shared device.</w:t>
-      </w:r>
-    </w:p>
-    <w:p>
-      <w:pPr>
         <w:pStyle w:val="Heading1"/>
       </w:pPr>
       <w:r>
-        <w:t>18. Visual concept journey</w:t>
-      </w:r>
-    </w:p>
-    <w:p>
-      <w:r>
-        <w:t>Explain each Uncertainty and failure analysis graphic using its labels, deciding evidence and relevant limitation.</w:t>
-      </w:r>
-    </w:p>
-    <w:p>
-      <w:pPr>
-        <w:pStyle w:val="Heading3"/>
+        <w:t>18. Reference · Six-picture concept journey</w:t>
+      </w:r>
+    </w:p>
+    <w:p>
+      <w:r>
+        <w:t>Choose the picture that supports the current explanation.</w:t>
+      </w:r>
+    </w:p>
+    <w:p>
+      <w:pPr>
+        <w:pStyle w:val="Heading2"/>
       </w:pPr>
       <w:r>
         <w:t>01. Uncertainty and failure analysis: the case</w:t>
@@ -4746,7 +5554,7 @@
         <w:drawing>
           <wp:inline xmlns:a="http://schemas.openxmlformats.org/drawingml/2006/main" xmlns:pic="http://schemas.openxmlformats.org/drawingml/2006/picture">
             <wp:extent cx="5486400" cy="3142488"/>
-            <wp:docPr id="3" name="Picture 3" descr="Keep positive-class probability separate from confidence in the chosen label. Supplied facts: Supplied p(class 1): A: 0.9 reference 0; B: 0.6 reference 1; C: 0.2 reference 0. Predict class 1 at p&gt;=0.5; confidence=max(p, 1-p). All inputs and outcomes in this worked example are invented classroom data; no real model run is claimed."/>
+            <wp:docPr id="5" name="Picture 5" descr="Keep positive-class probability separate from confidence in the chosen label. Supplied facts: Supplied p(class 1): A: 0.9 reference 0; B: 0.6 reference 1; C: 0.2 reference 0. Predict class 1 at p&gt;=0.5; confidence=max(p, 1-p). All inputs and outcomes in this worked example are invented classroom data; no real model run is claimed."/>
             <wp:cNvGraphicFramePr>
               <a:graphicFrameLocks noChangeAspect="1"/>
             </wp:cNvGraphicFramePr>
@@ -4758,7 +5566,7 @@
                     <pic:cNvPicPr/>
                   </pic:nvPicPr>
                   <pic:blipFill>
-                    <a:blip r:embed="rId11"/>
+                    <a:blip r:embed="rId13"/>
                     <a:stretch>
                       <a:fillRect/>
                     </a:stretch>
@@ -4814,7 +5622,6 @@
     <w:p>
       <w:pPr>
         <w:spacing w:line="336" w:lineRule="auto" w:after="180"/>
-        <w:shd w:fill="F5F1FB"/>
       </w:pPr>
       <w:r>
         <w:rPr>
@@ -4825,7 +5632,7 @@
     </w:p>
     <w:p>
       <w:pPr>
-        <w:pStyle w:val="Heading3"/>
+        <w:pStyle w:val="Heading2"/>
       </w:pPr>
       <w:r>
         <w:t>02. Follow the deciding steps</w:t>
@@ -4836,7 +5643,7 @@
         <w:drawing>
           <wp:inline xmlns:a="http://schemas.openxmlformats.org/drawingml/2006/main" xmlns:pic="http://schemas.openxmlformats.org/drawingml/2006/picture">
             <wp:extent cx="5486400" cy="3182112"/>
-            <wp:docPr id="4" name="Picture 4" descr="Predictions: A predicts 1 wrong; B predicts 1 correct; C predicts 0 correct. → Selected-label confidence: Confidences are 0.9, 0.6, 0.8. C’s confidence is 0.8 despite p(class 1)=0.2. → Selective review: Accept confidence&gt;=0.8: A and C; accuracy 1/2 and coverage 2/3."/>
+            <wp:docPr id="6" name="Picture 6" descr="Predictions: A predicts 1 wrong; B predicts 1 correct; C predicts 0 correct. → Selected-label confidence: Confidences are 0.9, 0.6, 0.8. C’s confidence is 0.8 despite p(class 1)=0.2. → Selective review: Accept confidence&gt;=0.8: A and C; accuracy 1/2 and coverage 2/3."/>
             <wp:cNvGraphicFramePr>
               <a:graphicFrameLocks noChangeAspect="1"/>
             </wp:cNvGraphicFramePr>
@@ -4848,7 +5655,7 @@
                     <pic:cNvPicPr/>
                   </pic:nvPicPr>
                   <pic:blipFill>
-                    <a:blip r:embed="rId12"/>
+                    <a:blip r:embed="rId9"/>
                     <a:stretch>
                       <a:fillRect/>
                     </a:stretch>
@@ -4910,7 +5717,6 @@
     <w:p>
       <w:pPr>
         <w:spacing w:line="336" w:lineRule="auto" w:after="180"/>
-        <w:shd w:fill="F5F1FB"/>
       </w:pPr>
       <w:r>
         <w:rPr>
@@ -4933,7 +5739,7 @@
     </w:p>
     <w:p>
       <w:pPr>
-        <w:pStyle w:val="Heading3"/>
+        <w:pStyle w:val="Heading2"/>
       </w:pPr>
       <w:r>
         <w:t>03. Positive probability is not always chosen-label confidence</w:t>
@@ -4944,7 +5750,7 @@
         <w:drawing>
           <wp:inline xmlns:a="http://schemas.openxmlformats.org/drawingml/2006/main" xmlns:pic="http://schemas.openxmlformats.org/drawingml/2006/picture">
             <wp:extent cx="5486400" cy="3617976"/>
-            <wp:docPr id="5" name="Picture 5" descr="Positive probability is not always chosen-label confidence. A: p(class 1) = 0.9, prediction = 1, confidence = 0.9, reference = 0. B: p(class 1) = 0.6, prediction = 1, confidence = 0.6, reference = 1. C: p(class 1) = 0.2, prediction = 0, confidence = 0.8, reference = 0."/>
+            <wp:docPr id="7" name="Picture 7" descr="Positive probability is not always chosen-label confidence. A: p(class 1) = 0.9, prediction = 1, confidence = 0.9, reference = 0. B: p(class 1) = 0.6, prediction = 1, confidence = 0.6, reference = 1. C: p(class 1) = 0.2, prediction = 0, confidence = 0.8, reference = 0."/>
             <wp:cNvGraphicFramePr>
               <a:graphicFrameLocks noChangeAspect="1"/>
             </wp:cNvGraphicFramePr>
@@ -4956,7 +5762,7 @@
                     <pic:cNvPicPr/>
                   </pic:nvPicPr>
                   <pic:blipFill>
-                    <a:blip r:embed="rId13"/>
+                    <a:blip r:embed="rId14"/>
                     <a:stretch>
                       <a:fillRect/>
                     </a:stretch>
@@ -5036,7 +5842,6 @@
     <w:p>
       <w:pPr>
         <w:spacing w:line="336" w:lineRule="auto" w:after="180"/>
-        <w:shd w:fill="F5F1FB"/>
       </w:pPr>
       <w:r>
         <w:rPr>
@@ -5047,7 +5852,7 @@
     </w:p>
     <w:p>
       <w:pPr>
-        <w:pStyle w:val="Heading3"/>
+        <w:pStyle w:val="Heading2"/>
       </w:pPr>
       <w:r>
         <w:t>04. Change one thing. Trace what follows.</w:t>
@@ -5058,7 +5863,7 @@
         <w:drawing>
           <wp:inline xmlns:a="http://schemas.openxmlformats.org/drawingml/2006/main" xmlns:pic="http://schemas.openxmlformats.org/drawingml/2006/picture">
             <wp:extent cx="5486400" cy="3179064"/>
-            <wp:docPr id="6" name="Picture 6" descr="Original case: Accept confidence&gt;=0.8: A and C; accuracy 1/2 and coverage 2/3. Changed condition: Raise the acceptance cutoff to 0.85. Expected result: Only A is accepted: accuracy 0/1, coverage 1/3. Reason: The most confident supplied case is wrong; a stricter cutoff is not guaranteed to improve this set’s accuracy."/>
+            <wp:docPr id="8" name="Picture 8" descr="Original case: Accept confidence&gt;=0.8: A and C; accuracy 1/2 and coverage 2/3. Changed condition: Raise the acceptance cutoff to 0.85. Expected result: Only A is accepted: accuracy 0/1, coverage 1/3. Reason: The most confident supplied case is wrong; a stricter cutoff is not guaranteed to improve this set’s accuracy."/>
             <wp:cNvGraphicFramePr>
               <a:graphicFrameLocks noChangeAspect="1"/>
             </wp:cNvGraphicFramePr>
@@ -5070,7 +5875,7 @@
                     <pic:cNvPicPr/>
                   </pic:nvPicPr>
                   <pic:blipFill>
-                    <a:blip r:embed="rId14"/>
+                    <a:blip r:embed="rId10"/>
                     <a:stretch>
                       <a:fillRect/>
                     </a:stretch>
@@ -5138,7 +5943,6 @@
     <w:p>
       <w:pPr>
         <w:spacing w:line="336" w:lineRule="auto" w:after="180"/>
-        <w:shd w:fill="F5F1FB"/>
       </w:pPr>
       <w:r>
         <w:rPr>
@@ -5149,7 +5953,7 @@
     </w:p>
     <w:p>
       <w:pPr>
-        <w:pStyle w:val="Heading3"/>
+        <w:pStyle w:val="Heading2"/>
       </w:pPr>
       <w:r>
         <w:t>05. Connect the explanation to its limit</w:t>
@@ -5160,7 +5964,7 @@
         <w:drawing>
           <wp:inline xmlns:a="http://schemas.openxmlformats.org/drawingml/2006/main" xmlns:pic="http://schemas.openxmlformats.org/drawingml/2006/picture">
             <wp:extent cx="5486400" cy="2834640"/>
-            <wp:docPr id="7" name="Picture 7" descr="Positive-class probability and confidence in the chosen label differ when the predicted class is zero. For C, a class-one probability of 0.2 gives class-zero confidence 0.8 under this toy rule. Selective accuracy counts only accepted cases; coverage counts how many were accepted. A stricter cutoff can retain a confidently wrong case and lower accuracy on this supplied set. Limit: Supplied scores are not proven calibrated. Review policies need representative held-out evidence and clear handling of rejected cases."/>
+            <wp:docPr id="9" name="Picture 9" descr="Positive-class probability and confidence in the chosen label differ when the predicted class is zero. For C, a class-one probability of 0.2 gives class-zero confidence 0.8 under this toy rule. Selective accuracy counts only accepted cases; coverage counts how many were accepted. A stricter cutoff can retain a confidently wrong case and lower accuracy on this supplied set. Limit: Supplied scores are not proven calibrated. Review policies need representative held-out evidence and clear handling of rejected cases."/>
             <wp:cNvGraphicFramePr>
               <a:graphicFrameLocks noChangeAspect="1"/>
             </wp:cNvGraphicFramePr>
@@ -5251,7 +6055,6 @@
     <w:p>
       <w:pPr>
         <w:spacing w:line="336" w:lineRule="auto" w:after="180"/>
-        <w:shd w:fill="F5F1FB"/>
       </w:pPr>
       <w:r>
         <w:rPr>
@@ -5262,7 +6065,7 @@
     </w:p>
     <w:p>
       <w:pPr>
-        <w:pStyle w:val="Heading3"/>
+        <w:pStyle w:val="Heading2"/>
       </w:pPr>
       <w:r>
         <w:t>06. Make the idea visible in your project</w:t>
@@ -5273,7 +6076,7 @@
         <w:drawing>
           <wp:inline xmlns:a="http://schemas.openxmlformats.org/drawingml/2006/main" xmlns:pic="http://schemas.openxmlformats.org/drawingml/2006/picture">
             <wp:extent cx="5486400" cy="3681984"/>
-            <wp:docPr id="8" name="Picture 8" descr="For your Image-pattern Network Investigation, save the input, procedure, observed result and limitation of this check. Label this worked example as practice; use a different, previously unreviewed case when checking independent understanding. Draw your input, deciding step, result and limit. Supported question: What is C’s positive-class probability and chosen-label confidence? Point to the relevant step in the picture, then write the changed result and the rule or evidence that supports it."/>
+            <wp:docPr id="10" name="Picture 10" descr="For your Image-pattern Network Investigation, save the input, procedure, observed result and limitation of this check. Label this worked example as practice; use a different, previously unreviewed case when checking independent understanding. Draw your input, deciding step, result and limit. Supported question: What is C’s positive-class probability and chosen-label confidence? Point to the relevant step in the picture, then write the changed result and the rule or evidence that supports it."/>
             <wp:cNvGraphicFramePr>
               <a:graphicFrameLocks noChangeAspect="1"/>
             </wp:cNvGraphicFramePr>
@@ -5376,7 +6179,6 @@
     <w:p>
       <w:pPr>
         <w:spacing w:line="336" w:lineRule="auto" w:after="180"/>
-        <w:shd w:fill="F5F1FB"/>
       </w:pPr>
       <w:r>
         <w:rPr>
@@ -5395,6 +6197,62 @@
           <w:b w:val="0"/>
         </w:rPr>
         <w:t>.</w:t>
+      </w:r>
+    </w:p>
+    <w:p>
+      <w:pPr>
+        <w:pStyle w:val="Heading2"/>
+      </w:pPr>
+      <w:r>
+        <w:t>Earlier wording, alternatives and picture transcripts · reference / check after trying</w:t>
+      </w:r>
+    </w:p>
+    <w:p>
+      <w:pPr>
+        <w:pStyle w:val="Heading3"/>
+      </w:pPr>
+      <w:r>
+        <w:t>01. Uncertainty and failure analysis: the case</w:t>
+      </w:r>
+    </w:p>
+    <w:p>
+      <w:pPr>
+        <w:pStyle w:val="Heading3"/>
+      </w:pPr>
+      <w:r>
+        <w:t>02. Follow the deciding steps</w:t>
+      </w:r>
+    </w:p>
+    <w:p>
+      <w:pPr>
+        <w:pStyle w:val="Heading3"/>
+      </w:pPr>
+      <w:r>
+        <w:t>03. Positive probability is not always chosen-label confidence</w:t>
+      </w:r>
+    </w:p>
+    <w:p>
+      <w:pPr>
+        <w:pStyle w:val="Heading3"/>
+      </w:pPr>
+      <w:r>
+        <w:t>04. Change one thing. Trace what follows.</w:t>
+      </w:r>
+    </w:p>
+    <w:p>
+      <w:pPr>
+        <w:pStyle w:val="Heading3"/>
+      </w:pPr>
+      <w:r>
+        <w:t>05. Connect the explanation to its limit</w:t>
+      </w:r>
+    </w:p>
+    <w:p>
+      <w:pPr>
+        <w:pStyle w:val="Heading3"/>
+      </w:pPr>
+      <w:r>
+        <w:t>06. Make the idea visible in your project</w:t>
       </w:r>
     </w:p>
     <w:sectPr>
